--- a/05-数字电路/03-单片机及嵌入式接口/USB接口电路/USB接口电路.docx
+++ b/05-数字电路/03-单片机及嵌入式接口/USB接口电路/USB接口电路.docx
@@ -2142,6 +2142,20 @@
     </w:p>
     <w:bookmarkEnd w:id="26"/>
     <w:bookmarkEnd w:id="27"/>
+    <w:p>
+      <w:pPr>
+        <w:spacing w:before="360"/>
+        <w:jc w:val="center"/>
+      </w:pPr>
+      <w:r>
+        <w:rPr>
+          <w:rFonts w:ascii="Times New Roman" w:hAnsi="Times New Roman"/>
+          <w:color w:val="555555"/>
+          <w:sz w:val="21"/>
+        </w:rPr>
+        <w:t>材料收集者：杜文杰</w:t>
+      </w:r>
+    </w:p>
     <w:sectPr>
       <w:headerReference r:id="rId9" w:type="default"/>
       <w:footerReference r:id="rId10" w:type="default"/>

--- a/05-数字电路/03-单片机及嵌入式接口/USB接口电路/USB接口电路.docx
+++ b/05-数字电路/03-单片机及嵌入式接口/USB接口电路/USB接口电路.docx
@@ -1,6 +1,6 @@
 
 <file path=word/document.xml><?xml version="1.0" encoding="utf-8"?>
-<w:document xmlns:w="http://schemas.openxmlformats.org/wordprocessingml/2006/main" xmlns:m="http://schemas.openxmlformats.org/officeDocument/2006/math" xmlns:r="http://schemas.openxmlformats.org/officeDocument/2006/relationships" xmlns:o="urn:schemas-microsoft-com:office:office" xmlns:v="urn:schemas-microsoft-com:vml" xmlns:w10="urn:schemas-microsoft-com:office:word" xmlns:a="http://schemas.openxmlformats.org/drawingml/2006/main" xmlns:pic="http://schemas.openxmlformats.org/drawingml/2006/picture" xmlns:wp="http://schemas.openxmlformats.org/drawingml/2006/wordprocessingDrawing">
+<w:document xmlns:m="http://schemas.openxmlformats.org/officeDocument/2006/math" xmlns:r="http://schemas.openxmlformats.org/officeDocument/2006/relationships" xmlns:w="http://schemas.openxmlformats.org/wordprocessingml/2006/main" xmlns:o="urn:schemas-microsoft-com:office:office" xmlns:v="urn:schemas-microsoft-com:vml" xmlns:w10="urn:schemas-microsoft-com:office:word" xmlns:a="http://schemas.openxmlformats.org/drawingml/2006/main" xmlns:pic="http://schemas.openxmlformats.org/drawingml/2006/picture" xmlns:wp="http://schemas.openxmlformats.org/drawingml/2006/wordprocessingDrawing">
   <w:body>
     <w:bookmarkStart w:id="27" w:name="usb-接口电路"/>
     <w:p>
@@ -8,11 +8,14 @@
         <w:pStyle w:val="Heading1"/>
       </w:pPr>
       <w:r>
+        <w:rPr>
+          <w:rFonts w:eastAsia="黑体"/>
+        </w:rPr>
         <w:t xml:space="preserve">USB </w:t>
       </w:r>
       <w:r>
         <w:rPr>
-          <w:rFonts w:hint="eastAsia"/>
+          <w:rFonts w:hint="eastAsia" w:eastAsia="黑体"/>
         </w:rPr>
         <w:t xml:space="preserve">接口电路</w:t>
       </w:r>
@@ -24,7 +27,7 @@
       </w:pPr>
       <w:r>
         <w:rPr>
-          <w:rFonts w:hint="eastAsia"/>
+          <w:rFonts w:hint="eastAsia" w:eastAsia="黑体"/>
         </w:rPr>
         <w:t xml:space="preserve">拓扑描述</w:t>
       </w:r>
@@ -35,15 +38,19 @@
       </w:pPr>
       <w:r>
         <w:rPr>
-          <w:rFonts w:hint="eastAsia"/>
+          <w:rFonts w:hint="eastAsia" w:eastAsia="黑体"/>
         </w:rPr>
         <w:t xml:space="preserve">由</w:t>
       </w:r>
       <w:r>
+        <w:rPr>
+          <w:rFonts w:eastAsia="黑体"/>
+        </w:rPr>
         <w:t xml:space="preserve"> </w:t>
       </w:r>
       <w:r>
         <w:rPr>
+          <w:rFonts w:eastAsia="黑体"/>
           <w:b/>
           <w:bCs/>
         </w:rPr>
@@ -51,17 +58,21 @@
       </w:r>
       <w:r>
         <w:rPr>
-          <w:rFonts w:hint="eastAsia"/>
+          <w:rFonts w:hint="eastAsia" w:eastAsia="黑体"/>
           <w:b/>
           <w:bCs/>
         </w:rPr>
         <w:t xml:space="preserve">连接器</w:t>
       </w:r>
       <w:r>
+        <w:rPr>
+          <w:rFonts w:eastAsia="黑体"/>
+        </w:rPr>
         <w:t xml:space="preserve">、</w:t>
       </w:r>
       <w:r>
         <w:rPr>
+          <w:rFonts w:eastAsia="黑体"/>
           <w:b/>
           <w:bCs/>
         </w:rPr>
@@ -69,7 +80,7 @@
       </w:r>
       <w:r>
         <w:rPr>
-          <w:rFonts w:hint="eastAsia"/>
+          <w:rFonts w:hint="eastAsia" w:eastAsia="黑体"/>
           <w:b/>
           <w:bCs/>
         </w:rPr>
@@ -77,6 +88,7 @@
       </w:r>
       <w:r>
         <w:rPr>
+          <w:rFonts w:eastAsia="黑体"/>
           <w:b/>
           <w:bCs/>
         </w:rPr>
@@ -84,51 +96,67 @@
       </w:r>
       <w:r>
         <w:rPr>
-          <w:rFonts w:hint="eastAsia"/>
+          <w:rFonts w:hint="eastAsia" w:eastAsia="黑体"/>
         </w:rPr>
         <w:t xml:space="preserve">（USB</w:t>
       </w:r>
       <w:r>
+        <w:rPr>
+          <w:rFonts w:eastAsia="黑体"/>
+        </w:rPr>
         <w:t xml:space="preserve"> </w:t>
       </w:r>
       <w:r>
         <w:rPr>
-          <w:rFonts w:hint="eastAsia"/>
+          <w:rFonts w:hint="eastAsia" w:eastAsia="黑体"/>
         </w:rPr>
         <w:t xml:space="preserve">控制器、PHY</w:t>
       </w:r>
       <w:r>
+        <w:rPr>
+          <w:rFonts w:eastAsia="黑体"/>
+        </w:rPr>
         <w:t xml:space="preserve"> </w:t>
       </w:r>
       <w:r>
         <w:rPr>
-          <w:rFonts w:hint="eastAsia"/>
+          <w:rFonts w:hint="eastAsia" w:eastAsia="黑体"/>
         </w:rPr>
         <w:t xml:space="preserve">芯片或内置</w:t>
       </w:r>
       <w:r>
+        <w:rPr>
+          <w:rFonts w:eastAsia="黑体"/>
+        </w:rPr>
         <w:t xml:space="preserve"> USB </w:t>
       </w:r>
       <w:r>
         <w:rPr>
-          <w:rFonts w:hint="eastAsia"/>
+          <w:rFonts w:hint="eastAsia" w:eastAsia="黑体"/>
         </w:rPr>
         <w:t xml:space="preserve">外设的</w:t>
       </w:r>
       <w:r>
+        <w:rPr>
+          <w:rFonts w:eastAsia="黑体"/>
+        </w:rPr>
         <w:t xml:space="preserve"> </w:t>
       </w:r>
       <w:r>
         <w:rPr>
-          <w:rFonts w:hint="eastAsia"/>
+          <w:rFonts w:hint="eastAsia" w:eastAsia="黑体"/>
         </w:rPr>
         <w:t xml:space="preserve">MCU）以及</w:t>
       </w:r>
       <w:r>
+        <w:rPr>
+          <w:rFonts w:eastAsia="黑体"/>
+        </w:rPr>
         <w:t xml:space="preserve"> </w:t>
       </w:r>
       <w:r>
         <w:rPr>
+          <w:rFonts w:eastAsia="黑体"/>
           <w:b/>
           <w:bCs/>
         </w:rPr>
@@ -136,78 +164,99 @@
       </w:r>
       <w:r>
         <w:rPr>
-          <w:rFonts w:hint="eastAsia"/>
+          <w:rFonts w:hint="eastAsia" w:eastAsia="黑体"/>
           <w:b/>
           <w:bCs/>
         </w:rPr>
         <w:t xml:space="preserve">差分信号线</w:t>
       </w:r>
       <w:r>
+        <w:rPr>
+          <w:rFonts w:eastAsia="黑体"/>
+        </w:rPr>
         <w:t xml:space="preserve"> </w:t>
       </w:r>
       <w:r>
         <w:rPr>
-          <w:rFonts w:hint="eastAsia"/>
+          <w:rFonts w:hint="eastAsia" w:eastAsia="黑体"/>
         </w:rPr>
         <w:t xml:space="preserve">组成，配</w:t>
       </w:r>
       <w:r>
+        <w:rPr>
+          <w:rFonts w:eastAsia="黑体"/>
+        </w:rPr>
         <w:t xml:space="preserve"> 1.5 kΩ </w:t>
       </w:r>
       <w:r>
         <w:rPr>
-          <w:rFonts w:hint="eastAsia"/>
+          <w:rFonts w:hint="eastAsia" w:eastAsia="黑体"/>
         </w:rPr>
         <w:t xml:space="preserve">速度识别上拉电阻和</w:t>
       </w:r>
       <w:r>
+        <w:rPr>
+          <w:rFonts w:eastAsia="黑体"/>
+        </w:rPr>
         <w:t xml:space="preserve"> 22 Ω </w:t>
       </w:r>
       <w:r>
         <w:rPr>
-          <w:rFonts w:hint="eastAsia"/>
+          <w:rFonts w:hint="eastAsia" w:eastAsia="黑体"/>
         </w:rPr>
         <w:t xml:space="preserve">串联匹配电阻，电源为</w:t>
       </w:r>
       <w:r>
+        <w:rPr>
+          <w:rFonts w:eastAsia="黑体"/>
+        </w:rPr>
         <w:t xml:space="preserve"> </w:t>
       </w:r>
       <w:r>
         <w:rPr>
-          <w:rFonts w:hint="eastAsia"/>
+          <w:rFonts w:hint="eastAsia" w:eastAsia="黑体"/>
         </w:rPr>
         <w:t xml:space="preserve">VBUS（5</w:t>
       </w:r>
       <w:r>
+        <w:rPr>
+          <w:rFonts w:eastAsia="黑体"/>
+        </w:rPr>
         <w:t xml:space="preserve"> </w:t>
       </w:r>
       <w:r>
         <w:rPr>
-          <w:rFonts w:hint="eastAsia"/>
+          <w:rFonts w:hint="eastAsia" w:eastAsia="黑体"/>
         </w:rPr>
         <w:t xml:space="preserve">V）与</w:t>
       </w:r>
       <w:r>
+        <w:rPr>
+          <w:rFonts w:eastAsia="黑体"/>
+        </w:rPr>
         <w:t xml:space="preserve"> </w:t>
       </w:r>
       <w:r>
         <w:rPr>
-          <w:rFonts w:hint="eastAsia"/>
+          <w:rFonts w:hint="eastAsia" w:eastAsia="黑体"/>
         </w:rPr>
         <w:t xml:space="preserve">GND。电路共有</w:t>
       </w:r>
       <w:r>
+        <w:rPr>
+          <w:rFonts w:eastAsia="黑体"/>
+        </w:rPr>
         <w:t xml:space="preserve"> 5 </w:t>
       </w:r>
       <w:r>
         <w:rPr>
-          <w:rFonts w:hint="eastAsia"/>
+          <w:rFonts w:hint="eastAsia" w:eastAsia="黑体"/>
         </w:rPr>
         <w:t xml:space="preserve">个关键节点：</w:t>
       </w:r>
       <w:r>
         <w:rPr>
-          <w:rFonts w:hint="eastAsia"/>
+          <w:rFonts w:hint="eastAsia" w:eastAsia="黑体"/>
           <w:b/>
           <w:bCs/>
         </w:rPr>
@@ -215,6 +264,7 @@
       </w:r>
       <w:r>
         <w:rPr>
+          <w:rFonts w:eastAsia="黑体"/>
           <w:b/>
           <w:bCs/>
         </w:rPr>
@@ -222,7 +272,7 @@
       </w:r>
       <w:r>
         <w:rPr>
-          <w:rFonts w:hint="eastAsia"/>
+          <w:rFonts w:hint="eastAsia" w:eastAsia="黑体"/>
           <w:b/>
           <w:bCs/>
         </w:rPr>
@@ -230,13 +280,13 @@
       </w:r>
       <w:r>
         <w:rPr>
-          <w:rFonts w:hint="eastAsia"/>
+          <w:rFonts w:hint="eastAsia" w:eastAsia="黑体"/>
         </w:rPr>
         <w:t xml:space="preserve">；</w:t>
       </w:r>
       <w:r>
         <w:rPr>
-          <w:rFonts w:hint="eastAsia"/>
+          <w:rFonts w:hint="eastAsia" w:eastAsia="黑体"/>
           <w:b/>
           <w:bCs/>
         </w:rPr>
@@ -244,6 +294,7 @@
       </w:r>
       <w:r>
         <w:rPr>
+          <w:rFonts w:eastAsia="黑体"/>
           <w:b/>
           <w:bCs/>
         </w:rPr>
@@ -251,7 +302,7 @@
       </w:r>
       <w:r>
         <w:rPr>
-          <w:rFonts w:hint="eastAsia"/>
+          <w:rFonts w:hint="eastAsia" w:eastAsia="黑体"/>
           <w:b/>
           <w:bCs/>
         </w:rPr>
@@ -259,13 +310,13 @@
       </w:r>
       <w:r>
         <w:rPr>
-          <w:rFonts w:hint="eastAsia"/>
+          <w:rFonts w:hint="eastAsia" w:eastAsia="黑体"/>
         </w:rPr>
         <w:t xml:space="preserve">；</w:t>
       </w:r>
       <w:r>
         <w:rPr>
-          <w:rFonts w:hint="eastAsia"/>
+          <w:rFonts w:hint="eastAsia" w:eastAsia="黑体"/>
           <w:b/>
           <w:bCs/>
         </w:rPr>
@@ -273,6 +324,7 @@
       </w:r>
       <w:r>
         <w:rPr>
+          <w:rFonts w:eastAsia="黑体"/>
           <w:b/>
           <w:bCs/>
         </w:rPr>
@@ -280,7 +332,7 @@
       </w:r>
       <w:r>
         <w:rPr>
-          <w:rFonts w:hint="eastAsia"/>
+          <w:rFonts w:hint="eastAsia" w:eastAsia="黑体"/>
           <w:b/>
           <w:bCs/>
         </w:rPr>
@@ -288,22 +340,25 @@
       </w:r>
       <w:r>
         <w:rPr>
-          <w:rFonts w:hint="eastAsia"/>
+          <w:rFonts w:hint="eastAsia" w:eastAsia="黑体"/>
         </w:rPr>
         <w:t xml:space="preserve">（5</w:t>
       </w:r>
       <w:r>
+        <w:rPr>
+          <w:rFonts w:eastAsia="黑体"/>
+        </w:rPr>
         <w:t xml:space="preserve"> </w:t>
       </w:r>
       <w:r>
         <w:rPr>
-          <w:rFonts w:hint="eastAsia"/>
+          <w:rFonts w:hint="eastAsia" w:eastAsia="黑体"/>
         </w:rPr>
         <w:t xml:space="preserve">V）；</w:t>
       </w:r>
       <w:r>
         <w:rPr>
-          <w:rFonts w:hint="eastAsia"/>
+          <w:rFonts w:hint="eastAsia" w:eastAsia="黑体"/>
           <w:b/>
           <w:bCs/>
         </w:rPr>
@@ -311,6 +366,7 @@
       </w:r>
       <w:r>
         <w:rPr>
+          <w:rFonts w:eastAsia="黑体"/>
           <w:b/>
           <w:bCs/>
         </w:rPr>
@@ -318,7 +374,7 @@
       </w:r>
       <w:r>
         <w:rPr>
-          <w:rFonts w:hint="eastAsia"/>
+          <w:rFonts w:hint="eastAsia" w:eastAsia="黑体"/>
           <w:b/>
           <w:bCs/>
         </w:rPr>
@@ -326,6 +382,7 @@
       </w:r>
       <w:r>
         <w:rPr>
+          <w:rFonts w:eastAsia="黑体"/>
           <w:b/>
           <w:bCs/>
         </w:rPr>
@@ -333,13 +390,13 @@
       </w:r>
       <w:r>
         <w:rPr>
-          <w:rFonts w:hint="eastAsia"/>
+          <w:rFonts w:hint="eastAsia" w:eastAsia="黑体"/>
         </w:rPr>
         <w:t xml:space="preserve">；</w:t>
       </w:r>
       <w:r>
         <w:rPr>
-          <w:rFonts w:hint="eastAsia"/>
+          <w:rFonts w:hint="eastAsia" w:eastAsia="黑体"/>
           <w:b/>
           <w:bCs/>
         </w:rPr>
@@ -347,6 +404,7 @@
       </w:r>
       <w:r>
         <w:rPr>
+          <w:rFonts w:eastAsia="黑体"/>
           <w:b/>
           <w:bCs/>
         </w:rPr>
@@ -354,7 +412,7 @@
       </w:r>
       <w:r>
         <w:rPr>
-          <w:rFonts w:hint="eastAsia"/>
+          <w:rFonts w:hint="eastAsia" w:eastAsia="黑体"/>
           <w:b/>
           <w:bCs/>
         </w:rPr>
@@ -362,16 +420,19 @@
       </w:r>
       <w:r>
         <w:rPr>
-          <w:rFonts w:hint="eastAsia"/>
+          <w:rFonts w:hint="eastAsia" w:eastAsia="黑体"/>
         </w:rPr>
         <w:t xml:space="preserve">（上拉电阻接</w:t>
       </w:r>
       <w:r>
+        <w:rPr>
+          <w:rFonts w:eastAsia="黑体"/>
+        </w:rPr>
         <w:t xml:space="preserve"> 3.3 V </w:t>
       </w:r>
       <w:r>
         <w:rPr>
-          <w:rFonts w:hint="eastAsia"/>
+          <w:rFonts w:hint="eastAsia" w:eastAsia="黑体"/>
         </w:rPr>
         <w:t xml:space="preserve">的一端）。</w:t>
       </w:r>
@@ -380,12 +441,13 @@
       <w:pPr/>
       <w:r>
         <w:rPr>
-          <w:rFonts w:hint="eastAsia"/>
+          <w:rFonts w:hint="eastAsia" w:eastAsia="黑体"/>
         </w:rPr>
         <w:t xml:space="preserve">各元件管脚连接：</w:t>
       </w:r>
       <w:r>
         <w:rPr>
+          <w:rFonts w:eastAsia="黑体"/>
           <w:b/>
           <w:bCs/>
         </w:rPr>
@@ -393,40 +455,52 @@
       </w:r>
       <w:r>
         <w:rPr>
-          <w:rFonts w:hint="eastAsia"/>
+          <w:rFonts w:hint="eastAsia" w:eastAsia="黑体"/>
           <w:b/>
           <w:bCs/>
         </w:rPr>
         <w:t xml:space="preserve">收发器件</w:t>
       </w:r>
       <w:r>
+        <w:rPr>
+          <w:rFonts w:eastAsia="黑体"/>
+        </w:rPr>
         <w:t xml:space="preserve"> </w:t>
       </w:r>
       <w:r>
         <w:rPr>
-          <w:rFonts w:hint="eastAsia"/>
+          <w:rFonts w:hint="eastAsia" w:eastAsia="黑体"/>
         </w:rPr>
         <w:t xml:space="preserve">的</w:t>
       </w:r>
       <w:r>
+        <w:rPr>
+          <w:rFonts w:eastAsia="黑体"/>
+        </w:rPr>
         <w:t xml:space="preserve"> D+ </w:t>
       </w:r>
       <w:r>
         <w:rPr>
-          <w:rFonts w:hint="eastAsia"/>
+          <w:rFonts w:hint="eastAsia" w:eastAsia="黑体"/>
         </w:rPr>
         <w:t xml:space="preserve">脚经一只</w:t>
       </w:r>
       <w:r>
+        <w:rPr>
+          <w:rFonts w:eastAsia="黑体"/>
+        </w:rPr>
         <w:t xml:space="preserve"> 22 Ω </w:t>
       </w:r>
       <w:r>
         <w:rPr>
-          <w:rFonts w:hint="eastAsia"/>
+          <w:rFonts w:hint="eastAsia" w:eastAsia="黑体"/>
         </w:rPr>
         <w:t xml:space="preserve">串联电阻</w:t>
       </w:r>
       <w:r>
+        <w:rPr>
+          <w:rFonts w:eastAsia="黑体"/>
+        </w:rPr>
         <w:t xml:space="preserve"> </w:t>
       </w:r>
       <m:oMath>
@@ -459,52 +533,68 @@
         </m:sSub>
       </m:oMath>
       <w:r>
+        <w:rPr>
+          <w:rFonts w:eastAsia="黑体"/>
+        </w:rPr>
         <w:t xml:space="preserve"> </w:t>
       </w:r>
       <w:r>
         <w:rPr>
-          <w:rFonts w:hint="eastAsia"/>
+          <w:rFonts w:hint="eastAsia" w:eastAsia="黑体"/>
         </w:rPr>
         <w:t xml:space="preserve">接节点①、D−</w:t>
       </w:r>
       <w:r>
+        <w:rPr>
+          <w:rFonts w:eastAsia="黑体"/>
+        </w:rPr>
         <w:t xml:space="preserve"> </w:t>
       </w:r>
       <w:r>
         <w:rPr>
-          <w:rFonts w:hint="eastAsia"/>
+          <w:rFonts w:hint="eastAsia" w:eastAsia="黑体"/>
         </w:rPr>
         <w:t xml:space="preserve">脚经另一只</w:t>
       </w:r>
       <w:r>
+        <w:rPr>
+          <w:rFonts w:eastAsia="黑体"/>
+        </w:rPr>
         <w:t xml:space="preserve"> 22 Ω </w:t>
       </w:r>
       <w:r>
         <w:rPr>
-          <w:rFonts w:hint="eastAsia"/>
+          <w:rFonts w:hint="eastAsia" w:eastAsia="黑体"/>
         </w:rPr>
         <w:t xml:space="preserve">串联电阻接节点②、电源脚</w:t>
       </w:r>
       <w:r>
+        <w:rPr>
+          <w:rFonts w:eastAsia="黑体"/>
+        </w:rPr>
         <w:t xml:space="preserve"> VDD </w:t>
       </w:r>
       <w:r>
         <w:rPr>
-          <w:rFonts w:hint="eastAsia"/>
+          <w:rFonts w:hint="eastAsia" w:eastAsia="黑体"/>
         </w:rPr>
         <w:t xml:space="preserve">接节点③、地脚</w:t>
       </w:r>
       <w:r>
+        <w:rPr>
+          <w:rFonts w:eastAsia="黑体"/>
+        </w:rPr>
         <w:t xml:space="preserve"> GND </w:t>
       </w:r>
       <w:r>
         <w:rPr>
-          <w:rFonts w:hint="eastAsia"/>
+          <w:rFonts w:hint="eastAsia" w:eastAsia="黑体"/>
         </w:rPr>
         <w:t xml:space="preserve">接节点④；</w:t>
       </w:r>
       <w:r>
         <w:rPr>
+          <w:rFonts w:eastAsia="黑体"/>
           <w:b/>
           <w:bCs/>
         </w:rPr>
@@ -512,60 +602,75 @@
       </w:r>
       <w:r>
         <w:rPr>
-          <w:rFonts w:hint="eastAsia"/>
+          <w:rFonts w:hint="eastAsia" w:eastAsia="黑体"/>
           <w:b/>
           <w:bCs/>
         </w:rPr>
         <w:t xml:space="preserve">连接器</w:t>
       </w:r>
       <w:r>
+        <w:rPr>
+          <w:rFonts w:eastAsia="黑体"/>
+        </w:rPr>
         <w:t xml:space="preserve"> </w:t>
       </w:r>
       <w:r>
         <w:rPr>
-          <w:rFonts w:hint="eastAsia"/>
+          <w:rFonts w:hint="eastAsia" w:eastAsia="黑体"/>
         </w:rPr>
         <w:t xml:space="preserve">的</w:t>
       </w:r>
       <w:r>
+        <w:rPr>
+          <w:rFonts w:eastAsia="黑体"/>
+        </w:rPr>
         <w:t xml:space="preserve"> D+ </w:t>
       </w:r>
       <w:r>
         <w:rPr>
-          <w:rFonts w:hint="eastAsia"/>
+          <w:rFonts w:hint="eastAsia" w:eastAsia="黑体"/>
         </w:rPr>
         <w:t xml:space="preserve">脚接节点①、D−</w:t>
       </w:r>
       <w:r>
+        <w:rPr>
+          <w:rFonts w:eastAsia="黑体"/>
+        </w:rPr>
         <w:t xml:space="preserve"> </w:t>
       </w:r>
       <w:r>
         <w:rPr>
-          <w:rFonts w:hint="eastAsia"/>
+          <w:rFonts w:hint="eastAsia" w:eastAsia="黑体"/>
         </w:rPr>
         <w:t xml:space="preserve">脚接节点②、VBUS</w:t>
       </w:r>
       <w:r>
+        <w:rPr>
+          <w:rFonts w:eastAsia="黑体"/>
+        </w:rPr>
         <w:t xml:space="preserve"> </w:t>
       </w:r>
       <w:r>
         <w:rPr>
-          <w:rFonts w:hint="eastAsia"/>
+          <w:rFonts w:hint="eastAsia" w:eastAsia="黑体"/>
         </w:rPr>
         <w:t xml:space="preserve">脚接节点③、GND</w:t>
       </w:r>
       <w:r>
+        <w:rPr>
+          <w:rFonts w:eastAsia="黑体"/>
+        </w:rPr>
         <w:t xml:space="preserve"> </w:t>
       </w:r>
       <w:r>
         <w:rPr>
-          <w:rFonts w:hint="eastAsia"/>
+          <w:rFonts w:hint="eastAsia" w:eastAsia="黑体"/>
         </w:rPr>
         <w:t xml:space="preserve">脚接节点④；</w:t>
       </w:r>
       <w:r>
         <w:rPr>
-          <w:rFonts w:hint="eastAsia"/>
+          <w:rFonts w:hint="eastAsia" w:eastAsia="黑体"/>
           <w:b/>
           <w:bCs/>
         </w:rPr>
@@ -573,6 +678,7 @@
       </w:r>
       <w:r>
         <w:rPr>
+          <w:rFonts w:eastAsia="黑体"/>
           <w:b/>
           <w:bCs/>
         </w:rPr>
@@ -609,83 +715,110 @@
       </m:oMath>
       <w:r>
         <w:rPr>
-          <w:rFonts w:hint="eastAsia"/>
+          <w:rFonts w:hint="eastAsia" w:eastAsia="黑体"/>
         </w:rPr>
         <w:t xml:space="preserve">（1.5</w:t>
       </w:r>
       <w:r>
+        <w:rPr>
+          <w:rFonts w:eastAsia="黑体"/>
+        </w:rPr>
         <w:t xml:space="preserve"> </w:t>
       </w:r>
       <w:r>
         <w:rPr>
-          <w:rFonts w:hint="eastAsia"/>
+          <w:rFonts w:hint="eastAsia" w:eastAsia="黑体"/>
         </w:rPr>
         <w:t xml:space="preserve">kΩ）上端接节点⑤</w:t>
       </w:r>
       <w:r>
+        <w:rPr>
+          <w:rFonts w:eastAsia="黑体"/>
+        </w:rPr>
         <w:t xml:space="preserve"> </w:t>
       </w:r>
       <w:r>
         <w:rPr>
-          <w:rFonts w:hint="eastAsia"/>
+          <w:rFonts w:hint="eastAsia" w:eastAsia="黑体"/>
         </w:rPr>
         <w:t xml:space="preserve">的</w:t>
       </w:r>
       <w:r>
+        <w:rPr>
+          <w:rFonts w:eastAsia="黑体"/>
+        </w:rPr>
         <w:t xml:space="preserve"> 3.3 </w:t>
       </w:r>
       <w:r>
         <w:rPr>
-          <w:rFonts w:hint="eastAsia"/>
+          <w:rFonts w:hint="eastAsia" w:eastAsia="黑体"/>
         </w:rPr>
         <w:t xml:space="preserve">V、下端接节点①</w:t>
       </w:r>
       <w:r>
+        <w:rPr>
+          <w:rFonts w:eastAsia="黑体"/>
+        </w:rPr>
         <w:t xml:space="preserve"> </w:t>
       </w:r>
       <w:r>
         <w:rPr>
-          <w:rFonts w:hint="eastAsia"/>
+          <w:rFonts w:hint="eastAsia" w:eastAsia="黑体"/>
         </w:rPr>
         <w:t xml:space="preserve">的</w:t>
       </w:r>
       <w:r>
+        <w:rPr>
+          <w:rFonts w:eastAsia="黑体"/>
+        </w:rPr>
         <w:t xml:space="preserve"> </w:t>
       </w:r>
       <w:r>
         <w:rPr>
-          <w:rFonts w:hint="eastAsia"/>
+          <w:rFonts w:hint="eastAsia" w:eastAsia="黑体"/>
         </w:rPr>
         <w:t xml:space="preserve">D+（向主机申明全速设备；低速设备则改接在</w:t>
       </w:r>
       <w:r>
+        <w:rPr>
+          <w:rFonts w:eastAsia="黑体"/>
+        </w:rPr>
         <w:t xml:space="preserve"> D− </w:t>
       </w:r>
       <w:r>
         <w:rPr>
-          <w:rFonts w:hint="eastAsia"/>
+          <w:rFonts w:hint="eastAsia" w:eastAsia="黑体"/>
         </w:rPr>
         <w:t xml:space="preserve">上）；配合主机侧</w:t>
       </w:r>
       <w:r>
+        <w:rPr>
+          <w:rFonts w:eastAsia="黑体"/>
+        </w:rPr>
         <w:t xml:space="preserve"> D+/D− </w:t>
       </w:r>
       <w:r>
         <w:rPr>
-          <w:rFonts w:hint="eastAsia"/>
+          <w:rFonts w:hint="eastAsia" w:eastAsia="黑体"/>
         </w:rPr>
         <w:t xml:space="preserve">各接一个</w:t>
       </w:r>
       <w:r>
+        <w:rPr>
+          <w:rFonts w:eastAsia="黑体"/>
+        </w:rPr>
         <w:t xml:space="preserve"> 15 kΩ </w:t>
       </w:r>
       <w:r>
         <w:rPr>
-          <w:rFonts w:hint="eastAsia"/>
+          <w:rFonts w:hint="eastAsia" w:eastAsia="黑体"/>
         </w:rPr>
         <w:t xml:space="preserve">下拉电阻</w:t>
       </w:r>
       <w:r>
+        <w:rPr>
+          <w:rFonts w:eastAsia="黑体"/>
+        </w:rPr>
         <w:t xml:space="preserve"> </w:t>
       </w:r>
       <m:oMath>
@@ -706,42 +839,57 @@
         </m:sSub>
       </m:oMath>
       <w:r>
+        <w:rPr>
+          <w:rFonts w:eastAsia="黑体"/>
+        </w:rPr>
         <w:t xml:space="preserve"> </w:t>
       </w:r>
       <w:r>
         <w:rPr>
-          <w:rFonts w:hint="eastAsia"/>
+          <w:rFonts w:hint="eastAsia" w:eastAsia="黑体"/>
         </w:rPr>
         <w:t xml:space="preserve">用于检测总线。数据以差分方式在节点①、②</w:t>
       </w:r>
       <w:r>
+        <w:rPr>
+          <w:rFonts w:eastAsia="黑体"/>
+        </w:rPr>
         <w:t xml:space="preserve"> </w:t>
       </w:r>
       <w:r>
         <w:rPr>
-          <w:rFonts w:hint="eastAsia"/>
+          <w:rFonts w:hint="eastAsia" w:eastAsia="黑体"/>
         </w:rPr>
         <w:t xml:space="preserve">上按</w:t>
       </w:r>
       <w:r>
+        <w:rPr>
+          <w:rFonts w:eastAsia="黑体"/>
+        </w:rPr>
         <w:t xml:space="preserve"> NRZI </w:t>
       </w:r>
       <w:r>
         <w:rPr>
-          <w:rFonts w:hint="eastAsia"/>
+          <w:rFonts w:hint="eastAsia" w:eastAsia="黑体"/>
         </w:rPr>
         <w:t xml:space="preserve">编码与位填充传输，D+/D−</w:t>
       </w:r>
       <w:r>
+        <w:rPr>
+          <w:rFonts w:eastAsia="黑体"/>
+        </w:rPr>
         <w:t xml:space="preserve"> </w:t>
       </w:r>
       <w:r>
         <w:rPr>
-          <w:rFonts w:hint="eastAsia"/>
+          <w:rFonts w:hint="eastAsia" w:eastAsia="黑体"/>
         </w:rPr>
         <w:t xml:space="preserve">走线按约</w:t>
       </w:r>
       <w:r>
+        <w:rPr>
+          <w:rFonts w:eastAsia="黑体"/>
+        </w:rPr>
         <w:t xml:space="preserve"> </w:t>
       </w:r>
       <m:oMath>
@@ -759,11 +907,14 @@
         </m:r>
       </m:oMath>
       <w:r>
+        <w:rPr>
+          <w:rFonts w:eastAsia="黑体"/>
+        </w:rPr>
         <w:t xml:space="preserve"> </w:t>
       </w:r>
       <w:r>
         <w:rPr>
-          <w:rFonts w:hint="eastAsia"/>
+          <w:rFonts w:hint="eastAsia" w:eastAsia="黑体"/>
         </w:rPr>
         <w:t xml:space="preserve">差分阻抗等长布线。</w:t>
       </w:r>
@@ -772,38 +923,50 @@
       <w:pPr/>
       <w:r>
         <w:rPr>
-          <w:rFonts w:hint="eastAsia"/>
+          <w:rFonts w:hint="eastAsia" w:eastAsia="黑体"/>
         </w:rPr>
         <w:t xml:space="preserve">由此构成”设备经</w:t>
       </w:r>
       <w:r>
+        <w:rPr>
+          <w:rFonts w:eastAsia="黑体"/>
+        </w:rPr>
         <w:t xml:space="preserve"> D+/D− </w:t>
       </w:r>
       <w:r>
         <w:rPr>
-          <w:rFonts w:hint="eastAsia"/>
+          <w:rFonts w:hint="eastAsia" w:eastAsia="黑体"/>
         </w:rPr>
         <w:t xml:space="preserve">差分线（1.5</w:t>
       </w:r>
       <w:r>
+        <w:rPr>
+          <w:rFonts w:eastAsia="黑体"/>
+        </w:rPr>
         <w:t xml:space="preserve"> kΩ </w:t>
       </w:r>
       <w:r>
         <w:rPr>
-          <w:rFonts w:hint="eastAsia"/>
+          <w:rFonts w:hint="eastAsia" w:eastAsia="黑体"/>
         </w:rPr>
         <w:t xml:space="preserve">上拉申明速度、22</w:t>
       </w:r>
       <w:r>
+        <w:rPr>
+          <w:rFonts w:eastAsia="黑体"/>
+        </w:rPr>
         <w:t xml:space="preserve"> Ω </w:t>
       </w:r>
       <w:r>
         <w:rPr>
-          <w:rFonts w:hint="eastAsia"/>
+          <w:rFonts w:hint="eastAsia" w:eastAsia="黑体"/>
         </w:rPr>
         <w:t xml:space="preserve">串联匹配、约</w:t>
       </w:r>
       <w:r>
+        <w:rPr>
+          <w:rFonts w:eastAsia="黑体"/>
+        </w:rPr>
         <w:t xml:space="preserve"> </w:t>
       </w:r>
       <m:oMath>
@@ -821,29 +984,38 @@
         </m:r>
       </m:oMath>
       <w:r>
+        <w:rPr>
+          <w:rFonts w:eastAsia="黑体"/>
+        </w:rPr>
         <w:t xml:space="preserve"> </w:t>
       </w:r>
       <w:r>
         <w:rPr>
-          <w:rFonts w:hint="eastAsia"/>
+          <w:rFonts w:hint="eastAsia" w:eastAsia="黑体"/>
         </w:rPr>
         <w:t xml:space="preserve">差分阻抗）与主机通信、VBUS</w:t>
       </w:r>
       <w:r>
+        <w:rPr>
+          <w:rFonts w:eastAsia="黑体"/>
+        </w:rPr>
         <w:t xml:space="preserve"> </w:t>
       </w:r>
       <w:r>
         <w:rPr>
-          <w:rFonts w:hint="eastAsia"/>
+          <w:rFonts w:hint="eastAsia" w:eastAsia="黑体"/>
         </w:rPr>
         <w:t xml:space="preserve">供电并带过流/静电保护”的</w:t>
       </w:r>
       <w:r>
+        <w:rPr>
+          <w:rFonts w:eastAsia="黑体"/>
+        </w:rPr>
         <w:t xml:space="preserve"> USB </w:t>
       </w:r>
       <w:r>
         <w:rPr>
-          <w:rFonts w:hint="eastAsia"/>
+          <w:rFonts w:hint="eastAsia" w:eastAsia="黑体"/>
         </w:rPr>
         <w:t xml:space="preserve">主从（Host/Device）差分半双工组态，用于数据交换与供电。</w:t>
       </w:r>
@@ -856,7 +1028,7 @@
       </w:pPr>
       <w:r>
         <w:rPr>
-          <w:rFonts w:hint="eastAsia"/>
+          <w:rFonts w:hint="eastAsia" w:eastAsia="黑体"/>
         </w:rPr>
         <w:t xml:space="preserve">工作原理</w:t>
       </w:r>
@@ -867,34 +1039,43 @@
       </w:pPr>
       <w:r>
         <w:rPr>
-          <w:rFonts w:hint="eastAsia"/>
+          <w:rFonts w:hint="eastAsia" w:eastAsia="黑体"/>
         </w:rPr>
         <w:t xml:space="preserve">设备上电后通过</w:t>
       </w:r>
       <w:r>
+        <w:rPr>
+          <w:rFonts w:eastAsia="黑体"/>
+        </w:rPr>
         <w:t xml:space="preserve"> D+/D− </w:t>
       </w:r>
       <w:r>
         <w:rPr>
-          <w:rFonts w:hint="eastAsia"/>
+          <w:rFonts w:hint="eastAsia" w:eastAsia="黑体"/>
         </w:rPr>
         <w:t xml:space="preserve">上的上拉电阻向主机声明插入及速度；数据以差分方式在</w:t>
       </w:r>
       <w:r>
+        <w:rPr>
+          <w:rFonts w:eastAsia="黑体"/>
+        </w:rPr>
         <w:t xml:space="preserve"> D+/D− </w:t>
       </w:r>
       <w:r>
         <w:rPr>
-          <w:rFonts w:hint="eastAsia"/>
+          <w:rFonts w:hint="eastAsia" w:eastAsia="黑体"/>
         </w:rPr>
         <w:t xml:space="preserve">上传输，采用</w:t>
       </w:r>
       <w:r>
+        <w:rPr>
+          <w:rFonts w:eastAsia="黑体"/>
+        </w:rPr>
         <w:t xml:space="preserve"> NRZI </w:t>
       </w:r>
       <w:r>
         <w:rPr>
-          <w:rFonts w:hint="eastAsia"/>
+          <w:rFonts w:hint="eastAsia" w:eastAsia="黑体"/>
         </w:rPr>
         <w:t xml:space="preserve">编码与位填充，主机按帧/微帧调度令牌→数据→握手三个包完成一次传输。</w:t>
       </w:r>
@@ -907,7 +1088,7 @@
       </w:pPr>
       <w:r>
         <w:rPr>
-          <w:rFonts w:hint="eastAsia"/>
+          <w:rFonts w:hint="eastAsia" w:eastAsia="黑体"/>
         </w:rPr>
         <w:t xml:space="preserve">关键计算公式</w:t>
       </w:r>
@@ -921,16 +1102,19 @@
       </w:pPr>
       <w:r>
         <w:rPr>
-          <w:rFonts w:hint="eastAsia"/>
+          <w:rFonts w:hint="eastAsia" w:eastAsia="黑体"/>
         </w:rPr>
         <w:t xml:space="preserve">高速传输理论带宽（USB</w:t>
       </w:r>
       <w:r>
+        <w:rPr>
+          <w:rFonts w:eastAsia="黑体"/>
+        </w:rPr>
         <w:t xml:space="preserve"> </w:t>
       </w:r>
       <w:r>
         <w:rPr>
-          <w:rFonts w:hint="eastAsia"/>
+          <w:rFonts w:hint="eastAsia" w:eastAsia="黑体"/>
         </w:rPr>
         <w:t xml:space="preserve">2.0）：</w:t>
       </w:r>
@@ -995,7 +1179,7 @@
       </w:pPr>
       <w:r>
         <w:rPr>
-          <w:rFonts w:hint="eastAsia"/>
+          <w:rFonts w:hint="eastAsia" w:eastAsia="黑体"/>
         </w:rPr>
         <w:t xml:space="preserve">差分信号线与终端匹配串联电阻：</w:t>
       </w:r>
@@ -1067,16 +1251,19 @@
       </w:pPr>
       <w:r>
         <w:rPr>
-          <w:rFonts w:hint="eastAsia"/>
+          <w:rFonts w:hint="eastAsia" w:eastAsia="黑体"/>
         </w:rPr>
         <w:t xml:space="preserve">上拉电阻（全速设备</w:t>
       </w:r>
       <w:r>
+        <w:rPr>
+          <w:rFonts w:eastAsia="黑体"/>
+        </w:rPr>
         <w:t xml:space="preserve"> D+ </w:t>
       </w:r>
       <w:r>
         <w:rPr>
-          <w:rFonts w:hint="eastAsia"/>
+          <w:rFonts w:hint="eastAsia" w:eastAsia="黑体"/>
         </w:rPr>
         <w:t xml:space="preserve">上拉）：</w:t>
       </w:r>
@@ -1206,7 +1393,7 @@
             </w:pPr>
             <w:r>
               <w:rPr>
-                <w:rFonts w:hint="eastAsia"/>
+                <w:rFonts w:hint="eastAsia" w:eastAsia="黑体"/>
               </w:rPr>
               <w:t xml:space="preserve">符号</w:t>
             </w:r>
@@ -1220,7 +1407,7 @@
             </w:pPr>
             <w:r>
               <w:rPr>
-                <w:rFonts w:hint="eastAsia"/>
+                <w:rFonts w:hint="eastAsia" w:eastAsia="黑体"/>
               </w:rPr>
               <w:t xml:space="preserve">含义</w:t>
             </w:r>
@@ -1234,7 +1421,7 @@
             </w:pPr>
             <w:r>
               <w:rPr>
-                <w:rFonts w:hint="eastAsia"/>
+                <w:rFonts w:hint="eastAsia" w:eastAsia="黑体"/>
               </w:rPr>
               <w:t xml:space="preserve">单位</w:t>
             </w:r>
@@ -1270,6 +1457,9 @@
               </m:sSub>
             </m:oMath>
             <w:r>
+              <w:rPr>
+                <w:rFonts w:eastAsia="黑体"/>
+              </w:rPr>
               <w:t xml:space="preserve">​</w:t>
             </w:r>
           </w:p>
@@ -1282,7 +1472,7 @@
             </w:pPr>
             <w:r>
               <w:rPr>
-                <w:rFonts w:hint="eastAsia"/>
+                <w:rFonts w:hint="eastAsia" w:eastAsia="黑体"/>
               </w:rPr>
               <w:t xml:space="preserve">高速理论带宽</w:t>
             </w:r>
@@ -1295,6 +1485,9 @@
               <w:pStyle w:val="Compact"/>
             </w:pPr>
             <w:r>
+              <w:rPr>
+                <w:rFonts w:eastAsia="黑体"/>
+              </w:rPr>
               <w:t xml:space="preserve">bit/s</w:t>
             </w:r>
           </w:p>
@@ -1337,6 +1530,9 @@
               </m:sSub>
             </m:oMath>
             <w:r>
+              <w:rPr>
+                <w:rFonts w:eastAsia="黑体"/>
+              </w:rPr>
               <w:t xml:space="preserve">​</w:t>
             </w:r>
           </w:p>
@@ -1349,7 +1545,7 @@
             </w:pPr>
             <w:r>
               <w:rPr>
-                <w:rFonts w:hint="eastAsia"/>
+                <w:rFonts w:hint="eastAsia" w:eastAsia="黑体"/>
               </w:rPr>
               <w:t xml:space="preserve">串联匹配电阻</w:t>
             </w:r>
@@ -1362,6 +1558,9 @@
               <w:pStyle w:val="Compact"/>
             </w:pPr>
             <w:r>
+              <w:rPr>
+                <w:rFonts w:eastAsia="黑体"/>
+              </w:rPr>
               <w:t xml:space="preserve">Ω</w:t>
             </w:r>
           </w:p>
@@ -1404,6 +1603,9 @@
               </m:sSub>
             </m:oMath>
             <w:r>
+              <w:rPr>
+                <w:rFonts w:eastAsia="黑体"/>
+              </w:rPr>
               <w:t xml:space="preserve">​</w:t>
             </w:r>
           </w:p>
@@ -1416,7 +1618,7 @@
             </w:pPr>
             <w:r>
               <w:rPr>
-                <w:rFonts w:hint="eastAsia"/>
+                <w:rFonts w:hint="eastAsia" w:eastAsia="黑体"/>
               </w:rPr>
               <w:t xml:space="preserve">速度识别上拉电阻</w:t>
             </w:r>
@@ -1429,6 +1631,9 @@
               <w:pStyle w:val="Compact"/>
             </w:pPr>
             <w:r>
+              <w:rPr>
+                <w:rFonts w:eastAsia="黑体"/>
+              </w:rPr>
               <w:t xml:space="preserve">Ω</w:t>
             </w:r>
           </w:p>
@@ -1443,7 +1648,7 @@
       </w:pPr>
       <w:r>
         <w:rPr>
-          <w:rFonts w:hint="eastAsia"/>
+          <w:rFonts w:hint="eastAsia" w:eastAsia="黑体"/>
         </w:rPr>
         <w:t xml:space="preserve">元件调整影响</w:t>
       </w:r>
@@ -1458,7 +1663,7 @@
       </w:pPr>
       <w:r>
         <w:rPr>
-          <w:rFonts w:hint="eastAsia"/>
+          <w:rFonts w:hint="eastAsia" w:eastAsia="黑体"/>
           <w:b/>
           <w:bCs/>
         </w:rPr>
@@ -1466,20 +1671,27 @@
       </w:r>
       <w:r>
         <w:rPr>
+          <w:rFonts w:eastAsia="黑体"/>
           <w:b/>
           <w:bCs/>
         </w:rPr>
         <w:t xml:space="preserve"> R↑</w:t>
       </w:r>
       <w:r>
+        <w:rPr>
+          <w:rFonts w:eastAsia="黑体"/>
+        </w:rPr>
         <w:t xml:space="preserve"> </w:t>
       </w:r>
       <w:r>
+        <w:rPr>
+          <w:rFonts w:eastAsia="黑体"/>
+        </w:rPr>
         <w:t xml:space="preserve">→ </w:t>
       </w:r>
       <w:r>
         <w:rPr>
-          <w:rFonts w:hint="eastAsia"/>
+          <w:rFonts w:hint="eastAsia" w:eastAsia="黑体"/>
         </w:rPr>
         <w:t xml:space="preserve">边沿变缓、过冲减小，但过大可能破坏信号完整性、降低可靠速率。</w:t>
       </w:r>
@@ -1494,7 +1706,7 @@
       </w:pPr>
       <w:r>
         <w:rPr>
-          <w:rFonts w:hint="eastAsia"/>
+          <w:rFonts w:hint="eastAsia" w:eastAsia="黑体"/>
           <w:b/>
           <w:bCs/>
         </w:rPr>
@@ -1502,20 +1714,27 @@
       </w:r>
       <w:r>
         <w:rPr>
+          <w:rFonts w:eastAsia="黑体"/>
           <w:b/>
           <w:bCs/>
         </w:rPr>
         <w:t xml:space="preserve"> R↓</w:t>
       </w:r>
       <w:r>
+        <w:rPr>
+          <w:rFonts w:eastAsia="黑体"/>
+        </w:rPr>
         <w:t xml:space="preserve"> </w:t>
       </w:r>
       <w:r>
+        <w:rPr>
+          <w:rFonts w:eastAsia="黑体"/>
+        </w:rPr>
         <w:t xml:space="preserve">→ </w:t>
       </w:r>
       <w:r>
         <w:rPr>
-          <w:rFonts w:hint="eastAsia"/>
+          <w:rFonts w:hint="eastAsia" w:eastAsia="黑体"/>
         </w:rPr>
         <w:t xml:space="preserve">边沿更陡，但反射/过冲增大，可能超出规范。</w:t>
       </w:r>
@@ -1530,21 +1749,27 @@
       </w:pPr>
       <w:r>
         <w:rPr>
-          <w:rFonts w:hint="eastAsia"/>
+          <w:rFonts w:hint="eastAsia" w:eastAsia="黑体"/>
           <w:b/>
           <w:bCs/>
         </w:rPr>
         <w:t xml:space="preserve">上拉电阻改变</w:t>
       </w:r>
       <w:r>
+        <w:rPr>
+          <w:rFonts w:eastAsia="黑体"/>
+        </w:rPr>
         <w:t xml:space="preserve"> </w:t>
       </w:r>
       <w:r>
+        <w:rPr>
+          <w:rFonts w:eastAsia="黑体"/>
+        </w:rPr>
         <w:t xml:space="preserve">→ </w:t>
       </w:r>
       <w:r>
         <w:rPr>
-          <w:rFonts w:hint="eastAsia"/>
+          <w:rFonts w:hint="eastAsia" w:eastAsia="黑体"/>
         </w:rPr>
         <w:t xml:space="preserve">影响速度识别，取值偏离会使主机无法正确枚举或限流。</w:t>
       </w:r>
@@ -1559,21 +1784,27 @@
       </w:pPr>
       <w:r>
         <w:rPr>
-          <w:rFonts w:hint="eastAsia"/>
+          <w:rFonts w:hint="eastAsia" w:eastAsia="黑体"/>
           <w:b/>
           <w:bCs/>
         </w:rPr>
         <w:t xml:space="preserve">线缆长度↑</w:t>
       </w:r>
       <w:r>
+        <w:rPr>
+          <w:rFonts w:eastAsia="黑体"/>
+        </w:rPr>
         <w:t xml:space="preserve"> </w:t>
       </w:r>
       <w:r>
+        <w:rPr>
+          <w:rFonts w:eastAsia="黑体"/>
+        </w:rPr>
         <w:t xml:space="preserve">→ </w:t>
       </w:r>
       <w:r>
         <w:rPr>
-          <w:rFonts w:hint="eastAsia"/>
+          <w:rFonts w:hint="eastAsia" w:eastAsia="黑体"/>
         </w:rPr>
         <w:t xml:space="preserve">信号衰减增大，实际传输速率与可靠性下降。</w:t>
       </w:r>
@@ -1586,7 +1817,7 @@
       </w:pPr>
       <w:r>
         <w:rPr>
-          <w:rFonts w:hint="eastAsia"/>
+          <w:rFonts w:hint="eastAsia" w:eastAsia="黑体"/>
         </w:rPr>
         <w:t xml:space="preserve">典型参数示例</w:t>
       </w:r>
@@ -1600,11 +1831,14 @@
         </w:numPr>
       </w:pPr>
       <w:r>
+        <w:rPr>
+          <w:rFonts w:eastAsia="黑体"/>
+        </w:rPr>
         <w:t xml:space="preserve">USB 2.0 </w:t>
       </w:r>
       <w:r>
         <w:rPr>
-          <w:rFonts w:hint="eastAsia"/>
+          <w:rFonts w:hint="eastAsia" w:eastAsia="黑体"/>
         </w:rPr>
         <w:t xml:space="preserve">高速：</w:t>
       </w:r>
@@ -1625,20 +1859,26 @@
       </m:oMath>
       <w:r>
         <w:rPr>
-          <w:rFonts w:hint="eastAsia"/>
+          <w:rFonts w:hint="eastAsia" w:eastAsia="黑体"/>
         </w:rPr>
         <w:t xml:space="preserve">，即每帧（125</w:t>
       </w:r>
       <w:r>
+        <w:rPr>
+          <w:rFonts w:eastAsia="黑体"/>
+        </w:rPr>
         <w:t xml:space="preserve"> </w:t>
       </w:r>
       <w:r>
         <w:rPr>
-          <w:rFonts w:hint="eastAsia"/>
+          <w:rFonts w:hint="eastAsia" w:eastAsia="黑体"/>
         </w:rPr>
         <w:t xml:space="preserve">μs）理论可传输约</w:t>
       </w:r>
       <w:r>
+        <w:rPr>
+          <w:rFonts w:eastAsia="黑体"/>
+        </w:rPr>
         <w:t xml:space="preserve"> </w:t>
       </w:r>
       <m:oMath>
@@ -1717,6 +1957,9 @@
         </m:r>
       </m:oMath>
       <w:r>
+        <w:rPr>
+          <w:rFonts w:eastAsia="黑体"/>
+        </w:rPr>
         <w:t xml:space="preserve">。</w:t>
       </w:r>
     </w:p>
@@ -1730,20 +1973,26 @@
       </w:pPr>
       <w:r>
         <w:rPr>
-          <w:rFonts w:hint="eastAsia"/>
+          <w:rFonts w:hint="eastAsia" w:eastAsia="黑体"/>
         </w:rPr>
         <w:t xml:space="preserve">全速设备</w:t>
       </w:r>
       <w:r>
+        <w:rPr>
+          <w:rFonts w:eastAsia="黑体"/>
+        </w:rPr>
         <w:t xml:space="preserve"> D+ </w:t>
       </w:r>
       <w:r>
         <w:rPr>
-          <w:rFonts w:hint="eastAsia"/>
+          <w:rFonts w:hint="eastAsia" w:eastAsia="黑体"/>
         </w:rPr>
         <w:t xml:space="preserve">上拉</w:t>
       </w:r>
       <w:r>
+        <w:rPr>
+          <w:rFonts w:eastAsia="黑体"/>
+        </w:rPr>
         <w:t xml:space="preserve"> </w:t>
       </w:r>
       <m:oMath>
@@ -1796,11 +2045,14 @@
       </m:oMath>
       <w:r>
         <w:rPr>
-          <w:rFonts w:hint="eastAsia"/>
+          <w:rFonts w:hint="eastAsia" w:eastAsia="黑体"/>
         </w:rPr>
         <w:t xml:space="preserve">，接</w:t>
       </w:r>
       <w:r>
+        <w:rPr>
+          <w:rFonts w:eastAsia="黑体"/>
+        </w:rPr>
         <w:t xml:space="preserve"> </w:t>
       </w:r>
       <m:oMath>
@@ -1819,15 +2071,21 @@
         </m:r>
       </m:oMath>
       <w:r>
+        <w:rPr>
+          <w:rFonts w:eastAsia="黑体"/>
+        </w:rPr>
         <w:t xml:space="preserve"> </w:t>
       </w:r>
       <w:r>
         <w:rPr>
-          <w:rFonts w:hint="eastAsia"/>
+          <w:rFonts w:hint="eastAsia" w:eastAsia="黑体"/>
         </w:rPr>
         <w:t xml:space="preserve">时上拉电流</w:t>
       </w:r>
       <w:r>
+        <w:rPr>
+          <w:rFonts w:eastAsia="黑体"/>
+        </w:rPr>
         <w:t xml:space="preserve"> </w:t>
       </w:r>
       <m:oMath>
@@ -1876,6 +2134,9 @@
         </m:r>
       </m:oMath>
       <w:r>
+        <w:rPr>
+          <w:rFonts w:eastAsia="黑体"/>
+        </w:rPr>
         <w:t xml:space="preserve">。</w:t>
       </w:r>
     </w:p>
@@ -1887,7 +2148,7 @@
       </w:pPr>
       <w:r>
         <w:rPr>
-          <w:rFonts w:hint="eastAsia"/>
+          <w:rFonts w:hint="eastAsia" w:eastAsia="黑体"/>
         </w:rPr>
         <w:t xml:space="preserve">常见器件型号</w:t>
       </w:r>
@@ -1902,7 +2163,7 @@
       </w:pPr>
       <w:r>
         <w:rPr>
-          <w:rFonts w:hint="eastAsia"/>
+          <w:rFonts w:hint="eastAsia" w:eastAsia="黑体"/>
         </w:rPr>
         <w:t xml:space="preserve">控制器/PHY：USB3300、CH340、CP2102、FT232RL。</w:t>
       </w:r>
@@ -1917,16 +2178,19 @@
       </w:pPr>
       <w:r>
         <w:rPr>
-          <w:rFonts w:hint="eastAsia"/>
+          <w:rFonts w:hint="eastAsia" w:eastAsia="黑体"/>
         </w:rPr>
         <w:t xml:space="preserve">保护器件：USBLC6-2SC6、PRTR5V0U2X、USB</w:t>
       </w:r>
       <w:r>
+        <w:rPr>
+          <w:rFonts w:eastAsia="黑体"/>
+        </w:rPr>
         <w:t xml:space="preserve"> </w:t>
       </w:r>
       <w:r>
         <w:rPr>
-          <w:rFonts w:hint="eastAsia"/>
+          <w:rFonts w:hint="eastAsia" w:eastAsia="黑体"/>
         </w:rPr>
         <w:t xml:space="preserve">自恢复保险丝。</w:t>
       </w:r>
@@ -1941,16 +2205,19 @@
       </w:pPr>
       <w:r>
         <w:rPr>
-          <w:rFonts w:hint="eastAsia"/>
+          <w:rFonts w:hint="eastAsia" w:eastAsia="黑体"/>
         </w:rPr>
         <w:t xml:space="preserve">连接器：USB-B、micro-USB、Type-C</w:t>
       </w:r>
       <w:r>
+        <w:rPr>
+          <w:rFonts w:eastAsia="黑体"/>
+        </w:rPr>
         <w:t xml:space="preserve"> </w:t>
       </w:r>
       <w:r>
         <w:rPr>
-          <w:rFonts w:hint="eastAsia"/>
+          <w:rFonts w:hint="eastAsia" w:eastAsia="黑体"/>
         </w:rPr>
         <w:t xml:space="preserve">插座。</w:t>
       </w:r>
@@ -1963,7 +2230,7 @@
       </w:pPr>
       <w:r>
         <w:rPr>
-          <w:rFonts w:hint="eastAsia"/>
+          <w:rFonts w:hint="eastAsia" w:eastAsia="黑体"/>
         </w:rPr>
         <w:t xml:space="preserve">注意事项</w:t>
       </w:r>
@@ -1977,20 +2244,26 @@
         </w:numPr>
       </w:pPr>
       <w:r>
+        <w:rPr>
+          <w:rFonts w:eastAsia="黑体"/>
+        </w:rPr>
         <w:t xml:space="preserve">VBUS </w:t>
       </w:r>
       <w:r>
         <w:rPr>
-          <w:rFonts w:hint="eastAsia"/>
+          <w:rFonts w:hint="eastAsia" w:eastAsia="黑体"/>
         </w:rPr>
         <w:t xml:space="preserve">需加去耦电容与过流保护，按规范最大供电电流（如</w:t>
       </w:r>
       <w:r>
+        <w:rPr>
+          <w:rFonts w:eastAsia="黑体"/>
+        </w:rPr>
         <w:t xml:space="preserve"> 500 </w:t>
       </w:r>
       <w:r>
         <w:rPr>
-          <w:rFonts w:hint="eastAsia"/>
+          <w:rFonts w:hint="eastAsia" w:eastAsia="黑体"/>
         </w:rPr>
         <w:t xml:space="preserve">mA）设计限流。</w:t>
       </w:r>
@@ -2004,20 +2277,26 @@
         </w:numPr>
       </w:pPr>
       <w:r>
+        <w:rPr>
+          <w:rFonts w:eastAsia="黑体"/>
+        </w:rPr>
         <w:t xml:space="preserve">D+/D− </w:t>
       </w:r>
       <w:r>
         <w:rPr>
-          <w:rFonts w:hint="eastAsia"/>
+          <w:rFonts w:hint="eastAsia" w:eastAsia="黑体"/>
         </w:rPr>
         <w:t xml:space="preserve">差分走线需等长、差分阻抗约</w:t>
       </w:r>
       <w:r>
+        <w:rPr>
+          <w:rFonts w:eastAsia="黑体"/>
+        </w:rPr>
         <w:t xml:space="preserve"> 90 </w:t>
       </w:r>
       <w:r>
         <w:rPr>
-          <w:rFonts w:hint="eastAsia"/>
+          <w:rFonts w:hint="eastAsia" w:eastAsia="黑体"/>
         </w:rPr>
         <w:t xml:space="preserve">Ω，并靠近放置共模/静电保护器件。</w:t>
       </w:r>
@@ -2032,7 +2311,7 @@
       </w:pPr>
       <w:r>
         <w:rPr>
-          <w:rFonts w:hint="eastAsia"/>
+          <w:rFonts w:hint="eastAsia" w:eastAsia="黑体"/>
         </w:rPr>
         <w:t xml:space="preserve">上拉电阻与速度模式（全速/低速）需匹配，错误会导致无法枚举。</w:t>
       </w:r>
@@ -2047,25 +2326,31 @@
       </w:pPr>
       <w:r>
         <w:rPr>
-          <w:rFonts w:hint="eastAsia"/>
+          <w:rFonts w:hint="eastAsia" w:eastAsia="黑体"/>
         </w:rPr>
         <w:t xml:space="preserve">注意插入时带电热插拔的</w:t>
       </w:r>
       <w:r>
+        <w:rPr>
+          <w:rFonts w:eastAsia="黑体"/>
+        </w:rPr>
         <w:t xml:space="preserve"> ESD </w:t>
       </w:r>
       <w:r>
         <w:rPr>
-          <w:rFonts w:hint="eastAsia"/>
+          <w:rFonts w:hint="eastAsia" w:eastAsia="黑体"/>
         </w:rPr>
         <w:t xml:space="preserve">防护，加</w:t>
       </w:r>
       <w:r>
+        <w:rPr>
+          <w:rFonts w:eastAsia="黑体"/>
+        </w:rPr>
         <w:t xml:space="preserve"> TVS </w:t>
       </w:r>
       <w:r>
         <w:rPr>
-          <w:rFonts w:hint="eastAsia"/>
+          <w:rFonts w:hint="eastAsia" w:eastAsia="黑体"/>
         </w:rPr>
         <w:t xml:space="preserve">管保护收发器。</w:t>
       </w:r>
@@ -2078,7 +2363,7 @@
       </w:pPr>
       <w:r>
         <w:rPr>
-          <w:rFonts w:hint="eastAsia"/>
+          <w:rFonts w:hint="eastAsia" w:eastAsia="黑体"/>
         </w:rPr>
         <w:t xml:space="preserve">参考资料</w:t>
       </w:r>
@@ -2092,6 +2377,9 @@
         </w:numPr>
       </w:pPr>
       <w:r>
+        <w:rPr>
+          <w:rFonts w:eastAsia="黑体"/>
+        </w:rPr>
         <w:t xml:space="preserve">Wikipedia: USB。</w:t>
       </w:r>
     </w:p>
@@ -2104,20 +2392,26 @@
         </w:numPr>
       </w:pPr>
       <w:r>
+        <w:rPr>
+          <w:rFonts w:eastAsia="黑体"/>
+        </w:rPr>
         <w:t xml:space="preserve">USB 2.0 </w:t>
       </w:r>
       <w:r>
         <w:rPr>
-          <w:rFonts w:hint="eastAsia"/>
+          <w:rFonts w:hint="eastAsia" w:eastAsia="黑体"/>
         </w:rPr>
         <w:t xml:space="preserve">规范（usb.org，Chapter</w:t>
       </w:r>
       <w:r>
+        <w:rPr>
+          <w:rFonts w:eastAsia="黑体"/>
+        </w:rPr>
         <w:t xml:space="preserve"> 7 </w:t>
       </w:r>
       <w:r>
         <w:rPr>
-          <w:rFonts w:hint="eastAsia"/>
+          <w:rFonts w:hint="eastAsia" w:eastAsia="黑体"/>
         </w:rPr>
         <w:t xml:space="preserve">Electrical）。</w:t>
       </w:r>
@@ -2131,11 +2425,14 @@
         </w:numPr>
       </w:pPr>
       <w:r>
+        <w:rPr>
+          <w:rFonts w:eastAsia="黑体"/>
+        </w:rPr>
         <w:t xml:space="preserve">《USB </w:t>
       </w:r>
       <w:r>
         <w:rPr>
-          <w:rFonts w:hint="eastAsia"/>
+          <w:rFonts w:hint="eastAsia" w:eastAsia="黑体"/>
         </w:rPr>
         <w:t xml:space="preserve">开发大全》相关章节。</w:t>
       </w:r>
@@ -2149,11 +2446,11 @@
       </w:pPr>
       <w:r>
         <w:rPr>
-          <w:rFonts w:ascii="Times New Roman" w:hAnsi="Times New Roman"/>
+          <w:rFonts w:ascii="Times New Roman" w:hAnsi="Times New Roman" w:eastAsia="黑体"/>
           <w:color w:val="555555"/>
           <w:sz w:val="21"/>
         </w:rPr>
-        <w:t>材料收集者：杜文杰</w:t>
+        <w:t>材料收集者：杜文杰，WX手机：19519196569，QQ:3478827729</w:t>
       </w:r>
     </w:p>
     <w:sectPr>
@@ -2173,7 +2470,7 @@
 </file>
 
 <file path=word/footer1.xml><?xml version="1.0" encoding="utf-8"?>
-<w:ftr xmlns:m="http://schemas.openxmlformats.org/officeDocument/2006/math" xmlns:mc="http://schemas.openxmlformats.org/markup-compatibility/2006" xmlns:mo="http://schemas.microsoft.com/office/mac/office/2008/main" xmlns:mv="urn:schemas-microsoft-com:mac:vml" xmlns:o="urn:schemas-microsoft-com:office:office" xmlns:r="http://schemas.openxmlformats.org/officeDocument/2006/relationships" xmlns:v="urn:schemas-microsoft-com:vml" xmlns:w10="urn:schemas-microsoft-com:office:word" xmlns:w14="http://schemas.microsoft.com/office/word/2010/wordml" xmlns:w="http://schemas.openxmlformats.org/wordprocessingml/2006/main" xmlns:wne="http://schemas.microsoft.com/office/word/2006/wordml" xmlns:wp14="http://schemas.microsoft.com/office/word/2010/wordprocessingDrawing" xmlns:wp="http://schemas.openxmlformats.org/drawingml/2006/wordprocessingDrawing" xmlns:wpc="http://schemas.microsoft.com/office/word/2010/wordprocessingCanvas" xmlns:wpg="http://schemas.microsoft.com/office/word/2010/wordprocessingGroup" xmlns:wpi="http://schemas.microsoft.com/office/word/2010/wordprocessingInk" xmlns:wps="http://schemas.microsoft.com/office/word/2010/wordprocessingShape" mc:Ignorable="w14 wp14">
+<w:ftr xmlns:mc="http://schemas.openxmlformats.org/markup-compatibility/2006" xmlns:w="http://schemas.openxmlformats.org/wordprocessingml/2006/main" xmlns:m="http://schemas.openxmlformats.org/officeDocument/2006/math" xmlns:mo="http://schemas.microsoft.com/office/mac/office/2008/main" xmlns:mv="urn:schemas-microsoft-com:mac:vml" xmlns:o="urn:schemas-microsoft-com:office:office" xmlns:r="http://schemas.openxmlformats.org/officeDocument/2006/relationships" xmlns:v="urn:schemas-microsoft-com:vml" xmlns:w10="urn:schemas-microsoft-com:office:word" xmlns:w14="http://schemas.microsoft.com/office/word/2010/wordml" xmlns:wne="http://schemas.microsoft.com/office/word/2006/wordml" xmlns:wp14="http://schemas.microsoft.com/office/word/2010/wordprocessingDrawing" xmlns:wp="http://schemas.openxmlformats.org/drawingml/2006/wordprocessingDrawing" xmlns:wpc="http://schemas.microsoft.com/office/word/2010/wordprocessingCanvas" xmlns:wpg="http://schemas.microsoft.com/office/word/2010/wordprocessingGroup" xmlns:wpi="http://schemas.microsoft.com/office/word/2010/wordprocessingInk" xmlns:wps="http://schemas.microsoft.com/office/word/2010/wordprocessingShape" mc:Ignorable="w14 wp14">
   <w:p>
     <w:pPr>
       <w:pStyle w:val="Footer"/>
@@ -2181,12 +2478,14 @@
     </w:pPr>
     <w:r>
       <w:rPr>
+        <w:rFonts w:eastAsia="黑体"/>
         <w:sz w:val="18"/>
       </w:rPr>
       <w:t xml:space="preserve">第 </w:t>
     </w:r>
     <w:r>
       <w:rPr>
+        <w:rFonts w:eastAsia="黑体"/>
         <w:sz w:val="18"/>
       </w:rPr>
       <w:fldChar w:fldCharType="begin"/>
@@ -2195,6 +2494,7 @@
     </w:r>
     <w:r>
       <w:rPr>
+        <w:rFonts w:eastAsia="黑体"/>
         <w:sz w:val="18"/>
       </w:rPr>
       <w:t xml:space="preserve"> 页</w:t>
@@ -2208,6 +2508,9 @@
   <w:footnote w:type="continuationSeparator" w:id="0">
     <w:p>
       <w:r>
+        <w:rPr>
+          <w:rFonts w:eastAsia="黑体"/>
+        </w:rPr>
         <w:continuationSeparator/>
       </w:r>
     </w:p>
@@ -2215,6 +2518,9 @@
   <w:footnote w:type="separator" w:id="-1">
     <w:p>
       <w:r>
+        <w:rPr>
+          <w:rFonts w:eastAsia="黑体"/>
+        </w:rPr>
         <w:separator/>
       </w:r>
     </w:p>
@@ -2223,7 +2529,7 @@
 </file>
 
 <file path=word/header1.xml><?xml version="1.0" encoding="utf-8"?>
-<w:hdr xmlns:m="http://schemas.openxmlformats.org/officeDocument/2006/math" xmlns:mc="http://schemas.openxmlformats.org/markup-compatibility/2006" xmlns:mo="http://schemas.microsoft.com/office/mac/office/2008/main" xmlns:mv="urn:schemas-microsoft-com:mac:vml" xmlns:o="urn:schemas-microsoft-com:office:office" xmlns:r="http://schemas.openxmlformats.org/officeDocument/2006/relationships" xmlns:v="urn:schemas-microsoft-com:vml" xmlns:w10="urn:schemas-microsoft-com:office:word" xmlns:w14="http://schemas.microsoft.com/office/word/2010/wordml" xmlns:w="http://schemas.openxmlformats.org/wordprocessingml/2006/main" xmlns:wne="http://schemas.microsoft.com/office/word/2006/wordml" xmlns:wp14="http://schemas.microsoft.com/office/word/2010/wordprocessingDrawing" xmlns:wp="http://schemas.openxmlformats.org/drawingml/2006/wordprocessingDrawing" xmlns:wpc="http://schemas.microsoft.com/office/word/2010/wordprocessingCanvas" xmlns:wpg="http://schemas.microsoft.com/office/word/2010/wordprocessingGroup" xmlns:wpi="http://schemas.microsoft.com/office/word/2010/wordprocessingInk" xmlns:wps="http://schemas.microsoft.com/office/word/2010/wordprocessingShape" mc:Ignorable="w14 wp14">
+<w:hdr xmlns:mc="http://schemas.openxmlformats.org/markup-compatibility/2006" xmlns:w="http://schemas.openxmlformats.org/wordprocessingml/2006/main" xmlns:m="http://schemas.openxmlformats.org/officeDocument/2006/math" xmlns:mo="http://schemas.microsoft.com/office/mac/office/2008/main" xmlns:mv="urn:schemas-microsoft-com:mac:vml" xmlns:o="urn:schemas-microsoft-com:office:office" xmlns:r="http://schemas.openxmlformats.org/officeDocument/2006/relationships" xmlns:v="urn:schemas-microsoft-com:vml" xmlns:w10="urn:schemas-microsoft-com:office:word" xmlns:w14="http://schemas.microsoft.com/office/word/2010/wordml" xmlns:wne="http://schemas.microsoft.com/office/word/2006/wordml" xmlns:wp14="http://schemas.microsoft.com/office/word/2010/wordprocessingDrawing" xmlns:wp="http://schemas.openxmlformats.org/drawingml/2006/wordprocessingDrawing" xmlns:wpc="http://schemas.microsoft.com/office/word/2010/wordprocessingCanvas" xmlns:wpg="http://schemas.microsoft.com/office/word/2010/wordprocessingGroup" xmlns:wpi="http://schemas.microsoft.com/office/word/2010/wordprocessingInk" xmlns:wps="http://schemas.microsoft.com/office/word/2010/wordprocessingShape" mc:Ignorable="w14 wp14">
   <w:p>
     <w:pPr>
       <w:pStyle w:val="Header"/>
@@ -2231,7 +2537,7 @@
     </w:pPr>
     <w:r>
       <w:rPr>
-        <w:rFonts w:ascii="Times New Roman" w:hAnsi="Times New Roman"/>
+        <w:rFonts w:ascii="Times New Roman" w:hAnsi="Times New Roman" w:eastAsia="黑体"/>
         <w:sz w:val="18"/>
         <w:rFonts w:eastAsia="黑体"/>
         <w:rFonts w:eastAsia="黑体"/>
@@ -2243,7 +2549,7 @@
 </file>
 
 <file path=word/numbering.xml><?xml version="1.0" encoding="utf-8"?>
-<w:numbering xmlns:m="http://schemas.openxmlformats.org/officeDocument/2006/math" xmlns:mc="http://schemas.openxmlformats.org/markup-compatibility/2006" xmlns:mo="http://schemas.microsoft.com/office/mac/office/2008/main" xmlns:mv="urn:schemas-microsoft-com:mac:vml" xmlns:o="urn:schemas-microsoft-com:office:office" xmlns:r="http://schemas.openxmlformats.org/officeDocument/2006/relationships" xmlns:v="urn:schemas-microsoft-com:vml" xmlns:w="http://schemas.openxmlformats.org/wordprocessingml/2006/main" xmlns:w10="urn:schemas-microsoft-com:office:word" xmlns:w14="http://schemas.microsoft.com/office/word/2010/wordml" xmlns:wne="http://schemas.microsoft.com/office/word/2006/wordml" xmlns:wp="http://schemas.openxmlformats.org/drawingml/2006/wordprocessingDrawing" xmlns:wp14="http://schemas.microsoft.com/office/word/2010/wordprocessingDrawing" xmlns:wpc="http://schemas.microsoft.com/office/word/2010/wordprocessingCanvas" xmlns:wpg="http://schemas.microsoft.com/office/word/2010/wordprocessingGroup" xmlns:wpi="http://schemas.microsoft.com/office/word/2010/wordprocessingInk" xmlns:wps="http://schemas.microsoft.com/office/word/2010/wordprocessingShape" mc:Ignorable="w14 wp14">
+<w:numbering xmlns:mc="http://schemas.openxmlformats.org/markup-compatibility/2006" xmlns:w="http://schemas.openxmlformats.org/wordprocessingml/2006/main" xmlns:m="http://schemas.openxmlformats.org/officeDocument/2006/math" xmlns:mo="http://schemas.microsoft.com/office/mac/office/2008/main" xmlns:mv="urn:schemas-microsoft-com:mac:vml" xmlns:o="urn:schemas-microsoft-com:office:office" xmlns:r="http://schemas.openxmlformats.org/officeDocument/2006/relationships" xmlns:v="urn:schemas-microsoft-com:vml" xmlns:w10="urn:schemas-microsoft-com:office:word" xmlns:w14="http://schemas.microsoft.com/office/word/2010/wordml" xmlns:wne="http://schemas.microsoft.com/office/word/2006/wordml" xmlns:wp="http://schemas.openxmlformats.org/drawingml/2006/wordprocessingDrawing" xmlns:wp14="http://schemas.microsoft.com/office/word/2010/wordprocessingDrawing" xmlns:wpc="http://schemas.microsoft.com/office/word/2010/wordprocessingCanvas" xmlns:wpg="http://schemas.microsoft.com/office/word/2010/wordprocessingGroup" xmlns:wpi="http://schemas.microsoft.com/office/word/2010/wordprocessingInk" xmlns:wps="http://schemas.microsoft.com/office/word/2010/wordprocessingShape" mc:Ignorable="w14 wp14">
   <w:abstractNum w:abstractNumId="0">
     <w:nsid w:val="FFFFFF7C"/>
     <w:multiLevelType w:val="singleLevel"/>
@@ -2330,7 +2636,7 @@
         <w:ind w:hanging="360" w:left="1440"/>
       </w:pPr>
       <w:rPr>
-        <w:rFonts w:ascii="Symbol" w:hAnsi="Symbol" w:hint="default"/>
+        <w:rFonts w:ascii="Symbol" w:hAnsi="Symbol" w:hint="default" w:eastAsia="黑体"/>
       </w:rPr>
     </w:lvl>
   </w:abstractNum>
@@ -2351,7 +2657,7 @@
         <w:ind w:hanging="360" w:left="1080"/>
       </w:pPr>
       <w:rPr>
-        <w:rFonts w:ascii="Symbol" w:hAnsi="Symbol" w:hint="default"/>
+        <w:rFonts w:ascii="Symbol" w:hAnsi="Symbol" w:hint="default" w:eastAsia="黑体"/>
       </w:rPr>
     </w:lvl>
   </w:abstractNum>
@@ -2372,7 +2678,7 @@
         <w:ind w:hanging="360" w:left="720"/>
       </w:pPr>
       <w:rPr>
-        <w:rFonts w:ascii="Symbol" w:hAnsi="Symbol" w:hint="default"/>
+        <w:rFonts w:ascii="Symbol" w:hAnsi="Symbol" w:hint="default" w:eastAsia="黑体"/>
       </w:rPr>
     </w:lvl>
   </w:abstractNum>
@@ -2411,7 +2717,7 @@
         <w:ind w:hanging="360" w:left="360"/>
       </w:pPr>
       <w:rPr>
-        <w:rFonts w:ascii="Symbol" w:hAnsi="Symbol" w:hint="default"/>
+        <w:rFonts w:ascii="Symbol" w:hAnsi="Symbol" w:hint="default" w:eastAsia="黑体"/>
       </w:rPr>
     </w:lvl>
   </w:abstractNum>
@@ -2502,7 +2808,7 @@
         <w:ind w:left="720" w:hanging="360"/>
       </w:pPr>
       <w:rPr>
-        <w:rFonts w:ascii="Symbol" w:hAnsi="Symbol" w:cs="Symbol" w:hint="default"/>
+        <w:rFonts w:ascii="Symbol" w:hAnsi="Symbol" w:cs="Symbol" w:hint="default" w:eastAsia="黑体"/>
       </w:rPr>
     </w:lvl>
     <w:lvl w:ilvl="1">
@@ -2513,7 +2819,7 @@
         <w:ind w:left="1440" w:hanging="360"/>
       </w:pPr>
       <w:rPr>
-        <w:rFonts w:ascii="Courier New" w:hAnsi="Courier New" w:cs="Courier New" w:hint="default"/>
+        <w:rFonts w:ascii="Courier New" w:hAnsi="Courier New" w:cs="Courier New" w:hint="default" w:eastAsia="黑体"/>
       </w:rPr>
     </w:lvl>
     <w:lvl w:ilvl="2">
@@ -2524,7 +2830,7 @@
         <w:ind w:left="2160" w:hanging="360"/>
       </w:pPr>
       <w:rPr>
-        <w:rFonts w:ascii="Wingdings" w:hAnsi="Wingdings" w:cs="Wingdings" w:hint="default"/>
+        <w:rFonts w:ascii="Wingdings" w:hAnsi="Wingdings" w:cs="Wingdings" w:hint="default" w:eastAsia="黑体"/>
       </w:rPr>
     </w:lvl>
     <w:lvl w:ilvl="3">
@@ -2535,7 +2841,7 @@
         <w:ind w:left="2880" w:hanging="360"/>
       </w:pPr>
       <w:rPr>
-        <w:rFonts w:ascii="Symbol" w:hAnsi="Symbol" w:cs="Symbol" w:hint="default"/>
+        <w:rFonts w:ascii="Symbol" w:hAnsi="Symbol" w:cs="Symbol" w:hint="default" w:eastAsia="黑体"/>
       </w:rPr>
     </w:lvl>
     <w:lvl w:ilvl="4">
@@ -2546,7 +2852,7 @@
         <w:ind w:left="3600" w:hanging="360"/>
       </w:pPr>
       <w:rPr>
-        <w:rFonts w:ascii="Courier New" w:hAnsi="Courier New" w:cs="Courier New" w:hint="default"/>
+        <w:rFonts w:ascii="Courier New" w:hAnsi="Courier New" w:cs="Courier New" w:hint="default" w:eastAsia="黑体"/>
       </w:rPr>
     </w:lvl>
     <w:lvl w:ilvl="5">
@@ -2557,7 +2863,7 @@
         <w:ind w:left="4320" w:hanging="360"/>
       </w:pPr>
       <w:rPr>
-        <w:rFonts w:ascii="Wingdings" w:hAnsi="Wingdings" w:cs="Wingdings" w:hint="default"/>
+        <w:rFonts w:ascii="Wingdings" w:hAnsi="Wingdings" w:cs="Wingdings" w:hint="default" w:eastAsia="黑体"/>
       </w:rPr>
     </w:lvl>
     <w:lvl w:ilvl="6">
@@ -2568,7 +2874,7 @@
         <w:ind w:left="5040" w:hanging="360"/>
       </w:pPr>
       <w:rPr>
-        <w:rFonts w:ascii="Symbol" w:hAnsi="Symbol" w:cs="Symbol" w:hint="default"/>
+        <w:rFonts w:ascii="Symbol" w:hAnsi="Symbol" w:cs="Symbol" w:hint="default" w:eastAsia="黑体"/>
       </w:rPr>
     </w:lvl>
     <w:lvl w:ilvl="7">
@@ -2579,7 +2885,7 @@
         <w:ind w:left="5760" w:hanging="360"/>
       </w:pPr>
       <w:rPr>
-        <w:rFonts w:ascii="Courier New" w:hAnsi="Courier New" w:cs="Courier New" w:hint="default"/>
+        <w:rFonts w:ascii="Courier New" w:hAnsi="Courier New" w:cs="Courier New" w:hint="default" w:eastAsia="黑体"/>
       </w:rPr>
     </w:lvl>
     <w:lvl w:ilvl="8">
@@ -2590,7 +2896,7 @@
         <w:ind w:left="6480" w:hanging="360"/>
       </w:pPr>
       <w:rPr>
-        <w:rFonts w:ascii="Wingdings" w:hAnsi="Wingdings" w:cs="Wingdings" w:hint="default"/>
+        <w:rFonts w:ascii="Wingdings" w:hAnsi="Wingdings" w:cs="Wingdings" w:hint="default" w:eastAsia="黑体"/>
       </w:rPr>
     </w:lvl>
   </w:abstractNum>
@@ -2646,11 +2952,11 @@
 </file>
 
 <file path=word/styles.xml><?xml version="1.0" encoding="utf-8"?>
-<w:styles xmlns:mc="http://schemas.openxmlformats.org/markup-compatibility/2006" xmlns:r="http://schemas.openxmlformats.org/officeDocument/2006/relationships" xmlns:w="http://schemas.openxmlformats.org/wordprocessingml/2006/main" xmlns:w14="http://schemas.microsoft.com/office/word/2010/wordml" mc:Ignorable="w14">
+<w:styles xmlns:mc="http://schemas.openxmlformats.org/markup-compatibility/2006" xmlns:w="http://schemas.openxmlformats.org/wordprocessingml/2006/main" xmlns:r="http://schemas.openxmlformats.org/officeDocument/2006/relationships" xmlns:w14="http://schemas.microsoft.com/office/word/2010/wordml" mc:Ignorable="w14">
   <w:docDefaults>
     <w:rPrDefault>
       <w:rPr>
-        <w:rFonts w:asciiTheme="minorHAnsi" w:cstheme="minorBidi" w:eastAsiaTheme="minorEastAsia" w:hAnsiTheme="minorHAnsi"/>
+        <w:rFonts w:asciiTheme="minorHAnsi" w:cstheme="minorBidi" w:hAnsiTheme="minorHAnsi" w:eastAsia="黑体"/>
         <w:sz w:val="22"/>
         <w:szCs w:val="22"/>
         <w:lang w:bidi="ar-SA" w:eastAsia="en-US" w:val="en-US"/>
@@ -2872,7 +3178,7 @@
       <w:outlineLvl w:val="0"/>
     </w:pPr>
     <w:rPr>
-      <w:rFonts w:ascii="Times New Roman" w:asciiTheme="majorHAnsi" w:cstheme="majorBidi" w:eastAsia="黑体" w:eastAsiaTheme="majorEastAsia" w:hAnsi="Times New Roman" w:hAnsiTheme="majorHAnsi"/>
+      <w:rFonts w:ascii="Times New Roman" w:asciiTheme="majorHAnsi" w:cstheme="majorBidi" w:eastAsia="黑体" w:hAnsi="Times New Roman" w:hAnsiTheme="majorHAnsi"/>
       <w:b/>
       <w:bCs/>
       <w:color w:val="1F3864"/>
@@ -2896,7 +3202,7 @@
       <w:outlineLvl w:val="1"/>
     </w:pPr>
     <w:rPr>
-      <w:rFonts w:ascii="Times New Roman" w:asciiTheme="majorHAnsi" w:cstheme="majorBidi" w:eastAsia="黑体" w:eastAsiaTheme="majorEastAsia" w:hAnsi="Times New Roman" w:hAnsiTheme="majorHAnsi"/>
+      <w:rFonts w:ascii="Times New Roman" w:asciiTheme="majorHAnsi" w:cstheme="majorBidi" w:eastAsia="黑体" w:hAnsi="Times New Roman" w:hAnsiTheme="majorHAnsi"/>
       <w:b/>
       <w:bCs/>
       <w:color w:val="2E4E7E"/>
@@ -2920,7 +3226,7 @@
       <w:outlineLvl w:val="2"/>
     </w:pPr>
     <w:rPr>
-      <w:rFonts w:ascii="Times New Roman" w:asciiTheme="majorHAnsi" w:cstheme="majorBidi" w:eastAsia="黑体" w:eastAsiaTheme="majorEastAsia" w:hAnsi="Times New Roman" w:hAnsiTheme="majorHAnsi"/>
+      <w:rFonts w:ascii="Times New Roman" w:asciiTheme="majorHAnsi" w:cstheme="majorBidi" w:eastAsia="黑体" w:hAnsi="Times New Roman" w:hAnsiTheme="majorHAnsi"/>
       <w:b/>
       <w:bCs/>
       <w:color w:val="2E4E7E"/>
@@ -2944,7 +3250,7 @@
       <w:outlineLvl w:val="3"/>
     </w:pPr>
     <w:rPr>
-      <w:rFonts w:ascii="Times New Roman" w:asciiTheme="majorHAnsi" w:cstheme="majorBidi" w:eastAsia="黑体" w:eastAsiaTheme="majorEastAsia" w:hAnsi="Times New Roman" w:hAnsiTheme="majorHAnsi"/>
+      <w:rFonts w:ascii="Times New Roman" w:asciiTheme="majorHAnsi" w:cstheme="majorBidi" w:eastAsia="黑体" w:hAnsi="Times New Roman" w:hAnsiTheme="majorHAnsi"/>
       <w:b/>
       <w:bCs/>
       <w:i/>
@@ -2970,7 +3276,7 @@
       <w:outlineLvl w:val="4"/>
     </w:pPr>
     <w:rPr>
-      <w:rFonts w:ascii="Times New Roman" w:asciiTheme="majorHAnsi" w:cstheme="majorBidi" w:eastAsia="黑体" w:eastAsiaTheme="majorEastAsia" w:hAnsi="Times New Roman" w:hAnsiTheme="majorHAnsi"/>
+      <w:rFonts w:ascii="Times New Roman" w:asciiTheme="majorHAnsi" w:cstheme="majorBidi" w:eastAsia="黑体" w:hAnsi="Times New Roman" w:hAnsiTheme="majorHAnsi"/>
       <w:b/>
       <w:color w:val="333333"/>
       <w:sz w:val="22"/>
@@ -2993,7 +3299,7 @@
       <w:outlineLvl w:val="5"/>
     </w:pPr>
     <w:rPr>
-      <w:rFonts w:asciiTheme="majorHAnsi" w:cstheme="majorBidi" w:eastAsiaTheme="majorEastAsia" w:hAnsiTheme="majorHAnsi"/>
+      <w:rFonts w:asciiTheme="majorHAnsi" w:cstheme="majorBidi" w:hAnsiTheme="majorHAnsi" w:eastAsia="黑体"/>
       <w:i/>
       <w:iCs/>
       <w:color w:themeColor="accent1" w:themeShade="7F" w:val="243F60"/>
@@ -3016,7 +3322,7 @@
       <w:outlineLvl w:val="6"/>
     </w:pPr>
     <w:rPr>
-      <w:rFonts w:asciiTheme="majorHAnsi" w:cstheme="majorBidi" w:eastAsiaTheme="majorEastAsia" w:hAnsiTheme="majorHAnsi"/>
+      <w:rFonts w:asciiTheme="majorHAnsi" w:cstheme="majorBidi" w:hAnsiTheme="majorHAnsi" w:eastAsia="黑体"/>
       <w:i/>
       <w:iCs/>
       <w:color w:themeColor="text1" w:themeTint="BF" w:val="404040"/>
@@ -3039,7 +3345,7 @@
       <w:outlineLvl w:val="7"/>
     </w:pPr>
     <w:rPr>
-      <w:rFonts w:asciiTheme="majorHAnsi" w:cstheme="majorBidi" w:eastAsiaTheme="majorEastAsia" w:hAnsiTheme="majorHAnsi"/>
+      <w:rFonts w:asciiTheme="majorHAnsi" w:cstheme="majorBidi" w:hAnsiTheme="majorHAnsi" w:eastAsia="黑体"/>
       <w:color w:themeColor="accent1" w:val="4F81BD"/>
       <w:sz w:val="20"/>
       <w:szCs w:val="20"/>
@@ -3062,7 +3368,7 @@
       <w:outlineLvl w:val="8"/>
     </w:pPr>
     <w:rPr>
-      <w:rFonts w:asciiTheme="majorHAnsi" w:cstheme="majorBidi" w:eastAsiaTheme="majorEastAsia" w:hAnsiTheme="majorHAnsi"/>
+      <w:rFonts w:asciiTheme="majorHAnsi" w:cstheme="majorBidi" w:hAnsiTheme="majorHAnsi" w:eastAsia="黑体"/>
       <w:i/>
       <w:iCs/>
       <w:color w:themeColor="text1" w:themeTint="BF" w:val="404040"/>
@@ -3113,7 +3419,7 @@
     <w:uiPriority w:val="9"/>
     <w:rsid w:val="00FC693F"/>
     <w:rPr>
-      <w:rFonts w:asciiTheme="majorHAnsi" w:cstheme="majorBidi" w:eastAsiaTheme="majorEastAsia" w:hAnsiTheme="majorHAnsi"/>
+      <w:rFonts w:asciiTheme="majorHAnsi" w:cstheme="majorBidi" w:hAnsiTheme="majorHAnsi" w:eastAsia="黑体"/>
       <w:b/>
       <w:bCs/>
       <w:color w:themeColor="accent1" w:themeShade="BF" w:val="365F91"/>
@@ -3128,7 +3434,7 @@
     <w:uiPriority w:val="9"/>
     <w:rsid w:val="00FC693F"/>
     <w:rPr>
-      <w:rFonts w:asciiTheme="majorHAnsi" w:cstheme="majorBidi" w:eastAsiaTheme="majorEastAsia" w:hAnsiTheme="majorHAnsi"/>
+      <w:rFonts w:asciiTheme="majorHAnsi" w:cstheme="majorBidi" w:hAnsiTheme="majorHAnsi" w:eastAsia="黑体"/>
       <w:b/>
       <w:bCs/>
       <w:color w:themeColor="accent1" w:val="4F81BD"/>
@@ -3143,7 +3449,7 @@
     <w:uiPriority w:val="9"/>
     <w:rsid w:val="00FC693F"/>
     <w:rPr>
-      <w:rFonts w:asciiTheme="majorHAnsi" w:cstheme="majorBidi" w:eastAsiaTheme="majorEastAsia" w:hAnsiTheme="majorHAnsi"/>
+      <w:rFonts w:asciiTheme="majorHAnsi" w:cstheme="majorBidi" w:hAnsiTheme="majorHAnsi" w:eastAsia="黑体"/>
       <w:b/>
       <w:bCs/>
       <w:color w:themeColor="accent1" w:val="4F81BD"/>
@@ -3166,7 +3472,7 @@
       <w:contextualSpacing/>
     </w:pPr>
     <w:rPr>
-      <w:rFonts w:ascii="Times New Roman" w:asciiTheme="majorHAnsi" w:cstheme="majorBidi" w:eastAsia="黑体" w:eastAsiaTheme="majorEastAsia" w:hAnsi="Times New Roman" w:hAnsiTheme="majorHAnsi"/>
+      <w:rFonts w:ascii="Times New Roman" w:asciiTheme="majorHAnsi" w:cstheme="majorBidi" w:eastAsia="黑体" w:hAnsi="Times New Roman" w:hAnsiTheme="majorHAnsi"/>
       <w:b/>
       <w:color w:val="1F3864"/>
       <w:spacing w:val="5"/>
@@ -3182,7 +3488,7 @@
     <w:uiPriority w:val="10"/>
     <w:rsid w:val="00FC693F"/>
     <w:rPr>
-      <w:rFonts w:asciiTheme="majorHAnsi" w:cstheme="majorBidi" w:eastAsiaTheme="majorEastAsia" w:hAnsiTheme="majorHAnsi"/>
+      <w:rFonts w:asciiTheme="majorHAnsi" w:cstheme="majorBidi" w:hAnsiTheme="majorHAnsi" w:eastAsia="黑体"/>
       <w:color w:themeColor="text2" w:themeShade="BF" w:val="17365D"/>
       <w:spacing w:val="5"/>
       <w:kern w:val="28"/>
@@ -3204,7 +3510,7 @@
       </w:numPr>
     </w:pPr>
     <w:rPr>
-      <w:rFonts w:asciiTheme="majorHAnsi" w:cstheme="majorBidi" w:eastAsiaTheme="majorEastAsia" w:hAnsiTheme="majorHAnsi"/>
+      <w:rFonts w:asciiTheme="majorHAnsi" w:cstheme="majorBidi" w:hAnsiTheme="majorHAnsi" w:eastAsia="黑体"/>
       <w:i/>
       <w:iCs/>
       <w:color w:themeColor="accent1" w:val="4F81BD"/>
@@ -3220,7 +3526,7 @@
     <w:uiPriority w:val="11"/>
     <w:rsid w:val="00FC693F"/>
     <w:rPr>
-      <w:rFonts w:asciiTheme="majorHAnsi" w:cstheme="majorBidi" w:eastAsiaTheme="majorEastAsia" w:hAnsiTheme="majorHAnsi"/>
+      <w:rFonts w:asciiTheme="majorHAnsi" w:cstheme="majorBidi" w:hAnsiTheme="majorHAnsi" w:eastAsia="黑体"/>
       <w:i/>
       <w:iCs/>
       <w:color w:themeColor="accent1" w:val="4F81BD"/>
@@ -3287,6 +3593,7 @@
       <w:spacing w:after="120"/>
     </w:pPr>
     <w:rPr>
+      <w:rFonts w:eastAsia="黑体"/>
       <w:sz w:val="16"/>
       <w:szCs w:val="16"/>
     </w:rPr>
@@ -3298,6 +3605,7 @@
     <w:uiPriority w:val="99"/>
     <w:rsid w:val="00AA1D8D"/>
     <w:rPr>
+      <w:rFonts w:eastAsia="黑体"/>
       <w:sz w:val="16"/>
       <w:szCs w:val="16"/>
     </w:rPr>
@@ -3467,7 +3775,7 @@
       </w:tabs>
     </w:pPr>
     <w:rPr>
-      <w:rFonts w:ascii="Courier" w:hAnsi="Courier"/>
+      <w:rFonts w:ascii="Courier" w:hAnsi="Courier" w:eastAsia="黑体"/>
       <w:sz w:val="20"/>
       <w:szCs w:val="20"/>
     </w:rPr>
@@ -3479,7 +3787,7 @@
     <w:uiPriority w:val="99"/>
     <w:rsid w:val="0029639D"/>
     <w:rPr>
-      <w:rFonts w:ascii="Courier" w:hAnsi="Courier"/>
+      <w:rFonts w:ascii="Courier" w:hAnsi="Courier" w:eastAsia="黑体"/>
       <w:sz w:val="20"/>
       <w:szCs w:val="20"/>
     </w:rPr>
@@ -3515,6 +3823,7 @@
     <w:uiPriority w:val="29"/>
     <w:rsid w:val="00FC693F"/>
     <w:rPr>
+      <w:rFonts w:eastAsia="黑体"/>
       <w:i/>
       <w:iCs/>
       <w:color w:themeColor="text1" w:val="000000"/>
@@ -3528,7 +3837,7 @@
     <w:semiHidden/>
     <w:rsid w:val="00FC693F"/>
     <w:rPr>
-      <w:rFonts w:asciiTheme="majorHAnsi" w:cstheme="majorBidi" w:eastAsiaTheme="majorEastAsia" w:hAnsiTheme="majorHAnsi"/>
+      <w:rFonts w:asciiTheme="majorHAnsi" w:cstheme="majorBidi" w:hAnsiTheme="majorHAnsi" w:eastAsia="黑体"/>
       <w:b/>
       <w:bCs/>
       <w:i/>
@@ -3544,7 +3853,7 @@
     <w:semiHidden/>
     <w:rsid w:val="00FC693F"/>
     <w:rPr>
-      <w:rFonts w:asciiTheme="majorHAnsi" w:cstheme="majorBidi" w:eastAsiaTheme="majorEastAsia" w:hAnsiTheme="majorHAnsi"/>
+      <w:rFonts w:asciiTheme="majorHAnsi" w:cstheme="majorBidi" w:hAnsiTheme="majorHAnsi" w:eastAsia="黑体"/>
       <w:color w:themeColor="accent1" w:themeShade="7F" w:val="243F60"/>
     </w:rPr>
   </w:style>
@@ -3556,7 +3865,7 @@
     <w:semiHidden/>
     <w:rsid w:val="00FC693F"/>
     <w:rPr>
-      <w:rFonts w:asciiTheme="majorHAnsi" w:cstheme="majorBidi" w:eastAsiaTheme="majorEastAsia" w:hAnsiTheme="majorHAnsi"/>
+      <w:rFonts w:asciiTheme="majorHAnsi" w:cstheme="majorBidi" w:hAnsiTheme="majorHAnsi" w:eastAsia="黑体"/>
       <w:i/>
       <w:iCs/>
       <w:color w:themeColor="accent1" w:themeShade="7F" w:val="243F60"/>
@@ -3570,7 +3879,7 @@
     <w:semiHidden/>
     <w:rsid w:val="00FC693F"/>
     <w:rPr>
-      <w:rFonts w:asciiTheme="majorHAnsi" w:cstheme="majorBidi" w:eastAsiaTheme="majorEastAsia" w:hAnsiTheme="majorHAnsi"/>
+      <w:rFonts w:asciiTheme="majorHAnsi" w:cstheme="majorBidi" w:hAnsiTheme="majorHAnsi" w:eastAsia="黑体"/>
       <w:i/>
       <w:iCs/>
       <w:color w:themeColor="text1" w:themeTint="BF" w:val="404040"/>
@@ -3584,7 +3893,7 @@
     <w:semiHidden/>
     <w:rsid w:val="00FC693F"/>
     <w:rPr>
-      <w:rFonts w:asciiTheme="majorHAnsi" w:cstheme="majorBidi" w:eastAsiaTheme="majorEastAsia" w:hAnsiTheme="majorHAnsi"/>
+      <w:rFonts w:asciiTheme="majorHAnsi" w:cstheme="majorBidi" w:hAnsiTheme="majorHAnsi" w:eastAsia="黑体"/>
       <w:color w:themeColor="accent1" w:val="4F81BD"/>
       <w:sz w:val="20"/>
       <w:szCs w:val="20"/>
@@ -3598,7 +3907,7 @@
     <w:semiHidden/>
     <w:rsid w:val="00FC693F"/>
     <w:rPr>
-      <w:rFonts w:asciiTheme="majorHAnsi" w:cstheme="majorBidi" w:eastAsiaTheme="majorEastAsia" w:hAnsiTheme="majorHAnsi"/>
+      <w:rFonts w:asciiTheme="majorHAnsi" w:cstheme="majorBidi" w:hAnsiTheme="majorHAnsi" w:eastAsia="黑体"/>
       <w:i/>
       <w:iCs/>
       <w:color w:themeColor="text1" w:themeTint="BF" w:val="404040"/>
@@ -3619,6 +3928,7 @@
       <w:spacing w:line="240" w:lineRule="auto"/>
     </w:pPr>
     <w:rPr>
+      <w:rFonts w:eastAsia="黑体"/>
       <w:b/>
       <w:bCs/>
       <w:color w:themeColor="accent1" w:val="4F81BD"/>
@@ -3633,6 +3943,7 @@
     <w:qFormat/>
     <w:rsid w:val="00FC693F"/>
     <w:rPr>
+      <w:rFonts w:eastAsia="黑体"/>
       <w:b/>
       <w:bCs/>
     </w:rPr>
@@ -3644,6 +3955,7 @@
     <w:qFormat/>
     <w:rsid w:val="00FC693F"/>
     <w:rPr>
+      <w:rFonts w:eastAsia="黑体"/>
       <w:i/>
       <w:iCs/>
     </w:rPr>
@@ -3664,6 +3976,7 @@
       <w:ind w:left="936" w:right="936"/>
     </w:pPr>
     <w:rPr>
+      <w:rFonts w:eastAsia="黑体"/>
       <w:b/>
       <w:bCs/>
       <w:i/>
@@ -3678,6 +3991,7 @@
     <w:uiPriority w:val="30"/>
     <w:rsid w:val="00FC693F"/>
     <w:rPr>
+      <w:rFonts w:eastAsia="黑体"/>
       <w:b/>
       <w:bCs/>
       <w:i/>
@@ -3692,6 +4006,7 @@
     <w:qFormat/>
     <w:rsid w:val="00FC693F"/>
     <w:rPr>
+      <w:rFonts w:eastAsia="黑体"/>
       <w:i/>
       <w:iCs/>
       <w:color w:themeColor="text1" w:themeTint="7F" w:val="808080"/>
@@ -3704,6 +4019,7 @@
     <w:qFormat/>
     <w:rsid w:val="00FC693F"/>
     <w:rPr>
+      <w:rFonts w:eastAsia="黑体"/>
       <w:b/>
       <w:bCs/>
       <w:i/>
@@ -3718,6 +4034,7 @@
     <w:qFormat/>
     <w:rsid w:val="00FC693F"/>
     <w:rPr>
+      <w:rFonts w:eastAsia="黑体"/>
       <w:smallCaps/>
       <w:color w:themeColor="accent2" w:val="C0504D"/>
       <w:u w:val="single"/>
@@ -3730,6 +4047,7 @@
     <w:qFormat/>
     <w:rsid w:val="00FC693F"/>
     <w:rPr>
+      <w:rFonts w:eastAsia="黑体"/>
       <w:b/>
       <w:bCs/>
       <w:smallCaps/>
@@ -3745,6 +4063,7 @@
     <w:qFormat/>
     <w:rsid w:val="00FC693F"/>
     <w:rPr>
+      <w:rFonts w:eastAsia="黑体"/>
       <w:b/>
       <w:bCs/>
       <w:smallCaps/>
@@ -3799,6 +4118,7 @@
       <w:spacing w:after="0" w:line="240" w:lineRule="auto"/>
     </w:pPr>
     <w:rPr>
+      <w:rFonts w:eastAsia="黑体"/>
       <w:color w:themeColor="text1" w:themeShade="BF" w:val="000000"/>
     </w:rPr>
     <w:tblPr>
@@ -3821,6 +4141,7 @@
         <w:spacing w:after="0" w:before="0" w:line="240" w:lineRule="auto"/>
       </w:pPr>
       <w:rPr>
+        <w:rFonts w:eastAsia="黑体"/>
         <w:b/>
         <w:bCs/>
       </w:rPr>
@@ -3841,6 +4162,7 @@
         <w:spacing w:after="0" w:before="0" w:line="240" w:lineRule="auto"/>
       </w:pPr>
       <w:rPr>
+        <w:rFonts w:eastAsia="黑体"/>
         <w:b/>
         <w:bCs/>
       </w:rPr>
@@ -3858,12 +4180,14 @@
     </w:tblStylePr>
     <w:tblStylePr w:type="firstCol">
       <w:rPr>
+        <w:rFonts w:eastAsia="黑体"/>
         <w:b/>
         <w:bCs/>
       </w:rPr>
     </w:tblStylePr>
     <w:tblStylePr w:type="lastCol">
       <w:rPr>
+        <w:rFonts w:eastAsia="黑体"/>
         <w:b/>
         <w:bCs/>
       </w:rPr>
@@ -3902,6 +4226,7 @@
       <w:spacing w:after="0" w:line="240" w:lineRule="auto"/>
     </w:pPr>
     <w:rPr>
+      <w:rFonts w:eastAsia="黑体"/>
       <w:color w:themeColor="accent1" w:themeShade="BF" w:val="365F91"/>
     </w:rPr>
     <w:tblPr>
@@ -3924,6 +4249,7 @@
         <w:spacing w:after="0" w:before="0" w:line="240" w:lineRule="auto"/>
       </w:pPr>
       <w:rPr>
+        <w:rFonts w:eastAsia="黑体"/>
         <w:b/>
         <w:bCs/>
       </w:rPr>
@@ -3944,6 +4270,7 @@
         <w:spacing w:after="0" w:before="0" w:line="240" w:lineRule="auto"/>
       </w:pPr>
       <w:rPr>
+        <w:rFonts w:eastAsia="黑体"/>
         <w:b/>
         <w:bCs/>
       </w:rPr>
@@ -3961,12 +4288,14 @@
     </w:tblStylePr>
     <w:tblStylePr w:type="firstCol">
       <w:rPr>
+        <w:rFonts w:eastAsia="黑体"/>
         <w:b/>
         <w:bCs/>
       </w:rPr>
     </w:tblStylePr>
     <w:tblStylePr w:type="lastCol">
       <w:rPr>
+        <w:rFonts w:eastAsia="黑体"/>
         <w:b/>
         <w:bCs/>
       </w:rPr>
@@ -4005,6 +4334,7 @@
       <w:spacing w:after="0" w:line="240" w:lineRule="auto"/>
     </w:pPr>
     <w:rPr>
+      <w:rFonts w:eastAsia="黑体"/>
       <w:color w:themeColor="accent2" w:themeShade="BF" w:val="943634"/>
     </w:rPr>
     <w:tblPr>
@@ -4027,6 +4357,7 @@
         <w:spacing w:after="0" w:before="0" w:line="240" w:lineRule="auto"/>
       </w:pPr>
       <w:rPr>
+        <w:rFonts w:eastAsia="黑体"/>
         <w:b/>
         <w:bCs/>
       </w:rPr>
@@ -4047,6 +4378,7 @@
         <w:spacing w:after="0" w:before="0" w:line="240" w:lineRule="auto"/>
       </w:pPr>
       <w:rPr>
+        <w:rFonts w:eastAsia="黑体"/>
         <w:b/>
         <w:bCs/>
       </w:rPr>
@@ -4064,12 +4396,14 @@
     </w:tblStylePr>
     <w:tblStylePr w:type="firstCol">
       <w:rPr>
+        <w:rFonts w:eastAsia="黑体"/>
         <w:b/>
         <w:bCs/>
       </w:rPr>
     </w:tblStylePr>
     <w:tblStylePr w:type="lastCol">
       <w:rPr>
+        <w:rFonts w:eastAsia="黑体"/>
         <w:b/>
         <w:bCs/>
       </w:rPr>
@@ -4108,6 +4442,7 @@
       <w:spacing w:after="0" w:line="240" w:lineRule="auto"/>
     </w:pPr>
     <w:rPr>
+      <w:rFonts w:eastAsia="黑体"/>
       <w:color w:themeColor="accent3" w:themeShade="BF" w:val="76923C"/>
     </w:rPr>
     <w:tblPr>
@@ -4130,6 +4465,7 @@
         <w:spacing w:after="0" w:before="0" w:line="240" w:lineRule="auto"/>
       </w:pPr>
       <w:rPr>
+        <w:rFonts w:eastAsia="黑体"/>
         <w:b/>
         <w:bCs/>
       </w:rPr>
@@ -4150,6 +4486,7 @@
         <w:spacing w:after="0" w:before="0" w:line="240" w:lineRule="auto"/>
       </w:pPr>
       <w:rPr>
+        <w:rFonts w:eastAsia="黑体"/>
         <w:b/>
         <w:bCs/>
       </w:rPr>
@@ -4167,12 +4504,14 @@
     </w:tblStylePr>
     <w:tblStylePr w:type="firstCol">
       <w:rPr>
+        <w:rFonts w:eastAsia="黑体"/>
         <w:b/>
         <w:bCs/>
       </w:rPr>
     </w:tblStylePr>
     <w:tblStylePr w:type="lastCol">
       <w:rPr>
+        <w:rFonts w:eastAsia="黑体"/>
         <w:b/>
         <w:bCs/>
       </w:rPr>
@@ -4211,6 +4550,7 @@
       <w:spacing w:after="0" w:line="240" w:lineRule="auto"/>
     </w:pPr>
     <w:rPr>
+      <w:rFonts w:eastAsia="黑体"/>
       <w:color w:themeColor="accent4" w:themeShade="BF" w:val="5F497A"/>
     </w:rPr>
     <w:tblPr>
@@ -4233,6 +4573,7 @@
         <w:spacing w:after="0" w:before="0" w:line="240" w:lineRule="auto"/>
       </w:pPr>
       <w:rPr>
+        <w:rFonts w:eastAsia="黑体"/>
         <w:b/>
         <w:bCs/>
       </w:rPr>
@@ -4253,6 +4594,7 @@
         <w:spacing w:after="0" w:before="0" w:line="240" w:lineRule="auto"/>
       </w:pPr>
       <w:rPr>
+        <w:rFonts w:eastAsia="黑体"/>
         <w:b/>
         <w:bCs/>
       </w:rPr>
@@ -4270,12 +4612,14 @@
     </w:tblStylePr>
     <w:tblStylePr w:type="firstCol">
       <w:rPr>
+        <w:rFonts w:eastAsia="黑体"/>
         <w:b/>
         <w:bCs/>
       </w:rPr>
     </w:tblStylePr>
     <w:tblStylePr w:type="lastCol">
       <w:rPr>
+        <w:rFonts w:eastAsia="黑体"/>
         <w:b/>
         <w:bCs/>
       </w:rPr>
@@ -4314,6 +4658,7 @@
       <w:spacing w:after="0" w:line="240" w:lineRule="auto"/>
     </w:pPr>
     <w:rPr>
+      <w:rFonts w:eastAsia="黑体"/>
       <w:color w:themeColor="accent5" w:themeShade="BF" w:val="31849B"/>
     </w:rPr>
     <w:tblPr>
@@ -4336,6 +4681,7 @@
         <w:spacing w:after="0" w:before="0" w:line="240" w:lineRule="auto"/>
       </w:pPr>
       <w:rPr>
+        <w:rFonts w:eastAsia="黑体"/>
         <w:b/>
         <w:bCs/>
       </w:rPr>
@@ -4356,6 +4702,7 @@
         <w:spacing w:after="0" w:before="0" w:line="240" w:lineRule="auto"/>
       </w:pPr>
       <w:rPr>
+        <w:rFonts w:eastAsia="黑体"/>
         <w:b/>
         <w:bCs/>
       </w:rPr>
@@ -4373,12 +4720,14 @@
     </w:tblStylePr>
     <w:tblStylePr w:type="firstCol">
       <w:rPr>
+        <w:rFonts w:eastAsia="黑体"/>
         <w:b/>
         <w:bCs/>
       </w:rPr>
     </w:tblStylePr>
     <w:tblStylePr w:type="lastCol">
       <w:rPr>
+        <w:rFonts w:eastAsia="黑体"/>
         <w:b/>
         <w:bCs/>
       </w:rPr>
@@ -4417,6 +4766,7 @@
       <w:spacing w:after="0" w:line="240" w:lineRule="auto"/>
     </w:pPr>
     <w:rPr>
+      <w:rFonts w:eastAsia="黑体"/>
       <w:color w:themeColor="accent6" w:themeShade="BF" w:val="E36C0A"/>
     </w:rPr>
     <w:tblPr>
@@ -4439,6 +4789,7 @@
         <w:spacing w:after="0" w:before="0" w:line="240" w:lineRule="auto"/>
       </w:pPr>
       <w:rPr>
+        <w:rFonts w:eastAsia="黑体"/>
         <w:b/>
         <w:bCs/>
       </w:rPr>
@@ -4459,6 +4810,7 @@
         <w:spacing w:after="0" w:before="0" w:line="240" w:lineRule="auto"/>
       </w:pPr>
       <w:rPr>
+        <w:rFonts w:eastAsia="黑体"/>
         <w:b/>
         <w:bCs/>
       </w:rPr>
@@ -4476,12 +4828,14 @@
     </w:tblStylePr>
     <w:tblStylePr w:type="firstCol">
       <w:rPr>
+        <w:rFonts w:eastAsia="黑体"/>
         <w:b/>
         <w:bCs/>
       </w:rPr>
     </w:tblStylePr>
     <w:tblStylePr w:type="lastCol">
       <w:rPr>
+        <w:rFonts w:eastAsia="黑体"/>
         <w:b/>
         <w:bCs/>
       </w:rPr>
@@ -4541,6 +4895,7 @@
         <w:spacing w:after="0" w:before="0" w:line="240" w:lineRule="auto"/>
       </w:pPr>
       <w:rPr>
+        <w:rFonts w:eastAsia="黑体"/>
         <w:b/>
         <w:bCs/>
         <w:color w:themeColor="background1" w:val="FFFFFF"/>
@@ -4555,6 +4910,7 @@
         <w:spacing w:after="0" w:before="0" w:line="240" w:lineRule="auto"/>
       </w:pPr>
       <w:rPr>
+        <w:rFonts w:eastAsia="黑体"/>
         <w:b/>
         <w:bCs/>
       </w:rPr>
@@ -4570,12 +4926,14 @@
     </w:tblStylePr>
     <w:tblStylePr w:type="firstCol">
       <w:rPr>
+        <w:rFonts w:eastAsia="黑体"/>
         <w:b/>
         <w:bCs/>
       </w:rPr>
     </w:tblStylePr>
     <w:tblStylePr w:type="lastCol">
       <w:rPr>
+        <w:rFonts w:eastAsia="黑体"/>
         <w:b/>
         <w:bCs/>
       </w:rPr>
@@ -4633,6 +4991,7 @@
         <w:spacing w:after="0" w:before="0" w:line="240" w:lineRule="auto"/>
       </w:pPr>
       <w:rPr>
+        <w:rFonts w:eastAsia="黑体"/>
         <w:b/>
         <w:bCs/>
         <w:color w:themeColor="background1" w:val="FFFFFF"/>
@@ -4647,6 +5006,7 @@
         <w:spacing w:after="0" w:before="0" w:line="240" w:lineRule="auto"/>
       </w:pPr>
       <w:rPr>
+        <w:rFonts w:eastAsia="黑体"/>
         <w:b/>
         <w:bCs/>
       </w:rPr>
@@ -4662,12 +5022,14 @@
     </w:tblStylePr>
     <w:tblStylePr w:type="firstCol">
       <w:rPr>
+        <w:rFonts w:eastAsia="黑体"/>
         <w:b/>
         <w:bCs/>
       </w:rPr>
     </w:tblStylePr>
     <w:tblStylePr w:type="lastCol">
       <w:rPr>
+        <w:rFonts w:eastAsia="黑体"/>
         <w:b/>
         <w:bCs/>
       </w:rPr>
@@ -4725,6 +5087,7 @@
         <w:spacing w:after="0" w:before="0" w:line="240" w:lineRule="auto"/>
       </w:pPr>
       <w:rPr>
+        <w:rFonts w:eastAsia="黑体"/>
         <w:b/>
         <w:bCs/>
         <w:color w:themeColor="background1" w:val="FFFFFF"/>
@@ -4739,6 +5102,7 @@
         <w:spacing w:after="0" w:before="0" w:line="240" w:lineRule="auto"/>
       </w:pPr>
       <w:rPr>
+        <w:rFonts w:eastAsia="黑体"/>
         <w:b/>
         <w:bCs/>
       </w:rPr>
@@ -4754,12 +5118,14 @@
     </w:tblStylePr>
     <w:tblStylePr w:type="firstCol">
       <w:rPr>
+        <w:rFonts w:eastAsia="黑体"/>
         <w:b/>
         <w:bCs/>
       </w:rPr>
     </w:tblStylePr>
     <w:tblStylePr w:type="lastCol">
       <w:rPr>
+        <w:rFonts w:eastAsia="黑体"/>
         <w:b/>
         <w:bCs/>
       </w:rPr>
@@ -4817,6 +5183,7 @@
         <w:spacing w:after="0" w:before="0" w:line="240" w:lineRule="auto"/>
       </w:pPr>
       <w:rPr>
+        <w:rFonts w:eastAsia="黑体"/>
         <w:b/>
         <w:bCs/>
         <w:color w:themeColor="background1" w:val="FFFFFF"/>
@@ -4831,6 +5198,7 @@
         <w:spacing w:after="0" w:before="0" w:line="240" w:lineRule="auto"/>
       </w:pPr>
       <w:rPr>
+        <w:rFonts w:eastAsia="黑体"/>
         <w:b/>
         <w:bCs/>
       </w:rPr>
@@ -4846,12 +5214,14 @@
     </w:tblStylePr>
     <w:tblStylePr w:type="firstCol">
       <w:rPr>
+        <w:rFonts w:eastAsia="黑体"/>
         <w:b/>
         <w:bCs/>
       </w:rPr>
     </w:tblStylePr>
     <w:tblStylePr w:type="lastCol">
       <w:rPr>
+        <w:rFonts w:eastAsia="黑体"/>
         <w:b/>
         <w:bCs/>
       </w:rPr>
@@ -4909,6 +5279,7 @@
         <w:spacing w:after="0" w:before="0" w:line="240" w:lineRule="auto"/>
       </w:pPr>
       <w:rPr>
+        <w:rFonts w:eastAsia="黑体"/>
         <w:b/>
         <w:bCs/>
         <w:color w:themeColor="background1" w:val="FFFFFF"/>
@@ -4923,6 +5294,7 @@
         <w:spacing w:after="0" w:before="0" w:line="240" w:lineRule="auto"/>
       </w:pPr>
       <w:rPr>
+        <w:rFonts w:eastAsia="黑体"/>
         <w:b/>
         <w:bCs/>
       </w:rPr>
@@ -4938,12 +5310,14 @@
     </w:tblStylePr>
     <w:tblStylePr w:type="firstCol">
       <w:rPr>
+        <w:rFonts w:eastAsia="黑体"/>
         <w:b/>
         <w:bCs/>
       </w:rPr>
     </w:tblStylePr>
     <w:tblStylePr w:type="lastCol">
       <w:rPr>
+        <w:rFonts w:eastAsia="黑体"/>
         <w:b/>
         <w:bCs/>
       </w:rPr>
@@ -5001,6 +5375,7 @@
         <w:spacing w:after="0" w:before="0" w:line="240" w:lineRule="auto"/>
       </w:pPr>
       <w:rPr>
+        <w:rFonts w:eastAsia="黑体"/>
         <w:b/>
         <w:bCs/>
         <w:color w:themeColor="background1" w:val="FFFFFF"/>
@@ -5015,6 +5390,7 @@
         <w:spacing w:after="0" w:before="0" w:line="240" w:lineRule="auto"/>
       </w:pPr>
       <w:rPr>
+        <w:rFonts w:eastAsia="黑体"/>
         <w:b/>
         <w:bCs/>
       </w:rPr>
@@ -5030,12 +5406,14 @@
     </w:tblStylePr>
     <w:tblStylePr w:type="firstCol">
       <w:rPr>
+        <w:rFonts w:eastAsia="黑体"/>
         <w:b/>
         <w:bCs/>
       </w:rPr>
     </w:tblStylePr>
     <w:tblStylePr w:type="lastCol">
       <w:rPr>
+        <w:rFonts w:eastAsia="黑体"/>
         <w:b/>
         <w:bCs/>
       </w:rPr>
@@ -5093,6 +5471,7 @@
         <w:spacing w:after="0" w:before="0" w:line="240" w:lineRule="auto"/>
       </w:pPr>
       <w:rPr>
+        <w:rFonts w:eastAsia="黑体"/>
         <w:b/>
         <w:bCs/>
         <w:color w:themeColor="background1" w:val="FFFFFF"/>
@@ -5107,6 +5486,7 @@
         <w:spacing w:after="0" w:before="0" w:line="240" w:lineRule="auto"/>
       </w:pPr>
       <w:rPr>
+        <w:rFonts w:eastAsia="黑体"/>
         <w:b/>
         <w:bCs/>
       </w:rPr>
@@ -5122,12 +5502,14 @@
     </w:tblStylePr>
     <w:tblStylePr w:type="firstCol">
       <w:rPr>
+        <w:rFonts w:eastAsia="黑体"/>
         <w:b/>
         <w:bCs/>
       </w:rPr>
     </w:tblStylePr>
     <w:tblStylePr w:type="lastCol">
       <w:rPr>
+        <w:rFonts w:eastAsia="黑体"/>
         <w:b/>
         <w:bCs/>
       </w:rPr>
@@ -5187,7 +5569,7 @@
         <w:spacing w:after="0" w:before="0" w:line="240" w:lineRule="auto"/>
       </w:pPr>
       <w:rPr>
-        <w:rFonts w:asciiTheme="majorHAnsi" w:cstheme="majorBidi" w:eastAsiaTheme="majorEastAsia" w:hAnsiTheme="majorHAnsi"/>
+        <w:rFonts w:asciiTheme="majorHAnsi" w:cstheme="majorBidi" w:hAnsiTheme="majorHAnsi" w:eastAsia="黑体"/>
         <w:b/>
         <w:bCs/>
       </w:rPr>
@@ -5208,7 +5590,7 @@
         <w:spacing w:after="0" w:before="0" w:line="240" w:lineRule="auto"/>
       </w:pPr>
       <w:rPr>
-        <w:rFonts w:asciiTheme="majorHAnsi" w:cstheme="majorBidi" w:eastAsiaTheme="majorEastAsia" w:hAnsiTheme="majorHAnsi"/>
+        <w:rFonts w:asciiTheme="majorHAnsi" w:cstheme="majorBidi" w:hAnsiTheme="majorHAnsi" w:eastAsia="黑体"/>
         <w:b/>
         <w:bCs/>
       </w:rPr>
@@ -5226,14 +5608,14 @@
     </w:tblStylePr>
     <w:tblStylePr w:type="firstCol">
       <w:rPr>
-        <w:rFonts w:asciiTheme="majorHAnsi" w:cstheme="majorBidi" w:eastAsiaTheme="majorEastAsia" w:hAnsiTheme="majorHAnsi"/>
+        <w:rFonts w:asciiTheme="majorHAnsi" w:cstheme="majorBidi" w:hAnsiTheme="majorHAnsi" w:eastAsia="黑体"/>
         <w:b/>
         <w:bCs/>
       </w:rPr>
     </w:tblStylePr>
     <w:tblStylePr w:type="lastCol">
       <w:rPr>
-        <w:rFonts w:asciiTheme="majorHAnsi" w:cstheme="majorBidi" w:eastAsiaTheme="majorEastAsia" w:hAnsiTheme="majorHAnsi"/>
+        <w:rFonts w:asciiTheme="majorHAnsi" w:cstheme="majorBidi" w:hAnsiTheme="majorHAnsi" w:eastAsia="黑体"/>
         <w:b/>
         <w:bCs/>
       </w:rPr>
@@ -5317,7 +5699,7 @@
         <w:spacing w:after="0" w:before="0" w:line="240" w:lineRule="auto"/>
       </w:pPr>
       <w:rPr>
-        <w:rFonts w:asciiTheme="majorHAnsi" w:cstheme="majorBidi" w:eastAsiaTheme="majorEastAsia" w:hAnsiTheme="majorHAnsi"/>
+        <w:rFonts w:asciiTheme="majorHAnsi" w:cstheme="majorBidi" w:hAnsiTheme="majorHAnsi" w:eastAsia="黑体"/>
         <w:b/>
         <w:bCs/>
       </w:rPr>
@@ -5338,7 +5720,7 @@
         <w:spacing w:after="0" w:before="0" w:line="240" w:lineRule="auto"/>
       </w:pPr>
       <w:rPr>
-        <w:rFonts w:asciiTheme="majorHAnsi" w:cstheme="majorBidi" w:eastAsiaTheme="majorEastAsia" w:hAnsiTheme="majorHAnsi"/>
+        <w:rFonts w:asciiTheme="majorHAnsi" w:cstheme="majorBidi" w:hAnsiTheme="majorHAnsi" w:eastAsia="黑体"/>
         <w:b/>
         <w:bCs/>
       </w:rPr>
@@ -5356,14 +5738,14 @@
     </w:tblStylePr>
     <w:tblStylePr w:type="firstCol">
       <w:rPr>
-        <w:rFonts w:asciiTheme="majorHAnsi" w:cstheme="majorBidi" w:eastAsiaTheme="majorEastAsia" w:hAnsiTheme="majorHAnsi"/>
+        <w:rFonts w:asciiTheme="majorHAnsi" w:cstheme="majorBidi" w:hAnsiTheme="majorHAnsi" w:eastAsia="黑体"/>
         <w:b/>
         <w:bCs/>
       </w:rPr>
     </w:tblStylePr>
     <w:tblStylePr w:type="lastCol">
       <w:rPr>
-        <w:rFonts w:asciiTheme="majorHAnsi" w:cstheme="majorBidi" w:eastAsiaTheme="majorEastAsia" w:hAnsiTheme="majorHAnsi"/>
+        <w:rFonts w:asciiTheme="majorHAnsi" w:cstheme="majorBidi" w:hAnsiTheme="majorHAnsi" w:eastAsia="黑体"/>
         <w:b/>
         <w:bCs/>
       </w:rPr>
@@ -5447,7 +5829,7 @@
         <w:spacing w:after="0" w:before="0" w:line="240" w:lineRule="auto"/>
       </w:pPr>
       <w:rPr>
-        <w:rFonts w:asciiTheme="majorHAnsi" w:cstheme="majorBidi" w:eastAsiaTheme="majorEastAsia" w:hAnsiTheme="majorHAnsi"/>
+        <w:rFonts w:asciiTheme="majorHAnsi" w:cstheme="majorBidi" w:hAnsiTheme="majorHAnsi" w:eastAsia="黑体"/>
         <w:b/>
         <w:bCs/>
       </w:rPr>
@@ -5468,7 +5850,7 @@
         <w:spacing w:after="0" w:before="0" w:line="240" w:lineRule="auto"/>
       </w:pPr>
       <w:rPr>
-        <w:rFonts w:asciiTheme="majorHAnsi" w:cstheme="majorBidi" w:eastAsiaTheme="majorEastAsia" w:hAnsiTheme="majorHAnsi"/>
+        <w:rFonts w:asciiTheme="majorHAnsi" w:cstheme="majorBidi" w:hAnsiTheme="majorHAnsi" w:eastAsia="黑体"/>
         <w:b/>
         <w:bCs/>
       </w:rPr>
@@ -5486,14 +5868,14 @@
     </w:tblStylePr>
     <w:tblStylePr w:type="firstCol">
       <w:rPr>
-        <w:rFonts w:asciiTheme="majorHAnsi" w:cstheme="majorBidi" w:eastAsiaTheme="majorEastAsia" w:hAnsiTheme="majorHAnsi"/>
+        <w:rFonts w:asciiTheme="majorHAnsi" w:cstheme="majorBidi" w:hAnsiTheme="majorHAnsi" w:eastAsia="黑体"/>
         <w:b/>
         <w:bCs/>
       </w:rPr>
     </w:tblStylePr>
     <w:tblStylePr w:type="lastCol">
       <w:rPr>
-        <w:rFonts w:asciiTheme="majorHAnsi" w:cstheme="majorBidi" w:eastAsiaTheme="majorEastAsia" w:hAnsiTheme="majorHAnsi"/>
+        <w:rFonts w:asciiTheme="majorHAnsi" w:cstheme="majorBidi" w:hAnsiTheme="majorHAnsi" w:eastAsia="黑体"/>
         <w:b/>
         <w:bCs/>
       </w:rPr>
@@ -5577,7 +5959,7 @@
         <w:spacing w:after="0" w:before="0" w:line="240" w:lineRule="auto"/>
       </w:pPr>
       <w:rPr>
-        <w:rFonts w:asciiTheme="majorHAnsi" w:cstheme="majorBidi" w:eastAsiaTheme="majorEastAsia" w:hAnsiTheme="majorHAnsi"/>
+        <w:rFonts w:asciiTheme="majorHAnsi" w:cstheme="majorBidi" w:hAnsiTheme="majorHAnsi" w:eastAsia="黑体"/>
         <w:b/>
         <w:bCs/>
       </w:rPr>
@@ -5598,7 +5980,7 @@
         <w:spacing w:after="0" w:before="0" w:line="240" w:lineRule="auto"/>
       </w:pPr>
       <w:rPr>
-        <w:rFonts w:asciiTheme="majorHAnsi" w:cstheme="majorBidi" w:eastAsiaTheme="majorEastAsia" w:hAnsiTheme="majorHAnsi"/>
+        <w:rFonts w:asciiTheme="majorHAnsi" w:cstheme="majorBidi" w:hAnsiTheme="majorHAnsi" w:eastAsia="黑体"/>
         <w:b/>
         <w:bCs/>
       </w:rPr>
@@ -5616,14 +5998,14 @@
     </w:tblStylePr>
     <w:tblStylePr w:type="firstCol">
       <w:rPr>
-        <w:rFonts w:asciiTheme="majorHAnsi" w:cstheme="majorBidi" w:eastAsiaTheme="majorEastAsia" w:hAnsiTheme="majorHAnsi"/>
+        <w:rFonts w:asciiTheme="majorHAnsi" w:cstheme="majorBidi" w:hAnsiTheme="majorHAnsi" w:eastAsia="黑体"/>
         <w:b/>
         <w:bCs/>
       </w:rPr>
     </w:tblStylePr>
     <w:tblStylePr w:type="lastCol">
       <w:rPr>
-        <w:rFonts w:asciiTheme="majorHAnsi" w:cstheme="majorBidi" w:eastAsiaTheme="majorEastAsia" w:hAnsiTheme="majorHAnsi"/>
+        <w:rFonts w:asciiTheme="majorHAnsi" w:cstheme="majorBidi" w:hAnsiTheme="majorHAnsi" w:eastAsia="黑体"/>
         <w:b/>
         <w:bCs/>
       </w:rPr>
@@ -5707,7 +6089,7 @@
         <w:spacing w:after="0" w:before="0" w:line="240" w:lineRule="auto"/>
       </w:pPr>
       <w:rPr>
-        <w:rFonts w:asciiTheme="majorHAnsi" w:cstheme="majorBidi" w:eastAsiaTheme="majorEastAsia" w:hAnsiTheme="majorHAnsi"/>
+        <w:rFonts w:asciiTheme="majorHAnsi" w:cstheme="majorBidi" w:hAnsiTheme="majorHAnsi" w:eastAsia="黑体"/>
         <w:b/>
         <w:bCs/>
       </w:rPr>
@@ -5728,7 +6110,7 @@
         <w:spacing w:after="0" w:before="0" w:line="240" w:lineRule="auto"/>
       </w:pPr>
       <w:rPr>
-        <w:rFonts w:asciiTheme="majorHAnsi" w:cstheme="majorBidi" w:eastAsiaTheme="majorEastAsia" w:hAnsiTheme="majorHAnsi"/>
+        <w:rFonts w:asciiTheme="majorHAnsi" w:cstheme="majorBidi" w:hAnsiTheme="majorHAnsi" w:eastAsia="黑体"/>
         <w:b/>
         <w:bCs/>
       </w:rPr>
@@ -5746,14 +6128,14 @@
     </w:tblStylePr>
     <w:tblStylePr w:type="firstCol">
       <w:rPr>
-        <w:rFonts w:asciiTheme="majorHAnsi" w:cstheme="majorBidi" w:eastAsiaTheme="majorEastAsia" w:hAnsiTheme="majorHAnsi"/>
+        <w:rFonts w:asciiTheme="majorHAnsi" w:cstheme="majorBidi" w:hAnsiTheme="majorHAnsi" w:eastAsia="黑体"/>
         <w:b/>
         <w:bCs/>
       </w:rPr>
     </w:tblStylePr>
     <w:tblStylePr w:type="lastCol">
       <w:rPr>
-        <w:rFonts w:asciiTheme="majorHAnsi" w:cstheme="majorBidi" w:eastAsiaTheme="majorEastAsia" w:hAnsiTheme="majorHAnsi"/>
+        <w:rFonts w:asciiTheme="majorHAnsi" w:cstheme="majorBidi" w:hAnsiTheme="majorHAnsi" w:eastAsia="黑体"/>
         <w:b/>
         <w:bCs/>
       </w:rPr>
@@ -5837,7 +6219,7 @@
         <w:spacing w:after="0" w:before="0" w:line="240" w:lineRule="auto"/>
       </w:pPr>
       <w:rPr>
-        <w:rFonts w:asciiTheme="majorHAnsi" w:cstheme="majorBidi" w:eastAsiaTheme="majorEastAsia" w:hAnsiTheme="majorHAnsi"/>
+        <w:rFonts w:asciiTheme="majorHAnsi" w:cstheme="majorBidi" w:hAnsiTheme="majorHAnsi" w:eastAsia="黑体"/>
         <w:b/>
         <w:bCs/>
       </w:rPr>
@@ -5858,7 +6240,7 @@
         <w:spacing w:after="0" w:before="0" w:line="240" w:lineRule="auto"/>
       </w:pPr>
       <w:rPr>
-        <w:rFonts w:asciiTheme="majorHAnsi" w:cstheme="majorBidi" w:eastAsiaTheme="majorEastAsia" w:hAnsiTheme="majorHAnsi"/>
+        <w:rFonts w:asciiTheme="majorHAnsi" w:cstheme="majorBidi" w:hAnsiTheme="majorHAnsi" w:eastAsia="黑体"/>
         <w:b/>
         <w:bCs/>
       </w:rPr>
@@ -5876,14 +6258,14 @@
     </w:tblStylePr>
     <w:tblStylePr w:type="firstCol">
       <w:rPr>
-        <w:rFonts w:asciiTheme="majorHAnsi" w:cstheme="majorBidi" w:eastAsiaTheme="majorEastAsia" w:hAnsiTheme="majorHAnsi"/>
+        <w:rFonts w:asciiTheme="majorHAnsi" w:cstheme="majorBidi" w:hAnsiTheme="majorHAnsi" w:eastAsia="黑体"/>
         <w:b/>
         <w:bCs/>
       </w:rPr>
     </w:tblStylePr>
     <w:tblStylePr w:type="lastCol">
       <w:rPr>
-        <w:rFonts w:asciiTheme="majorHAnsi" w:cstheme="majorBidi" w:eastAsiaTheme="majorEastAsia" w:hAnsiTheme="majorHAnsi"/>
+        <w:rFonts w:asciiTheme="majorHAnsi" w:cstheme="majorBidi" w:hAnsiTheme="majorHAnsi" w:eastAsia="黑体"/>
         <w:b/>
         <w:bCs/>
       </w:rPr>
@@ -5967,7 +6349,7 @@
         <w:spacing w:after="0" w:before="0" w:line="240" w:lineRule="auto"/>
       </w:pPr>
       <w:rPr>
-        <w:rFonts w:asciiTheme="majorHAnsi" w:cstheme="majorBidi" w:eastAsiaTheme="majorEastAsia" w:hAnsiTheme="majorHAnsi"/>
+        <w:rFonts w:asciiTheme="majorHAnsi" w:cstheme="majorBidi" w:hAnsiTheme="majorHAnsi" w:eastAsia="黑体"/>
         <w:b/>
         <w:bCs/>
       </w:rPr>
@@ -5988,7 +6370,7 @@
         <w:spacing w:after="0" w:before="0" w:line="240" w:lineRule="auto"/>
       </w:pPr>
       <w:rPr>
-        <w:rFonts w:asciiTheme="majorHAnsi" w:cstheme="majorBidi" w:eastAsiaTheme="majorEastAsia" w:hAnsiTheme="majorHAnsi"/>
+        <w:rFonts w:asciiTheme="majorHAnsi" w:cstheme="majorBidi" w:hAnsiTheme="majorHAnsi" w:eastAsia="黑体"/>
         <w:b/>
         <w:bCs/>
       </w:rPr>
@@ -6006,14 +6388,14 @@
     </w:tblStylePr>
     <w:tblStylePr w:type="firstCol">
       <w:rPr>
-        <w:rFonts w:asciiTheme="majorHAnsi" w:cstheme="majorBidi" w:eastAsiaTheme="majorEastAsia" w:hAnsiTheme="majorHAnsi"/>
+        <w:rFonts w:asciiTheme="majorHAnsi" w:cstheme="majorBidi" w:hAnsiTheme="majorHAnsi" w:eastAsia="黑体"/>
         <w:b/>
         <w:bCs/>
       </w:rPr>
     </w:tblStylePr>
     <w:tblStylePr w:type="lastCol">
       <w:rPr>
-        <w:rFonts w:asciiTheme="majorHAnsi" w:cstheme="majorBidi" w:eastAsiaTheme="majorEastAsia" w:hAnsiTheme="majorHAnsi"/>
+        <w:rFonts w:asciiTheme="majorHAnsi" w:cstheme="majorBidi" w:hAnsiTheme="majorHAnsi" w:eastAsia="黑体"/>
         <w:b/>
         <w:bCs/>
       </w:rPr>
@@ -6096,6 +6478,7 @@
         <w:spacing w:after="0" w:before="0" w:line="240" w:lineRule="auto"/>
       </w:pPr>
       <w:rPr>
+        <w:rFonts w:eastAsia="黑体"/>
         <w:b/>
         <w:bCs/>
         <w:color w:themeColor="background1" w:val="FFFFFF"/>
@@ -6118,6 +6501,7 @@
         <w:spacing w:after="0" w:before="0" w:line="240" w:lineRule="auto"/>
       </w:pPr>
       <w:rPr>
+        <w:rFonts w:eastAsia="黑体"/>
         <w:b/>
         <w:bCs/>
       </w:rPr>
@@ -6135,12 +6519,14 @@
     </w:tblStylePr>
     <w:tblStylePr w:type="firstCol">
       <w:rPr>
+        <w:rFonts w:eastAsia="黑体"/>
         <w:b/>
         <w:bCs/>
       </w:rPr>
     </w:tblStylePr>
     <w:tblStylePr w:type="lastCol">
       <w:rPr>
+        <w:rFonts w:eastAsia="黑体"/>
         <w:b/>
         <w:bCs/>
       </w:rPr>
@@ -6202,6 +6588,7 @@
         <w:spacing w:after="0" w:before="0" w:line="240" w:lineRule="auto"/>
       </w:pPr>
       <w:rPr>
+        <w:rFonts w:eastAsia="黑体"/>
         <w:b/>
         <w:bCs/>
         <w:color w:themeColor="background1" w:val="FFFFFF"/>
@@ -6224,6 +6611,7 @@
         <w:spacing w:after="0" w:before="0" w:line="240" w:lineRule="auto"/>
       </w:pPr>
       <w:rPr>
+        <w:rFonts w:eastAsia="黑体"/>
         <w:b/>
         <w:bCs/>
       </w:rPr>
@@ -6241,12 +6629,14 @@
     </w:tblStylePr>
     <w:tblStylePr w:type="firstCol">
       <w:rPr>
+        <w:rFonts w:eastAsia="黑体"/>
         <w:b/>
         <w:bCs/>
       </w:rPr>
     </w:tblStylePr>
     <w:tblStylePr w:type="lastCol">
       <w:rPr>
+        <w:rFonts w:eastAsia="黑体"/>
         <w:b/>
         <w:bCs/>
       </w:rPr>
@@ -6308,6 +6698,7 @@
         <w:spacing w:after="0" w:before="0" w:line="240" w:lineRule="auto"/>
       </w:pPr>
       <w:rPr>
+        <w:rFonts w:eastAsia="黑体"/>
         <w:b/>
         <w:bCs/>
         <w:color w:themeColor="background1" w:val="FFFFFF"/>
@@ -6330,6 +6721,7 @@
         <w:spacing w:after="0" w:before="0" w:line="240" w:lineRule="auto"/>
       </w:pPr>
       <w:rPr>
+        <w:rFonts w:eastAsia="黑体"/>
         <w:b/>
         <w:bCs/>
       </w:rPr>
@@ -6347,12 +6739,14 @@
     </w:tblStylePr>
     <w:tblStylePr w:type="firstCol">
       <w:rPr>
+        <w:rFonts w:eastAsia="黑体"/>
         <w:b/>
         <w:bCs/>
       </w:rPr>
     </w:tblStylePr>
     <w:tblStylePr w:type="lastCol">
       <w:rPr>
+        <w:rFonts w:eastAsia="黑体"/>
         <w:b/>
         <w:bCs/>
       </w:rPr>
@@ -6414,6 +6808,7 @@
         <w:spacing w:after="0" w:before="0" w:line="240" w:lineRule="auto"/>
       </w:pPr>
       <w:rPr>
+        <w:rFonts w:eastAsia="黑体"/>
         <w:b/>
         <w:bCs/>
         <w:color w:themeColor="background1" w:val="FFFFFF"/>
@@ -6436,6 +6831,7 @@
         <w:spacing w:after="0" w:before="0" w:line="240" w:lineRule="auto"/>
       </w:pPr>
       <w:rPr>
+        <w:rFonts w:eastAsia="黑体"/>
         <w:b/>
         <w:bCs/>
       </w:rPr>
@@ -6453,12 +6849,14 @@
     </w:tblStylePr>
     <w:tblStylePr w:type="firstCol">
       <w:rPr>
+        <w:rFonts w:eastAsia="黑体"/>
         <w:b/>
         <w:bCs/>
       </w:rPr>
     </w:tblStylePr>
     <w:tblStylePr w:type="lastCol">
       <w:rPr>
+        <w:rFonts w:eastAsia="黑体"/>
         <w:b/>
         <w:bCs/>
       </w:rPr>
@@ -6520,6 +6918,7 @@
         <w:spacing w:after="0" w:before="0" w:line="240" w:lineRule="auto"/>
       </w:pPr>
       <w:rPr>
+        <w:rFonts w:eastAsia="黑体"/>
         <w:b/>
         <w:bCs/>
         <w:color w:themeColor="background1" w:val="FFFFFF"/>
@@ -6542,6 +6941,7 @@
         <w:spacing w:after="0" w:before="0" w:line="240" w:lineRule="auto"/>
       </w:pPr>
       <w:rPr>
+        <w:rFonts w:eastAsia="黑体"/>
         <w:b/>
         <w:bCs/>
       </w:rPr>
@@ -6559,12 +6959,14 @@
     </w:tblStylePr>
     <w:tblStylePr w:type="firstCol">
       <w:rPr>
+        <w:rFonts w:eastAsia="黑体"/>
         <w:b/>
         <w:bCs/>
       </w:rPr>
     </w:tblStylePr>
     <w:tblStylePr w:type="lastCol">
       <w:rPr>
+        <w:rFonts w:eastAsia="黑体"/>
         <w:b/>
         <w:bCs/>
       </w:rPr>
@@ -6626,6 +7028,7 @@
         <w:spacing w:after="0" w:before="0" w:line="240" w:lineRule="auto"/>
       </w:pPr>
       <w:rPr>
+        <w:rFonts w:eastAsia="黑体"/>
         <w:b/>
         <w:bCs/>
         <w:color w:themeColor="background1" w:val="FFFFFF"/>
@@ -6648,6 +7051,7 @@
         <w:spacing w:after="0" w:before="0" w:line="240" w:lineRule="auto"/>
       </w:pPr>
       <w:rPr>
+        <w:rFonts w:eastAsia="黑体"/>
         <w:b/>
         <w:bCs/>
       </w:rPr>
@@ -6665,12 +7069,14 @@
     </w:tblStylePr>
     <w:tblStylePr w:type="firstCol">
       <w:rPr>
+        <w:rFonts w:eastAsia="黑体"/>
         <w:b/>
         <w:bCs/>
       </w:rPr>
     </w:tblStylePr>
     <w:tblStylePr w:type="lastCol">
       <w:rPr>
+        <w:rFonts w:eastAsia="黑体"/>
         <w:b/>
         <w:bCs/>
       </w:rPr>
@@ -6732,6 +7138,7 @@
         <w:spacing w:after="0" w:before="0" w:line="240" w:lineRule="auto"/>
       </w:pPr>
       <w:rPr>
+        <w:rFonts w:eastAsia="黑体"/>
         <w:b/>
         <w:bCs/>
         <w:color w:themeColor="background1" w:val="FFFFFF"/>
@@ -6754,6 +7161,7 @@
         <w:spacing w:after="0" w:before="0" w:line="240" w:lineRule="auto"/>
       </w:pPr>
       <w:rPr>
+        <w:rFonts w:eastAsia="黑体"/>
         <w:b/>
         <w:bCs/>
       </w:rPr>
@@ -6771,12 +7179,14 @@
     </w:tblStylePr>
     <w:tblStylePr w:type="firstCol">
       <w:rPr>
+        <w:rFonts w:eastAsia="黑体"/>
         <w:b/>
         <w:bCs/>
       </w:rPr>
     </w:tblStylePr>
     <w:tblStylePr w:type="lastCol">
       <w:rPr>
+        <w:rFonts w:eastAsia="黑体"/>
         <w:b/>
         <w:bCs/>
       </w:rPr>
@@ -6835,6 +7245,7 @@
         <w:spacing w:after="0" w:before="0" w:line="240" w:lineRule="auto"/>
       </w:pPr>
       <w:rPr>
+        <w:rFonts w:eastAsia="黑体"/>
         <w:b/>
         <w:bCs/>
         <w:color w:themeColor="background1" w:val="FFFFFF"/>
@@ -6857,6 +7268,7 @@
         <w:spacing w:after="0" w:before="0" w:line="240" w:lineRule="auto"/>
       </w:pPr>
       <w:rPr>
+        <w:rFonts w:eastAsia="黑体"/>
         <w:color w:val="auto"/>
       </w:rPr>
       <w:tblPr/>
@@ -6874,6 +7286,7 @@
     </w:tblStylePr>
     <w:tblStylePr w:type="firstCol">
       <w:rPr>
+        <w:rFonts w:eastAsia="黑体"/>
         <w:b/>
         <w:bCs/>
         <w:color w:themeColor="background1" w:val="FFFFFF"/>
@@ -6893,6 +7306,7 @@
     </w:tblStylePr>
     <w:tblStylePr w:type="lastCol">
       <w:rPr>
+        <w:rFonts w:eastAsia="黑体"/>
         <w:b/>
         <w:bCs/>
         <w:color w:themeColor="background1" w:val="FFFFFF"/>
@@ -6941,6 +7355,7 @@
     </w:tblStylePr>
     <w:tblStylePr w:type="nwCell">
       <w:rPr>
+        <w:rFonts w:eastAsia="黑体"/>
         <w:color w:themeColor="background1" w:val="FFFFFF"/>
       </w:rPr>
       <w:tblPr/>
@@ -6984,6 +7399,7 @@
         <w:spacing w:after="0" w:before="0" w:line="240" w:lineRule="auto"/>
       </w:pPr>
       <w:rPr>
+        <w:rFonts w:eastAsia="黑体"/>
         <w:b/>
         <w:bCs/>
         <w:color w:themeColor="background1" w:val="FFFFFF"/>
@@ -7006,6 +7422,7 @@
         <w:spacing w:after="0" w:before="0" w:line="240" w:lineRule="auto"/>
       </w:pPr>
       <w:rPr>
+        <w:rFonts w:eastAsia="黑体"/>
         <w:color w:val="auto"/>
       </w:rPr>
       <w:tblPr/>
@@ -7023,6 +7440,7 @@
     </w:tblStylePr>
     <w:tblStylePr w:type="firstCol">
       <w:rPr>
+        <w:rFonts w:eastAsia="黑体"/>
         <w:b/>
         <w:bCs/>
         <w:color w:themeColor="background1" w:val="FFFFFF"/>
@@ -7042,6 +7460,7 @@
     </w:tblStylePr>
     <w:tblStylePr w:type="lastCol">
       <w:rPr>
+        <w:rFonts w:eastAsia="黑体"/>
         <w:b/>
         <w:bCs/>
         <w:color w:themeColor="background1" w:val="FFFFFF"/>
@@ -7090,6 +7509,7 @@
     </w:tblStylePr>
     <w:tblStylePr w:type="nwCell">
       <w:rPr>
+        <w:rFonts w:eastAsia="黑体"/>
         <w:color w:themeColor="background1" w:val="FFFFFF"/>
       </w:rPr>
       <w:tblPr/>
@@ -7133,6 +7553,7 @@
         <w:spacing w:after="0" w:before="0" w:line="240" w:lineRule="auto"/>
       </w:pPr>
       <w:rPr>
+        <w:rFonts w:eastAsia="黑体"/>
         <w:b/>
         <w:bCs/>
         <w:color w:themeColor="background1" w:val="FFFFFF"/>
@@ -7155,6 +7576,7 @@
         <w:spacing w:after="0" w:before="0" w:line="240" w:lineRule="auto"/>
       </w:pPr>
       <w:rPr>
+        <w:rFonts w:eastAsia="黑体"/>
         <w:color w:val="auto"/>
       </w:rPr>
       <w:tblPr/>
@@ -7172,6 +7594,7 @@
     </w:tblStylePr>
     <w:tblStylePr w:type="firstCol">
       <w:rPr>
+        <w:rFonts w:eastAsia="黑体"/>
         <w:b/>
         <w:bCs/>
         <w:color w:themeColor="background1" w:val="FFFFFF"/>
@@ -7191,6 +7614,7 @@
     </w:tblStylePr>
     <w:tblStylePr w:type="lastCol">
       <w:rPr>
+        <w:rFonts w:eastAsia="黑体"/>
         <w:b/>
         <w:bCs/>
         <w:color w:themeColor="background1" w:val="FFFFFF"/>
@@ -7239,6 +7663,7 @@
     </w:tblStylePr>
     <w:tblStylePr w:type="nwCell">
       <w:rPr>
+        <w:rFonts w:eastAsia="黑体"/>
         <w:color w:themeColor="background1" w:val="FFFFFF"/>
       </w:rPr>
       <w:tblPr/>
@@ -7282,6 +7707,7 @@
         <w:spacing w:after="0" w:before="0" w:line="240" w:lineRule="auto"/>
       </w:pPr>
       <w:rPr>
+        <w:rFonts w:eastAsia="黑体"/>
         <w:b/>
         <w:bCs/>
         <w:color w:themeColor="background1" w:val="FFFFFF"/>
@@ -7304,6 +7730,7 @@
         <w:spacing w:after="0" w:before="0" w:line="240" w:lineRule="auto"/>
       </w:pPr>
       <w:rPr>
+        <w:rFonts w:eastAsia="黑体"/>
         <w:color w:val="auto"/>
       </w:rPr>
       <w:tblPr/>
@@ -7321,6 +7748,7 @@
     </w:tblStylePr>
     <w:tblStylePr w:type="firstCol">
       <w:rPr>
+        <w:rFonts w:eastAsia="黑体"/>
         <w:b/>
         <w:bCs/>
         <w:color w:themeColor="background1" w:val="FFFFFF"/>
@@ -7340,6 +7768,7 @@
     </w:tblStylePr>
     <w:tblStylePr w:type="lastCol">
       <w:rPr>
+        <w:rFonts w:eastAsia="黑体"/>
         <w:b/>
         <w:bCs/>
         <w:color w:themeColor="background1" w:val="FFFFFF"/>
@@ -7388,6 +7817,7 @@
     </w:tblStylePr>
     <w:tblStylePr w:type="nwCell">
       <w:rPr>
+        <w:rFonts w:eastAsia="黑体"/>
         <w:color w:themeColor="background1" w:val="FFFFFF"/>
       </w:rPr>
       <w:tblPr/>
@@ -7431,6 +7861,7 @@
         <w:spacing w:after="0" w:before="0" w:line="240" w:lineRule="auto"/>
       </w:pPr>
       <w:rPr>
+        <w:rFonts w:eastAsia="黑体"/>
         <w:b/>
         <w:bCs/>
         <w:color w:themeColor="background1" w:val="FFFFFF"/>
@@ -7453,6 +7884,7 @@
         <w:spacing w:after="0" w:before="0" w:line="240" w:lineRule="auto"/>
       </w:pPr>
       <w:rPr>
+        <w:rFonts w:eastAsia="黑体"/>
         <w:color w:val="auto"/>
       </w:rPr>
       <w:tblPr/>
@@ -7470,6 +7902,7 @@
     </w:tblStylePr>
     <w:tblStylePr w:type="firstCol">
       <w:rPr>
+        <w:rFonts w:eastAsia="黑体"/>
         <w:b/>
         <w:bCs/>
         <w:color w:themeColor="background1" w:val="FFFFFF"/>
@@ -7489,6 +7922,7 @@
     </w:tblStylePr>
     <w:tblStylePr w:type="lastCol">
       <w:rPr>
+        <w:rFonts w:eastAsia="黑体"/>
         <w:b/>
         <w:bCs/>
         <w:color w:themeColor="background1" w:val="FFFFFF"/>
@@ -7537,6 +7971,7 @@
     </w:tblStylePr>
     <w:tblStylePr w:type="nwCell">
       <w:rPr>
+        <w:rFonts w:eastAsia="黑体"/>
         <w:color w:themeColor="background1" w:val="FFFFFF"/>
       </w:rPr>
       <w:tblPr/>
@@ -7580,6 +8015,7 @@
         <w:spacing w:after="0" w:before="0" w:line="240" w:lineRule="auto"/>
       </w:pPr>
       <w:rPr>
+        <w:rFonts w:eastAsia="黑体"/>
         <w:b/>
         <w:bCs/>
         <w:color w:themeColor="background1" w:val="FFFFFF"/>
@@ -7602,6 +8038,7 @@
         <w:spacing w:after="0" w:before="0" w:line="240" w:lineRule="auto"/>
       </w:pPr>
       <w:rPr>
+        <w:rFonts w:eastAsia="黑体"/>
         <w:color w:val="auto"/>
       </w:rPr>
       <w:tblPr/>
@@ -7619,6 +8056,7 @@
     </w:tblStylePr>
     <w:tblStylePr w:type="firstCol">
       <w:rPr>
+        <w:rFonts w:eastAsia="黑体"/>
         <w:b/>
         <w:bCs/>
         <w:color w:themeColor="background1" w:val="FFFFFF"/>
@@ -7638,6 +8076,7 @@
     </w:tblStylePr>
     <w:tblStylePr w:type="lastCol">
       <w:rPr>
+        <w:rFonts w:eastAsia="黑体"/>
         <w:b/>
         <w:bCs/>
         <w:color w:themeColor="background1" w:val="FFFFFF"/>
@@ -7686,6 +8125,7 @@
     </w:tblStylePr>
     <w:tblStylePr w:type="nwCell">
       <w:rPr>
+        <w:rFonts w:eastAsia="黑体"/>
         <w:color w:themeColor="background1" w:val="FFFFFF"/>
       </w:rPr>
       <w:tblPr/>
@@ -7729,6 +8169,7 @@
         <w:spacing w:after="0" w:before="0" w:line="240" w:lineRule="auto"/>
       </w:pPr>
       <w:rPr>
+        <w:rFonts w:eastAsia="黑体"/>
         <w:b/>
         <w:bCs/>
         <w:color w:themeColor="background1" w:val="FFFFFF"/>
@@ -7751,6 +8192,7 @@
         <w:spacing w:after="0" w:before="0" w:line="240" w:lineRule="auto"/>
       </w:pPr>
       <w:rPr>
+        <w:rFonts w:eastAsia="黑体"/>
         <w:color w:val="auto"/>
       </w:rPr>
       <w:tblPr/>
@@ -7768,6 +8210,7 @@
     </w:tblStylePr>
     <w:tblStylePr w:type="firstCol">
       <w:rPr>
+        <w:rFonts w:eastAsia="黑体"/>
         <w:b/>
         <w:bCs/>
         <w:color w:themeColor="background1" w:val="FFFFFF"/>
@@ -7787,6 +8230,7 @@
     </w:tblStylePr>
     <w:tblStylePr w:type="lastCol">
       <w:rPr>
+        <w:rFonts w:eastAsia="黑体"/>
         <w:b/>
         <w:bCs/>
         <w:color w:themeColor="background1" w:val="FFFFFF"/>
@@ -7835,6 +8279,7 @@
     </w:tblStylePr>
     <w:tblStylePr w:type="nwCell">
       <w:rPr>
+        <w:rFonts w:eastAsia="黑体"/>
         <w:color w:themeColor="background1" w:val="FFFFFF"/>
       </w:rPr>
       <w:tblPr/>
@@ -7859,6 +8304,7 @@
       <w:spacing w:after="0" w:line="240" w:lineRule="auto"/>
     </w:pPr>
     <w:rPr>
+      <w:rFonts w:eastAsia="黑体"/>
       <w:color w:themeColor="text1" w:val="000000"/>
     </w:rPr>
     <w:tblPr>
@@ -7878,7 +8324,7 @@
     </w:tblPr>
     <w:tblStylePr w:type="firstRow">
       <w:rPr>
-        <w:rFonts w:asciiTheme="majorHAnsi" w:cstheme="majorBidi" w:eastAsiaTheme="majorEastAsia" w:hAnsiTheme="majorHAnsi"/>
+        <w:rFonts w:asciiTheme="majorHAnsi" w:cstheme="majorBidi" w:hAnsiTheme="majorHAnsi" w:eastAsia="黑体"/>
       </w:rPr>
       <w:tblPr/>
       <w:tcPr>
@@ -7890,6 +8336,7 @@
     </w:tblStylePr>
     <w:tblStylePr w:type="lastRow">
       <w:rPr>
+        <w:rFonts w:eastAsia="黑体"/>
         <w:b/>
         <w:bCs/>
         <w:color w:themeColor="text2" w:val="1F497D"/>
@@ -7904,12 +8351,14 @@
     </w:tblStylePr>
     <w:tblStylePr w:type="firstCol">
       <w:rPr>
+        <w:rFonts w:eastAsia="黑体"/>
         <w:b/>
         <w:bCs/>
       </w:rPr>
     </w:tblStylePr>
     <w:tblStylePr w:type="lastCol">
       <w:rPr>
+        <w:rFonts w:eastAsia="黑体"/>
         <w:b/>
         <w:bCs/>
       </w:rPr>
@@ -7943,6 +8392,7 @@
       <w:spacing w:after="0" w:line="240" w:lineRule="auto"/>
     </w:pPr>
     <w:rPr>
+      <w:rFonts w:eastAsia="黑体"/>
       <w:color w:themeColor="text1" w:val="000000"/>
     </w:rPr>
     <w:tblPr>
@@ -7962,7 +8412,7 @@
     </w:tblPr>
     <w:tblStylePr w:type="firstRow">
       <w:rPr>
-        <w:rFonts w:asciiTheme="majorHAnsi" w:cstheme="majorBidi" w:eastAsiaTheme="majorEastAsia" w:hAnsiTheme="majorHAnsi"/>
+        <w:rFonts w:asciiTheme="majorHAnsi" w:cstheme="majorBidi" w:hAnsiTheme="majorHAnsi" w:eastAsia="黑体"/>
       </w:rPr>
       <w:tblPr/>
       <w:tcPr>
@@ -7974,6 +8424,7 @@
     </w:tblStylePr>
     <w:tblStylePr w:type="lastRow">
       <w:rPr>
+        <w:rFonts w:eastAsia="黑体"/>
         <w:b/>
         <w:bCs/>
         <w:color w:themeColor="text2" w:val="1F497D"/>
@@ -7988,12 +8439,14 @@
     </w:tblStylePr>
     <w:tblStylePr w:type="firstCol">
       <w:rPr>
+        <w:rFonts w:eastAsia="黑体"/>
         <w:b/>
         <w:bCs/>
       </w:rPr>
     </w:tblStylePr>
     <w:tblStylePr w:type="lastCol">
       <w:rPr>
+        <w:rFonts w:eastAsia="黑体"/>
         <w:b/>
         <w:bCs/>
       </w:rPr>
@@ -8027,6 +8480,7 @@
       <w:spacing w:after="0" w:line="240" w:lineRule="auto"/>
     </w:pPr>
     <w:rPr>
+      <w:rFonts w:eastAsia="黑体"/>
       <w:color w:themeColor="text1" w:val="000000"/>
     </w:rPr>
     <w:tblPr>
@@ -8046,7 +8500,7 @@
     </w:tblPr>
     <w:tblStylePr w:type="firstRow">
       <w:rPr>
-        <w:rFonts w:asciiTheme="majorHAnsi" w:cstheme="majorBidi" w:eastAsiaTheme="majorEastAsia" w:hAnsiTheme="majorHAnsi"/>
+        <w:rFonts w:asciiTheme="majorHAnsi" w:cstheme="majorBidi" w:hAnsiTheme="majorHAnsi" w:eastAsia="黑体"/>
       </w:rPr>
       <w:tblPr/>
       <w:tcPr>
@@ -8058,6 +8512,7 @@
     </w:tblStylePr>
     <w:tblStylePr w:type="lastRow">
       <w:rPr>
+        <w:rFonts w:eastAsia="黑体"/>
         <w:b/>
         <w:bCs/>
         <w:color w:themeColor="text2" w:val="1F497D"/>
@@ -8072,12 +8527,14 @@
     </w:tblStylePr>
     <w:tblStylePr w:type="firstCol">
       <w:rPr>
+        <w:rFonts w:eastAsia="黑体"/>
         <w:b/>
         <w:bCs/>
       </w:rPr>
     </w:tblStylePr>
     <w:tblStylePr w:type="lastCol">
       <w:rPr>
+        <w:rFonts w:eastAsia="黑体"/>
         <w:b/>
         <w:bCs/>
       </w:rPr>
@@ -8111,6 +8568,7 @@
       <w:spacing w:after="0" w:line="240" w:lineRule="auto"/>
     </w:pPr>
     <w:rPr>
+      <w:rFonts w:eastAsia="黑体"/>
       <w:color w:themeColor="text1" w:val="000000"/>
     </w:rPr>
     <w:tblPr>
@@ -8130,7 +8588,7 @@
     </w:tblPr>
     <w:tblStylePr w:type="firstRow">
       <w:rPr>
-        <w:rFonts w:asciiTheme="majorHAnsi" w:cstheme="majorBidi" w:eastAsiaTheme="majorEastAsia" w:hAnsiTheme="majorHAnsi"/>
+        <w:rFonts w:asciiTheme="majorHAnsi" w:cstheme="majorBidi" w:hAnsiTheme="majorHAnsi" w:eastAsia="黑体"/>
       </w:rPr>
       <w:tblPr/>
       <w:tcPr>
@@ -8142,6 +8600,7 @@
     </w:tblStylePr>
     <w:tblStylePr w:type="lastRow">
       <w:rPr>
+        <w:rFonts w:eastAsia="黑体"/>
         <w:b/>
         <w:bCs/>
         <w:color w:themeColor="text2" w:val="1F497D"/>
@@ -8156,12 +8615,14 @@
     </w:tblStylePr>
     <w:tblStylePr w:type="firstCol">
       <w:rPr>
+        <w:rFonts w:eastAsia="黑体"/>
         <w:b/>
         <w:bCs/>
       </w:rPr>
     </w:tblStylePr>
     <w:tblStylePr w:type="lastCol">
       <w:rPr>
+        <w:rFonts w:eastAsia="黑体"/>
         <w:b/>
         <w:bCs/>
       </w:rPr>
@@ -8195,6 +8656,7 @@
       <w:spacing w:after="0" w:line="240" w:lineRule="auto"/>
     </w:pPr>
     <w:rPr>
+      <w:rFonts w:eastAsia="黑体"/>
       <w:color w:themeColor="text1" w:val="000000"/>
     </w:rPr>
     <w:tblPr>
@@ -8214,7 +8676,7 @@
     </w:tblPr>
     <w:tblStylePr w:type="firstRow">
       <w:rPr>
-        <w:rFonts w:asciiTheme="majorHAnsi" w:cstheme="majorBidi" w:eastAsiaTheme="majorEastAsia" w:hAnsiTheme="majorHAnsi"/>
+        <w:rFonts w:asciiTheme="majorHAnsi" w:cstheme="majorBidi" w:hAnsiTheme="majorHAnsi" w:eastAsia="黑体"/>
       </w:rPr>
       <w:tblPr/>
       <w:tcPr>
@@ -8226,6 +8688,7 @@
     </w:tblStylePr>
     <w:tblStylePr w:type="lastRow">
       <w:rPr>
+        <w:rFonts w:eastAsia="黑体"/>
         <w:b/>
         <w:bCs/>
         <w:color w:themeColor="text2" w:val="1F497D"/>
@@ -8240,12 +8703,14 @@
     </w:tblStylePr>
     <w:tblStylePr w:type="firstCol">
       <w:rPr>
+        <w:rFonts w:eastAsia="黑体"/>
         <w:b/>
         <w:bCs/>
       </w:rPr>
     </w:tblStylePr>
     <w:tblStylePr w:type="lastCol">
       <w:rPr>
+        <w:rFonts w:eastAsia="黑体"/>
         <w:b/>
         <w:bCs/>
       </w:rPr>
@@ -8279,6 +8744,7 @@
       <w:spacing w:after="0" w:line="240" w:lineRule="auto"/>
     </w:pPr>
     <w:rPr>
+      <w:rFonts w:eastAsia="黑体"/>
       <w:color w:themeColor="text1" w:val="000000"/>
     </w:rPr>
     <w:tblPr>
@@ -8298,7 +8764,7 @@
     </w:tblPr>
     <w:tblStylePr w:type="firstRow">
       <w:rPr>
-        <w:rFonts w:asciiTheme="majorHAnsi" w:cstheme="majorBidi" w:eastAsiaTheme="majorEastAsia" w:hAnsiTheme="majorHAnsi"/>
+        <w:rFonts w:asciiTheme="majorHAnsi" w:cstheme="majorBidi" w:hAnsiTheme="majorHAnsi" w:eastAsia="黑体"/>
       </w:rPr>
       <w:tblPr/>
       <w:tcPr>
@@ -8310,6 +8776,7 @@
     </w:tblStylePr>
     <w:tblStylePr w:type="lastRow">
       <w:rPr>
+        <w:rFonts w:eastAsia="黑体"/>
         <w:b/>
         <w:bCs/>
         <w:color w:themeColor="text2" w:val="1F497D"/>
@@ -8324,12 +8791,14 @@
     </w:tblStylePr>
     <w:tblStylePr w:type="firstCol">
       <w:rPr>
+        <w:rFonts w:eastAsia="黑体"/>
         <w:b/>
         <w:bCs/>
       </w:rPr>
     </w:tblStylePr>
     <w:tblStylePr w:type="lastCol">
       <w:rPr>
+        <w:rFonts w:eastAsia="黑体"/>
         <w:b/>
         <w:bCs/>
       </w:rPr>
@@ -8363,6 +8832,7 @@
       <w:spacing w:after="0" w:line="240" w:lineRule="auto"/>
     </w:pPr>
     <w:rPr>
+      <w:rFonts w:eastAsia="黑体"/>
       <w:color w:themeColor="text1" w:val="000000"/>
     </w:rPr>
     <w:tblPr>
@@ -8382,7 +8852,7 @@
     </w:tblPr>
     <w:tblStylePr w:type="firstRow">
       <w:rPr>
-        <w:rFonts w:asciiTheme="majorHAnsi" w:cstheme="majorBidi" w:eastAsiaTheme="majorEastAsia" w:hAnsiTheme="majorHAnsi"/>
+        <w:rFonts w:asciiTheme="majorHAnsi" w:cstheme="majorBidi" w:hAnsiTheme="majorHAnsi" w:eastAsia="黑体"/>
       </w:rPr>
       <w:tblPr/>
       <w:tcPr>
@@ -8394,6 +8864,7 @@
     </w:tblStylePr>
     <w:tblStylePr w:type="lastRow">
       <w:rPr>
+        <w:rFonts w:eastAsia="黑体"/>
         <w:b/>
         <w:bCs/>
         <w:color w:themeColor="text2" w:val="1F497D"/>
@@ -8408,12 +8879,14 @@
     </w:tblStylePr>
     <w:tblStylePr w:type="firstCol">
       <w:rPr>
+        <w:rFonts w:eastAsia="黑体"/>
         <w:b/>
         <w:bCs/>
       </w:rPr>
     </w:tblStylePr>
     <w:tblStylePr w:type="lastCol">
       <w:rPr>
+        <w:rFonts w:eastAsia="黑体"/>
         <w:b/>
         <w:bCs/>
       </w:rPr>
@@ -8447,7 +8920,7 @@
       <w:spacing w:after="0" w:line="240" w:lineRule="auto"/>
     </w:pPr>
     <w:rPr>
-      <w:rFonts w:asciiTheme="majorHAnsi" w:cstheme="majorBidi" w:eastAsiaTheme="majorEastAsia" w:hAnsiTheme="majorHAnsi"/>
+      <w:rFonts w:asciiTheme="majorHAnsi" w:cstheme="majorBidi" w:hAnsiTheme="majorHAnsi" w:eastAsia="黑体"/>
       <w:color w:themeColor="text1" w:val="000000"/>
     </w:rPr>
     <w:tblPr>
@@ -8469,6 +8942,7 @@
     </w:tblPr>
     <w:tblStylePr w:type="firstRow">
       <w:rPr>
+        <w:rFonts w:eastAsia="黑体"/>
         <w:sz w:val="24"/>
         <w:szCs w:val="24"/>
       </w:rPr>
@@ -8575,7 +9049,7 @@
       <w:spacing w:after="0" w:line="240" w:lineRule="auto"/>
     </w:pPr>
     <w:rPr>
-      <w:rFonts w:asciiTheme="majorHAnsi" w:cstheme="majorBidi" w:eastAsiaTheme="majorEastAsia" w:hAnsiTheme="majorHAnsi"/>
+      <w:rFonts w:asciiTheme="majorHAnsi" w:cstheme="majorBidi" w:hAnsiTheme="majorHAnsi" w:eastAsia="黑体"/>
       <w:color w:themeColor="text1" w:val="000000"/>
     </w:rPr>
     <w:tblPr>
@@ -8597,6 +9071,7 @@
     </w:tblPr>
     <w:tblStylePr w:type="firstRow">
       <w:rPr>
+        <w:rFonts w:eastAsia="黑体"/>
         <w:sz w:val="24"/>
         <w:szCs w:val="24"/>
       </w:rPr>
@@ -8703,7 +9178,7 @@
       <w:spacing w:after="0" w:line="240" w:lineRule="auto"/>
     </w:pPr>
     <w:rPr>
-      <w:rFonts w:asciiTheme="majorHAnsi" w:cstheme="majorBidi" w:eastAsiaTheme="majorEastAsia" w:hAnsiTheme="majorHAnsi"/>
+      <w:rFonts w:asciiTheme="majorHAnsi" w:cstheme="majorBidi" w:hAnsiTheme="majorHAnsi" w:eastAsia="黑体"/>
       <w:color w:themeColor="text1" w:val="000000"/>
     </w:rPr>
     <w:tblPr>
@@ -8725,6 +9200,7 @@
     </w:tblPr>
     <w:tblStylePr w:type="firstRow">
       <w:rPr>
+        <w:rFonts w:eastAsia="黑体"/>
         <w:sz w:val="24"/>
         <w:szCs w:val="24"/>
       </w:rPr>
@@ -8831,7 +9307,7 @@
       <w:spacing w:after="0" w:line="240" w:lineRule="auto"/>
     </w:pPr>
     <w:rPr>
-      <w:rFonts w:asciiTheme="majorHAnsi" w:cstheme="majorBidi" w:eastAsiaTheme="majorEastAsia" w:hAnsiTheme="majorHAnsi"/>
+      <w:rFonts w:asciiTheme="majorHAnsi" w:cstheme="majorBidi" w:hAnsiTheme="majorHAnsi" w:eastAsia="黑体"/>
       <w:color w:themeColor="text1" w:val="000000"/>
     </w:rPr>
     <w:tblPr>
@@ -8853,6 +9329,7 @@
     </w:tblPr>
     <w:tblStylePr w:type="firstRow">
       <w:rPr>
+        <w:rFonts w:eastAsia="黑体"/>
         <w:sz w:val="24"/>
         <w:szCs w:val="24"/>
       </w:rPr>
@@ -8959,7 +9436,7 @@
       <w:spacing w:after="0" w:line="240" w:lineRule="auto"/>
     </w:pPr>
     <w:rPr>
-      <w:rFonts w:asciiTheme="majorHAnsi" w:cstheme="majorBidi" w:eastAsiaTheme="majorEastAsia" w:hAnsiTheme="majorHAnsi"/>
+      <w:rFonts w:asciiTheme="majorHAnsi" w:cstheme="majorBidi" w:hAnsiTheme="majorHAnsi" w:eastAsia="黑体"/>
       <w:color w:themeColor="text1" w:val="000000"/>
     </w:rPr>
     <w:tblPr>
@@ -8981,6 +9458,7 @@
     </w:tblPr>
     <w:tblStylePr w:type="firstRow">
       <w:rPr>
+        <w:rFonts w:eastAsia="黑体"/>
         <w:sz w:val="24"/>
         <w:szCs w:val="24"/>
       </w:rPr>
@@ -9087,7 +9565,7 @@
       <w:spacing w:after="0" w:line="240" w:lineRule="auto"/>
     </w:pPr>
     <w:rPr>
-      <w:rFonts w:asciiTheme="majorHAnsi" w:cstheme="majorBidi" w:eastAsiaTheme="majorEastAsia" w:hAnsiTheme="majorHAnsi"/>
+      <w:rFonts w:asciiTheme="majorHAnsi" w:cstheme="majorBidi" w:hAnsiTheme="majorHAnsi" w:eastAsia="黑体"/>
       <w:color w:themeColor="text1" w:val="000000"/>
     </w:rPr>
     <w:tblPr>
@@ -9109,6 +9587,7 @@
     </w:tblPr>
     <w:tblStylePr w:type="firstRow">
       <w:rPr>
+        <w:rFonts w:eastAsia="黑体"/>
         <w:sz w:val="24"/>
         <w:szCs w:val="24"/>
       </w:rPr>
@@ -9215,7 +9694,7 @@
       <w:spacing w:after="0" w:line="240" w:lineRule="auto"/>
     </w:pPr>
     <w:rPr>
-      <w:rFonts w:asciiTheme="majorHAnsi" w:cstheme="majorBidi" w:eastAsiaTheme="majorEastAsia" w:hAnsiTheme="majorHAnsi"/>
+      <w:rFonts w:asciiTheme="majorHAnsi" w:cstheme="majorBidi" w:hAnsiTheme="majorHAnsi" w:eastAsia="黑体"/>
       <w:color w:themeColor="text1" w:val="000000"/>
     </w:rPr>
     <w:tblPr>
@@ -9237,6 +9716,7 @@
     </w:tblPr>
     <w:tblStylePr w:type="firstRow">
       <w:rPr>
+        <w:rFonts w:eastAsia="黑体"/>
         <w:sz w:val="24"/>
         <w:szCs w:val="24"/>
       </w:rPr>
@@ -9366,12 +9846,14 @@
     </w:tcPr>
     <w:tblStylePr w:type="firstRow">
       <w:rPr>
+        <w:rFonts w:eastAsia="黑体"/>
         <w:b/>
         <w:bCs/>
       </w:rPr>
     </w:tblStylePr>
     <w:tblStylePr w:type="lastRow">
       <w:rPr>
+        <w:rFonts w:eastAsia="黑体"/>
         <w:b/>
         <w:bCs/>
       </w:rPr>
@@ -9384,12 +9866,14 @@
     </w:tblStylePr>
     <w:tblStylePr w:type="firstCol">
       <w:rPr>
+        <w:rFonts w:eastAsia="黑体"/>
         <w:b/>
         <w:bCs/>
       </w:rPr>
     </w:tblStylePr>
     <w:tblStylePr w:type="lastCol">
       <w:rPr>
+        <w:rFonts w:eastAsia="黑体"/>
         <w:b/>
         <w:bCs/>
       </w:rPr>
@@ -9439,12 +9923,14 @@
     </w:tcPr>
     <w:tblStylePr w:type="firstRow">
       <w:rPr>
+        <w:rFonts w:eastAsia="黑体"/>
         <w:b/>
         <w:bCs/>
       </w:rPr>
     </w:tblStylePr>
     <w:tblStylePr w:type="lastRow">
       <w:rPr>
+        <w:rFonts w:eastAsia="黑体"/>
         <w:b/>
         <w:bCs/>
       </w:rPr>
@@ -9457,12 +9943,14 @@
     </w:tblStylePr>
     <w:tblStylePr w:type="firstCol">
       <w:rPr>
+        <w:rFonts w:eastAsia="黑体"/>
         <w:b/>
         <w:bCs/>
       </w:rPr>
     </w:tblStylePr>
     <w:tblStylePr w:type="lastCol">
       <w:rPr>
+        <w:rFonts w:eastAsia="黑体"/>
         <w:b/>
         <w:bCs/>
       </w:rPr>
@@ -9512,12 +10000,14 @@
     </w:tcPr>
     <w:tblStylePr w:type="firstRow">
       <w:rPr>
+        <w:rFonts w:eastAsia="黑体"/>
         <w:b/>
         <w:bCs/>
       </w:rPr>
     </w:tblStylePr>
     <w:tblStylePr w:type="lastRow">
       <w:rPr>
+        <w:rFonts w:eastAsia="黑体"/>
         <w:b/>
         <w:bCs/>
       </w:rPr>
@@ -9530,12 +10020,14 @@
     </w:tblStylePr>
     <w:tblStylePr w:type="firstCol">
       <w:rPr>
+        <w:rFonts w:eastAsia="黑体"/>
         <w:b/>
         <w:bCs/>
       </w:rPr>
     </w:tblStylePr>
     <w:tblStylePr w:type="lastCol">
       <w:rPr>
+        <w:rFonts w:eastAsia="黑体"/>
         <w:b/>
         <w:bCs/>
       </w:rPr>
@@ -9585,12 +10077,14 @@
     </w:tcPr>
     <w:tblStylePr w:type="firstRow">
       <w:rPr>
+        <w:rFonts w:eastAsia="黑体"/>
         <w:b/>
         <w:bCs/>
       </w:rPr>
     </w:tblStylePr>
     <w:tblStylePr w:type="lastRow">
       <w:rPr>
+        <w:rFonts w:eastAsia="黑体"/>
         <w:b/>
         <w:bCs/>
       </w:rPr>
@@ -9603,12 +10097,14 @@
     </w:tblStylePr>
     <w:tblStylePr w:type="firstCol">
       <w:rPr>
+        <w:rFonts w:eastAsia="黑体"/>
         <w:b/>
         <w:bCs/>
       </w:rPr>
     </w:tblStylePr>
     <w:tblStylePr w:type="lastCol">
       <w:rPr>
+        <w:rFonts w:eastAsia="黑体"/>
         <w:b/>
         <w:bCs/>
       </w:rPr>
@@ -9658,12 +10154,14 @@
     </w:tcPr>
     <w:tblStylePr w:type="firstRow">
       <w:rPr>
+        <w:rFonts w:eastAsia="黑体"/>
         <w:b/>
         <w:bCs/>
       </w:rPr>
     </w:tblStylePr>
     <w:tblStylePr w:type="lastRow">
       <w:rPr>
+        <w:rFonts w:eastAsia="黑体"/>
         <w:b/>
         <w:bCs/>
       </w:rPr>
@@ -9676,12 +10174,14 @@
     </w:tblStylePr>
     <w:tblStylePr w:type="firstCol">
       <w:rPr>
+        <w:rFonts w:eastAsia="黑体"/>
         <w:b/>
         <w:bCs/>
       </w:rPr>
     </w:tblStylePr>
     <w:tblStylePr w:type="lastCol">
       <w:rPr>
+        <w:rFonts w:eastAsia="黑体"/>
         <w:b/>
         <w:bCs/>
       </w:rPr>
@@ -9731,12 +10231,14 @@
     </w:tcPr>
     <w:tblStylePr w:type="firstRow">
       <w:rPr>
+        <w:rFonts w:eastAsia="黑体"/>
         <w:b/>
         <w:bCs/>
       </w:rPr>
     </w:tblStylePr>
     <w:tblStylePr w:type="lastRow">
       <w:rPr>
+        <w:rFonts w:eastAsia="黑体"/>
         <w:b/>
         <w:bCs/>
       </w:rPr>
@@ -9749,12 +10251,14 @@
     </w:tblStylePr>
     <w:tblStylePr w:type="firstCol">
       <w:rPr>
+        <w:rFonts w:eastAsia="黑体"/>
         <w:b/>
         <w:bCs/>
       </w:rPr>
     </w:tblStylePr>
     <w:tblStylePr w:type="lastCol">
       <w:rPr>
+        <w:rFonts w:eastAsia="黑体"/>
         <w:b/>
         <w:bCs/>
       </w:rPr>
@@ -9804,12 +10308,14 @@
     </w:tcPr>
     <w:tblStylePr w:type="firstRow">
       <w:rPr>
+        <w:rFonts w:eastAsia="黑体"/>
         <w:b/>
         <w:bCs/>
       </w:rPr>
     </w:tblStylePr>
     <w:tblStylePr w:type="lastRow">
       <w:rPr>
+        <w:rFonts w:eastAsia="黑体"/>
         <w:b/>
         <w:bCs/>
       </w:rPr>
@@ -9822,12 +10328,14 @@
     </w:tblStylePr>
     <w:tblStylePr w:type="firstCol">
       <w:rPr>
+        <w:rFonts w:eastAsia="黑体"/>
         <w:b/>
         <w:bCs/>
       </w:rPr>
     </w:tblStylePr>
     <w:tblStylePr w:type="lastCol">
       <w:rPr>
+        <w:rFonts w:eastAsia="黑体"/>
         <w:b/>
         <w:bCs/>
       </w:rPr>
@@ -9854,7 +10362,7 @@
       <w:spacing w:after="0" w:line="240" w:lineRule="auto"/>
     </w:pPr>
     <w:rPr>
-      <w:rFonts w:asciiTheme="majorHAnsi" w:cstheme="majorBidi" w:eastAsiaTheme="majorEastAsia" w:hAnsiTheme="majorHAnsi"/>
+      <w:rFonts w:asciiTheme="majorHAnsi" w:cstheme="majorBidi" w:hAnsiTheme="majorHAnsi" w:eastAsia="黑体"/>
       <w:color w:themeColor="text1" w:val="000000"/>
     </w:rPr>
     <w:tblPr>
@@ -9881,6 +10389,7 @@
     </w:tcPr>
     <w:tblStylePr w:type="firstRow">
       <w:rPr>
+        <w:rFonts w:eastAsia="黑体"/>
         <w:b/>
         <w:bCs/>
         <w:color w:themeColor="text1" w:val="000000"/>
@@ -9892,6 +10401,7 @@
     </w:tblStylePr>
     <w:tblStylePr w:type="lastRow">
       <w:rPr>
+        <w:rFonts w:eastAsia="黑体"/>
         <w:b/>
         <w:bCs/>
         <w:color w:themeColor="text1" w:val="000000"/>
@@ -9911,6 +10421,7 @@
     </w:tblStylePr>
     <w:tblStylePr w:type="firstCol">
       <w:rPr>
+        <w:rFonts w:eastAsia="黑体"/>
         <w:b/>
         <w:bCs/>
         <w:color w:themeColor="text1" w:val="000000"/>
@@ -9930,6 +10441,7 @@
     </w:tblStylePr>
     <w:tblStylePr w:type="lastCol">
       <w:rPr>
+        <w:rFonts w:eastAsia="黑体"/>
         <w:b w:val="0"/>
         <w:bCs w:val="0"/>
         <w:color w:themeColor="text1" w:val="000000"/>
@@ -9979,7 +10491,7 @@
       <w:spacing w:after="0" w:line="240" w:lineRule="auto"/>
     </w:pPr>
     <w:rPr>
-      <w:rFonts w:asciiTheme="majorHAnsi" w:cstheme="majorBidi" w:eastAsiaTheme="majorEastAsia" w:hAnsiTheme="majorHAnsi"/>
+      <w:rFonts w:asciiTheme="majorHAnsi" w:cstheme="majorBidi" w:hAnsiTheme="majorHAnsi" w:eastAsia="黑体"/>
       <w:color w:themeColor="text1" w:val="000000"/>
     </w:rPr>
     <w:tblPr>
@@ -10006,6 +10518,7 @@
     </w:tcPr>
     <w:tblStylePr w:type="firstRow">
       <w:rPr>
+        <w:rFonts w:eastAsia="黑体"/>
         <w:b/>
         <w:bCs/>
         <w:color w:themeColor="text1" w:val="000000"/>
@@ -10017,6 +10530,7 @@
     </w:tblStylePr>
     <w:tblStylePr w:type="lastRow">
       <w:rPr>
+        <w:rFonts w:eastAsia="黑体"/>
         <w:b/>
         <w:bCs/>
         <w:color w:themeColor="text1" w:val="000000"/>
@@ -10036,6 +10550,7 @@
     </w:tblStylePr>
     <w:tblStylePr w:type="firstCol">
       <w:rPr>
+        <w:rFonts w:eastAsia="黑体"/>
         <w:b/>
         <w:bCs/>
         <w:color w:themeColor="text1" w:val="000000"/>
@@ -10055,6 +10570,7 @@
     </w:tblStylePr>
     <w:tblStylePr w:type="lastCol">
       <w:rPr>
+        <w:rFonts w:eastAsia="黑体"/>
         <w:b w:val="0"/>
         <w:bCs w:val="0"/>
         <w:color w:themeColor="text1" w:val="000000"/>
@@ -10104,7 +10620,7 @@
       <w:spacing w:after="0" w:line="240" w:lineRule="auto"/>
     </w:pPr>
     <w:rPr>
-      <w:rFonts w:asciiTheme="majorHAnsi" w:cstheme="majorBidi" w:eastAsiaTheme="majorEastAsia" w:hAnsiTheme="majorHAnsi"/>
+      <w:rFonts w:asciiTheme="majorHAnsi" w:cstheme="majorBidi" w:hAnsiTheme="majorHAnsi" w:eastAsia="黑体"/>
       <w:color w:themeColor="text1" w:val="000000"/>
     </w:rPr>
     <w:tblPr>
@@ -10131,6 +10647,7 @@
     </w:tcPr>
     <w:tblStylePr w:type="firstRow">
       <w:rPr>
+        <w:rFonts w:eastAsia="黑体"/>
         <w:b/>
         <w:bCs/>
         <w:color w:themeColor="text1" w:val="000000"/>
@@ -10142,6 +10659,7 @@
     </w:tblStylePr>
     <w:tblStylePr w:type="lastRow">
       <w:rPr>
+        <w:rFonts w:eastAsia="黑体"/>
         <w:b/>
         <w:bCs/>
         <w:color w:themeColor="text1" w:val="000000"/>
@@ -10161,6 +10679,7 @@
     </w:tblStylePr>
     <w:tblStylePr w:type="firstCol">
       <w:rPr>
+        <w:rFonts w:eastAsia="黑体"/>
         <w:b/>
         <w:bCs/>
         <w:color w:themeColor="text1" w:val="000000"/>
@@ -10180,6 +10699,7 @@
     </w:tblStylePr>
     <w:tblStylePr w:type="lastCol">
       <w:rPr>
+        <w:rFonts w:eastAsia="黑体"/>
         <w:b w:val="0"/>
         <w:bCs w:val="0"/>
         <w:color w:themeColor="text1" w:val="000000"/>
@@ -10229,7 +10749,7 @@
       <w:spacing w:after="0" w:line="240" w:lineRule="auto"/>
     </w:pPr>
     <w:rPr>
-      <w:rFonts w:asciiTheme="majorHAnsi" w:cstheme="majorBidi" w:eastAsiaTheme="majorEastAsia" w:hAnsiTheme="majorHAnsi"/>
+      <w:rFonts w:asciiTheme="majorHAnsi" w:cstheme="majorBidi" w:hAnsiTheme="majorHAnsi" w:eastAsia="黑体"/>
       <w:color w:themeColor="text1" w:val="000000"/>
     </w:rPr>
     <w:tblPr>
@@ -10256,6 +10776,7 @@
     </w:tcPr>
     <w:tblStylePr w:type="firstRow">
       <w:rPr>
+        <w:rFonts w:eastAsia="黑体"/>
         <w:b/>
         <w:bCs/>
         <w:color w:themeColor="text1" w:val="000000"/>
@@ -10267,6 +10788,7 @@
     </w:tblStylePr>
     <w:tblStylePr w:type="lastRow">
       <w:rPr>
+        <w:rFonts w:eastAsia="黑体"/>
         <w:b/>
         <w:bCs/>
         <w:color w:themeColor="text1" w:val="000000"/>
@@ -10286,6 +10808,7 @@
     </w:tblStylePr>
     <w:tblStylePr w:type="firstCol">
       <w:rPr>
+        <w:rFonts w:eastAsia="黑体"/>
         <w:b/>
         <w:bCs/>
         <w:color w:themeColor="text1" w:val="000000"/>
@@ -10305,6 +10828,7 @@
     </w:tblStylePr>
     <w:tblStylePr w:type="lastCol">
       <w:rPr>
+        <w:rFonts w:eastAsia="黑体"/>
         <w:b w:val="0"/>
         <w:bCs w:val="0"/>
         <w:color w:themeColor="text1" w:val="000000"/>
@@ -10354,7 +10878,7 @@
       <w:spacing w:after="0" w:line="240" w:lineRule="auto"/>
     </w:pPr>
     <w:rPr>
-      <w:rFonts w:asciiTheme="majorHAnsi" w:cstheme="majorBidi" w:eastAsiaTheme="majorEastAsia" w:hAnsiTheme="majorHAnsi"/>
+      <w:rFonts w:asciiTheme="majorHAnsi" w:cstheme="majorBidi" w:hAnsiTheme="majorHAnsi" w:eastAsia="黑体"/>
       <w:color w:themeColor="text1" w:val="000000"/>
     </w:rPr>
     <w:tblPr>
@@ -10381,6 +10905,7 @@
     </w:tcPr>
     <w:tblStylePr w:type="firstRow">
       <w:rPr>
+        <w:rFonts w:eastAsia="黑体"/>
         <w:b/>
         <w:bCs/>
         <w:color w:themeColor="text1" w:val="000000"/>
@@ -10392,6 +10917,7 @@
     </w:tblStylePr>
     <w:tblStylePr w:type="lastRow">
       <w:rPr>
+        <w:rFonts w:eastAsia="黑体"/>
         <w:b/>
         <w:bCs/>
         <w:color w:themeColor="text1" w:val="000000"/>
@@ -10411,6 +10937,7 @@
     </w:tblStylePr>
     <w:tblStylePr w:type="firstCol">
       <w:rPr>
+        <w:rFonts w:eastAsia="黑体"/>
         <w:b/>
         <w:bCs/>
         <w:color w:themeColor="text1" w:val="000000"/>
@@ -10430,6 +10957,7 @@
     </w:tblStylePr>
     <w:tblStylePr w:type="lastCol">
       <w:rPr>
+        <w:rFonts w:eastAsia="黑体"/>
         <w:b w:val="0"/>
         <w:bCs w:val="0"/>
         <w:color w:themeColor="text1" w:val="000000"/>
@@ -10479,7 +11007,7 @@
       <w:spacing w:after="0" w:line="240" w:lineRule="auto"/>
     </w:pPr>
     <w:rPr>
-      <w:rFonts w:asciiTheme="majorHAnsi" w:cstheme="majorBidi" w:eastAsiaTheme="majorEastAsia" w:hAnsiTheme="majorHAnsi"/>
+      <w:rFonts w:asciiTheme="majorHAnsi" w:cstheme="majorBidi" w:hAnsiTheme="majorHAnsi" w:eastAsia="黑体"/>
       <w:color w:themeColor="text1" w:val="000000"/>
     </w:rPr>
     <w:tblPr>
@@ -10506,6 +11034,7 @@
     </w:tcPr>
     <w:tblStylePr w:type="firstRow">
       <w:rPr>
+        <w:rFonts w:eastAsia="黑体"/>
         <w:b/>
         <w:bCs/>
         <w:color w:themeColor="text1" w:val="000000"/>
@@ -10517,6 +11046,7 @@
     </w:tblStylePr>
     <w:tblStylePr w:type="lastRow">
       <w:rPr>
+        <w:rFonts w:eastAsia="黑体"/>
         <w:b/>
         <w:bCs/>
         <w:color w:themeColor="text1" w:val="000000"/>
@@ -10536,6 +11066,7 @@
     </w:tblStylePr>
     <w:tblStylePr w:type="firstCol">
       <w:rPr>
+        <w:rFonts w:eastAsia="黑体"/>
         <w:b/>
         <w:bCs/>
         <w:color w:themeColor="text1" w:val="000000"/>
@@ -10555,6 +11086,7 @@
     </w:tblStylePr>
     <w:tblStylePr w:type="lastCol">
       <w:rPr>
+        <w:rFonts w:eastAsia="黑体"/>
         <w:b w:val="0"/>
         <w:bCs w:val="0"/>
         <w:color w:themeColor="text1" w:val="000000"/>
@@ -10604,7 +11136,7 @@
       <w:spacing w:after="0" w:line="240" w:lineRule="auto"/>
     </w:pPr>
     <w:rPr>
-      <w:rFonts w:asciiTheme="majorHAnsi" w:cstheme="majorBidi" w:eastAsiaTheme="majorEastAsia" w:hAnsiTheme="majorHAnsi"/>
+      <w:rFonts w:asciiTheme="majorHAnsi" w:cstheme="majorBidi" w:hAnsiTheme="majorHAnsi" w:eastAsia="黑体"/>
       <w:color w:themeColor="text1" w:val="000000"/>
     </w:rPr>
     <w:tblPr>
@@ -10631,6 +11163,7 @@
     </w:tcPr>
     <w:tblStylePr w:type="firstRow">
       <w:rPr>
+        <w:rFonts w:eastAsia="黑体"/>
         <w:b/>
         <w:bCs/>
         <w:color w:themeColor="text1" w:val="000000"/>
@@ -10642,6 +11175,7 @@
     </w:tblStylePr>
     <w:tblStylePr w:type="lastRow">
       <w:rPr>
+        <w:rFonts w:eastAsia="黑体"/>
         <w:b/>
         <w:bCs/>
         <w:color w:themeColor="text1" w:val="000000"/>
@@ -10661,6 +11195,7 @@
     </w:tblStylePr>
     <w:tblStylePr w:type="firstCol">
       <w:rPr>
+        <w:rFonts w:eastAsia="黑体"/>
         <w:b/>
         <w:bCs/>
         <w:color w:themeColor="text1" w:val="000000"/>
@@ -10680,6 +11215,7 @@
     </w:tblStylePr>
     <w:tblStylePr w:type="lastCol">
       <w:rPr>
+        <w:rFonts w:eastAsia="黑体"/>
         <w:b w:val="0"/>
         <w:bCs w:val="0"/>
         <w:color w:themeColor="text1" w:val="000000"/>
@@ -10752,6 +11288,7 @@
     </w:tcPr>
     <w:tblStylePr w:type="firstRow">
       <w:rPr>
+        <w:rFonts w:eastAsia="黑体"/>
         <w:b/>
         <w:bCs/>
         <w:i w:val="0"/>
@@ -10773,6 +11310,7 @@
     </w:tblStylePr>
     <w:tblStylePr w:type="lastRow">
       <w:rPr>
+        <w:rFonts w:eastAsia="黑体"/>
         <w:b/>
         <w:bCs/>
         <w:i w:val="0"/>
@@ -10794,6 +11332,7 @@
     </w:tblStylePr>
     <w:tblStylePr w:type="firstCol">
       <w:rPr>
+        <w:rFonts w:eastAsia="黑体"/>
         <w:b/>
         <w:bCs/>
         <w:i w:val="0"/>
@@ -10813,6 +11352,7 @@
     </w:tblStylePr>
     <w:tblStylePr w:type="lastCol">
       <w:rPr>
+        <w:rFonts w:eastAsia="黑体"/>
         <w:b/>
         <w:bCs/>
         <w:i w:val="0"/>
@@ -10893,6 +11433,7 @@
     </w:tcPr>
     <w:tblStylePr w:type="firstRow">
       <w:rPr>
+        <w:rFonts w:eastAsia="黑体"/>
         <w:b/>
         <w:bCs/>
         <w:i w:val="0"/>
@@ -10914,6 +11455,7 @@
     </w:tblStylePr>
     <w:tblStylePr w:type="lastRow">
       <w:rPr>
+        <w:rFonts w:eastAsia="黑体"/>
         <w:b/>
         <w:bCs/>
         <w:i w:val="0"/>
@@ -10935,6 +11477,7 @@
     </w:tblStylePr>
     <w:tblStylePr w:type="firstCol">
       <w:rPr>
+        <w:rFonts w:eastAsia="黑体"/>
         <w:b/>
         <w:bCs/>
         <w:i w:val="0"/>
@@ -10954,6 +11497,7 @@
     </w:tblStylePr>
     <w:tblStylePr w:type="lastCol">
       <w:rPr>
+        <w:rFonts w:eastAsia="黑体"/>
         <w:b/>
         <w:bCs/>
         <w:i w:val="0"/>
@@ -11034,6 +11578,7 @@
     </w:tcPr>
     <w:tblStylePr w:type="firstRow">
       <w:rPr>
+        <w:rFonts w:eastAsia="黑体"/>
         <w:b/>
         <w:bCs/>
         <w:i w:val="0"/>
@@ -11055,6 +11600,7 @@
     </w:tblStylePr>
     <w:tblStylePr w:type="lastRow">
       <w:rPr>
+        <w:rFonts w:eastAsia="黑体"/>
         <w:b/>
         <w:bCs/>
         <w:i w:val="0"/>
@@ -11076,6 +11622,7 @@
     </w:tblStylePr>
     <w:tblStylePr w:type="firstCol">
       <w:rPr>
+        <w:rFonts w:eastAsia="黑体"/>
         <w:b/>
         <w:bCs/>
         <w:i w:val="0"/>
@@ -11095,6 +11642,7 @@
     </w:tblStylePr>
     <w:tblStylePr w:type="lastCol">
       <w:rPr>
+        <w:rFonts w:eastAsia="黑体"/>
         <w:b/>
         <w:bCs/>
         <w:i w:val="0"/>
@@ -11175,6 +11723,7 @@
     </w:tcPr>
     <w:tblStylePr w:type="firstRow">
       <w:rPr>
+        <w:rFonts w:eastAsia="黑体"/>
         <w:b/>
         <w:bCs/>
         <w:i w:val="0"/>
@@ -11196,6 +11745,7 @@
     </w:tblStylePr>
     <w:tblStylePr w:type="lastRow">
       <w:rPr>
+        <w:rFonts w:eastAsia="黑体"/>
         <w:b/>
         <w:bCs/>
         <w:i w:val="0"/>
@@ -11217,6 +11767,7 @@
     </w:tblStylePr>
     <w:tblStylePr w:type="firstCol">
       <w:rPr>
+        <w:rFonts w:eastAsia="黑体"/>
         <w:b/>
         <w:bCs/>
         <w:i w:val="0"/>
@@ -11236,6 +11787,7 @@
     </w:tblStylePr>
     <w:tblStylePr w:type="lastCol">
       <w:rPr>
+        <w:rFonts w:eastAsia="黑体"/>
         <w:b/>
         <w:bCs/>
         <w:i w:val="0"/>
@@ -11316,6 +11868,7 @@
     </w:tcPr>
     <w:tblStylePr w:type="firstRow">
       <w:rPr>
+        <w:rFonts w:eastAsia="黑体"/>
         <w:b/>
         <w:bCs/>
         <w:i w:val="0"/>
@@ -11337,6 +11890,7 @@
     </w:tblStylePr>
     <w:tblStylePr w:type="lastRow">
       <w:rPr>
+        <w:rFonts w:eastAsia="黑体"/>
         <w:b/>
         <w:bCs/>
         <w:i w:val="0"/>
@@ -11358,6 +11912,7 @@
     </w:tblStylePr>
     <w:tblStylePr w:type="firstCol">
       <w:rPr>
+        <w:rFonts w:eastAsia="黑体"/>
         <w:b/>
         <w:bCs/>
         <w:i w:val="0"/>
@@ -11377,6 +11932,7 @@
     </w:tblStylePr>
     <w:tblStylePr w:type="lastCol">
       <w:rPr>
+        <w:rFonts w:eastAsia="黑体"/>
         <w:b/>
         <w:bCs/>
         <w:i w:val="0"/>
@@ -11457,6 +12013,7 @@
     </w:tcPr>
     <w:tblStylePr w:type="firstRow">
       <w:rPr>
+        <w:rFonts w:eastAsia="黑体"/>
         <w:b/>
         <w:bCs/>
         <w:i w:val="0"/>
@@ -11478,6 +12035,7 @@
     </w:tblStylePr>
     <w:tblStylePr w:type="lastRow">
       <w:rPr>
+        <w:rFonts w:eastAsia="黑体"/>
         <w:b/>
         <w:bCs/>
         <w:i w:val="0"/>
@@ -11499,6 +12057,7 @@
     </w:tblStylePr>
     <w:tblStylePr w:type="firstCol">
       <w:rPr>
+        <w:rFonts w:eastAsia="黑体"/>
         <w:b/>
         <w:bCs/>
         <w:i w:val="0"/>
@@ -11518,6 +12077,7 @@
     </w:tblStylePr>
     <w:tblStylePr w:type="lastCol">
       <w:rPr>
+        <w:rFonts w:eastAsia="黑体"/>
         <w:b/>
         <w:bCs/>
         <w:i w:val="0"/>
@@ -11598,6 +12158,7 @@
     </w:tcPr>
     <w:tblStylePr w:type="firstRow">
       <w:rPr>
+        <w:rFonts w:eastAsia="黑体"/>
         <w:b/>
         <w:bCs/>
         <w:i w:val="0"/>
@@ -11619,6 +12180,7 @@
     </w:tblStylePr>
     <w:tblStylePr w:type="lastRow">
       <w:rPr>
+        <w:rFonts w:eastAsia="黑体"/>
         <w:b/>
         <w:bCs/>
         <w:i w:val="0"/>
@@ -11640,6 +12202,7 @@
     </w:tblStylePr>
     <w:tblStylePr w:type="firstCol">
       <w:rPr>
+        <w:rFonts w:eastAsia="黑体"/>
         <w:b/>
         <w:bCs/>
         <w:i w:val="0"/>
@@ -11659,6 +12222,7 @@
     </w:tblStylePr>
     <w:tblStylePr w:type="lastCol">
       <w:rPr>
+        <w:rFonts w:eastAsia="黑体"/>
         <w:b/>
         <w:bCs/>
         <w:i w:val="0"/>
@@ -11716,6 +12280,7 @@
       <w:spacing w:after="0" w:line="240" w:lineRule="auto"/>
     </w:pPr>
     <w:rPr>
+      <w:rFonts w:eastAsia="黑体"/>
       <w:color w:themeColor="background1" w:val="FFFFFF"/>
     </w:rPr>
     <w:tblPr>
@@ -11734,6 +12299,7 @@
     </w:tcPr>
     <w:tblStylePr w:type="firstRow">
       <w:rPr>
+        <w:rFonts w:eastAsia="黑体"/>
         <w:b/>
         <w:bCs/>
       </w:rPr>
@@ -11830,6 +12396,7 @@
       <w:spacing w:after="0" w:line="240" w:lineRule="auto"/>
     </w:pPr>
     <w:rPr>
+      <w:rFonts w:eastAsia="黑体"/>
       <w:color w:themeColor="background1" w:val="FFFFFF"/>
     </w:rPr>
     <w:tblPr>
@@ -11848,6 +12415,7 @@
     </w:tcPr>
     <w:tblStylePr w:type="firstRow">
       <w:rPr>
+        <w:rFonts w:eastAsia="黑体"/>
         <w:b/>
         <w:bCs/>
       </w:rPr>
@@ -11944,6 +12512,7 @@
       <w:spacing w:after="0" w:line="240" w:lineRule="auto"/>
     </w:pPr>
     <w:rPr>
+      <w:rFonts w:eastAsia="黑体"/>
       <w:color w:themeColor="background1" w:val="FFFFFF"/>
     </w:rPr>
     <w:tblPr>
@@ -11962,6 +12531,7 @@
     </w:tcPr>
     <w:tblStylePr w:type="firstRow">
       <w:rPr>
+        <w:rFonts w:eastAsia="黑体"/>
         <w:b/>
         <w:bCs/>
       </w:rPr>
@@ -12058,6 +12628,7 @@
       <w:spacing w:after="0" w:line="240" w:lineRule="auto"/>
     </w:pPr>
     <w:rPr>
+      <w:rFonts w:eastAsia="黑体"/>
       <w:color w:themeColor="background1" w:val="FFFFFF"/>
     </w:rPr>
     <w:tblPr>
@@ -12076,6 +12647,7 @@
     </w:tcPr>
     <w:tblStylePr w:type="firstRow">
       <w:rPr>
+        <w:rFonts w:eastAsia="黑体"/>
         <w:b/>
         <w:bCs/>
       </w:rPr>
@@ -12172,6 +12744,7 @@
       <w:spacing w:after="0" w:line="240" w:lineRule="auto"/>
     </w:pPr>
     <w:rPr>
+      <w:rFonts w:eastAsia="黑体"/>
       <w:color w:themeColor="background1" w:val="FFFFFF"/>
     </w:rPr>
     <w:tblPr>
@@ -12190,6 +12763,7 @@
     </w:tcPr>
     <w:tblStylePr w:type="firstRow">
       <w:rPr>
+        <w:rFonts w:eastAsia="黑体"/>
         <w:b/>
         <w:bCs/>
       </w:rPr>
@@ -12286,6 +12860,7 @@
       <w:spacing w:after="0" w:line="240" w:lineRule="auto"/>
     </w:pPr>
     <w:rPr>
+      <w:rFonts w:eastAsia="黑体"/>
       <w:color w:themeColor="background1" w:val="FFFFFF"/>
     </w:rPr>
     <w:tblPr>
@@ -12304,6 +12879,7 @@
     </w:tcPr>
     <w:tblStylePr w:type="firstRow">
       <w:rPr>
+        <w:rFonts w:eastAsia="黑体"/>
         <w:b/>
         <w:bCs/>
       </w:rPr>
@@ -12400,6 +12976,7 @@
       <w:spacing w:after="0" w:line="240" w:lineRule="auto"/>
     </w:pPr>
     <w:rPr>
+      <w:rFonts w:eastAsia="黑体"/>
       <w:color w:themeColor="background1" w:val="FFFFFF"/>
     </w:rPr>
     <w:tblPr>
@@ -12418,6 +12995,7 @@
     </w:tcPr>
     <w:tblStylePr w:type="firstRow">
       <w:rPr>
+        <w:rFonts w:eastAsia="黑体"/>
         <w:b/>
         <w:bCs/>
       </w:rPr>
@@ -12514,6 +13092,7 @@
       <w:spacing w:after="0" w:line="240" w:lineRule="auto"/>
     </w:pPr>
     <w:rPr>
+      <w:rFonts w:eastAsia="黑体"/>
       <w:color w:themeColor="text1" w:val="000000"/>
     </w:rPr>
     <w:tblPr>
@@ -12540,6 +13119,7 @@
     </w:tcPr>
     <w:tblStylePr w:type="firstRow">
       <w:rPr>
+        <w:rFonts w:eastAsia="黑体"/>
         <w:b/>
         <w:bCs/>
       </w:rPr>
@@ -12558,6 +13138,7 @@
     </w:tblStylePr>
     <w:tblStylePr w:type="lastRow">
       <w:rPr>
+        <w:rFonts w:eastAsia="黑体"/>
         <w:b/>
         <w:bCs/>
         <w:color w:themeColor="background1" w:val="FFFFFF"/>
@@ -12572,6 +13153,7 @@
     </w:tblStylePr>
     <w:tblStylePr w:type="firstCol">
       <w:rPr>
+        <w:rFonts w:eastAsia="黑体"/>
         <w:color w:themeColor="background1" w:val="FFFFFF"/>
       </w:rPr>
       <w:tblPr/>
@@ -12589,6 +13171,7 @@
     </w:tblStylePr>
     <w:tblStylePr w:type="lastCol">
       <w:rPr>
+        <w:rFonts w:eastAsia="黑体"/>
         <w:color w:themeColor="background1" w:val="FFFFFF"/>
       </w:rPr>
       <w:tblPr/>
@@ -12618,11 +13201,13 @@
     </w:tblStylePr>
     <w:tblStylePr w:type="neCell">
       <w:rPr>
+        <w:rFonts w:eastAsia="黑体"/>
         <w:color w:themeColor="text1" w:val="000000"/>
       </w:rPr>
     </w:tblStylePr>
     <w:tblStylePr w:type="nwCell">
       <w:rPr>
+        <w:rFonts w:eastAsia="黑体"/>
         <w:color w:themeColor="text1" w:val="000000"/>
       </w:rPr>
     </w:tblStylePr>
@@ -12636,6 +13221,7 @@
       <w:spacing w:after="0" w:line="240" w:lineRule="auto"/>
     </w:pPr>
     <w:rPr>
+      <w:rFonts w:eastAsia="黑体"/>
       <w:color w:themeColor="text1" w:val="000000"/>
     </w:rPr>
     <w:tblPr>
@@ -12662,6 +13248,7 @@
     </w:tcPr>
     <w:tblStylePr w:type="firstRow">
       <w:rPr>
+        <w:rFonts w:eastAsia="黑体"/>
         <w:b/>
         <w:bCs/>
       </w:rPr>
@@ -12680,6 +13267,7 @@
     </w:tblStylePr>
     <w:tblStylePr w:type="lastRow">
       <w:rPr>
+        <w:rFonts w:eastAsia="黑体"/>
         <w:b/>
         <w:bCs/>
         <w:color w:themeColor="background1" w:val="FFFFFF"/>
@@ -12694,6 +13282,7 @@
     </w:tblStylePr>
     <w:tblStylePr w:type="firstCol">
       <w:rPr>
+        <w:rFonts w:eastAsia="黑体"/>
         <w:color w:themeColor="background1" w:val="FFFFFF"/>
       </w:rPr>
       <w:tblPr/>
@@ -12711,6 +13300,7 @@
     </w:tblStylePr>
     <w:tblStylePr w:type="lastCol">
       <w:rPr>
+        <w:rFonts w:eastAsia="黑体"/>
         <w:color w:themeColor="background1" w:val="FFFFFF"/>
       </w:rPr>
       <w:tblPr/>
@@ -12740,11 +13330,13 @@
     </w:tblStylePr>
     <w:tblStylePr w:type="neCell">
       <w:rPr>
+        <w:rFonts w:eastAsia="黑体"/>
         <w:color w:themeColor="text1" w:val="000000"/>
       </w:rPr>
     </w:tblStylePr>
     <w:tblStylePr w:type="nwCell">
       <w:rPr>
+        <w:rFonts w:eastAsia="黑体"/>
         <w:color w:themeColor="text1" w:val="000000"/>
       </w:rPr>
     </w:tblStylePr>
@@ -12758,6 +13350,7 @@
       <w:spacing w:after="0" w:line="240" w:lineRule="auto"/>
     </w:pPr>
     <w:rPr>
+      <w:rFonts w:eastAsia="黑体"/>
       <w:color w:themeColor="text1" w:val="000000"/>
     </w:rPr>
     <w:tblPr>
@@ -12784,6 +13377,7 @@
     </w:tcPr>
     <w:tblStylePr w:type="firstRow">
       <w:rPr>
+        <w:rFonts w:eastAsia="黑体"/>
         <w:b/>
         <w:bCs/>
       </w:rPr>
@@ -12802,6 +13396,7 @@
     </w:tblStylePr>
     <w:tblStylePr w:type="lastRow">
       <w:rPr>
+        <w:rFonts w:eastAsia="黑体"/>
         <w:b/>
         <w:bCs/>
         <w:color w:themeColor="background1" w:val="FFFFFF"/>
@@ -12816,6 +13411,7 @@
     </w:tblStylePr>
     <w:tblStylePr w:type="firstCol">
       <w:rPr>
+        <w:rFonts w:eastAsia="黑体"/>
         <w:color w:themeColor="background1" w:val="FFFFFF"/>
       </w:rPr>
       <w:tblPr/>
@@ -12833,6 +13429,7 @@
     </w:tblStylePr>
     <w:tblStylePr w:type="lastCol">
       <w:rPr>
+        <w:rFonts w:eastAsia="黑体"/>
         <w:color w:themeColor="background1" w:val="FFFFFF"/>
       </w:rPr>
       <w:tblPr/>
@@ -12862,11 +13459,13 @@
     </w:tblStylePr>
     <w:tblStylePr w:type="neCell">
       <w:rPr>
+        <w:rFonts w:eastAsia="黑体"/>
         <w:color w:themeColor="text1" w:val="000000"/>
       </w:rPr>
     </w:tblStylePr>
     <w:tblStylePr w:type="nwCell">
       <w:rPr>
+        <w:rFonts w:eastAsia="黑体"/>
         <w:color w:themeColor="text1" w:val="000000"/>
       </w:rPr>
     </w:tblStylePr>
@@ -12880,6 +13479,7 @@
       <w:spacing w:after="0" w:line="240" w:lineRule="auto"/>
     </w:pPr>
     <w:rPr>
+      <w:rFonts w:eastAsia="黑体"/>
       <w:color w:themeColor="text1" w:val="000000"/>
     </w:rPr>
     <w:tblPr>
@@ -12906,6 +13506,7 @@
     </w:tcPr>
     <w:tblStylePr w:type="firstRow">
       <w:rPr>
+        <w:rFonts w:eastAsia="黑体"/>
         <w:b/>
         <w:bCs/>
       </w:rPr>
@@ -12924,6 +13525,7 @@
     </w:tblStylePr>
     <w:tblStylePr w:type="lastRow">
       <w:rPr>
+        <w:rFonts w:eastAsia="黑体"/>
         <w:b/>
         <w:bCs/>
         <w:color w:themeColor="background1" w:val="FFFFFF"/>
@@ -12938,6 +13540,7 @@
     </w:tblStylePr>
     <w:tblStylePr w:type="firstCol">
       <w:rPr>
+        <w:rFonts w:eastAsia="黑体"/>
         <w:color w:themeColor="background1" w:val="FFFFFF"/>
       </w:rPr>
       <w:tblPr/>
@@ -12955,6 +13558,7 @@
     </w:tblStylePr>
     <w:tblStylePr w:type="lastCol">
       <w:rPr>
+        <w:rFonts w:eastAsia="黑体"/>
         <w:color w:themeColor="background1" w:val="FFFFFF"/>
       </w:rPr>
       <w:tblPr/>
@@ -12992,6 +13596,7 @@
       <w:spacing w:after="0" w:line="240" w:lineRule="auto"/>
     </w:pPr>
     <w:rPr>
+      <w:rFonts w:eastAsia="黑体"/>
       <w:color w:themeColor="text1" w:val="000000"/>
     </w:rPr>
     <w:tblPr>
@@ -13018,6 +13623,7 @@
     </w:tcPr>
     <w:tblStylePr w:type="firstRow">
       <w:rPr>
+        <w:rFonts w:eastAsia="黑体"/>
         <w:b/>
         <w:bCs/>
       </w:rPr>
@@ -13036,6 +13642,7 @@
     </w:tblStylePr>
     <w:tblStylePr w:type="lastRow">
       <w:rPr>
+        <w:rFonts w:eastAsia="黑体"/>
         <w:b/>
         <w:bCs/>
         <w:color w:themeColor="background1" w:val="FFFFFF"/>
@@ -13050,6 +13657,7 @@
     </w:tblStylePr>
     <w:tblStylePr w:type="firstCol">
       <w:rPr>
+        <w:rFonts w:eastAsia="黑体"/>
         <w:color w:themeColor="background1" w:val="FFFFFF"/>
       </w:rPr>
       <w:tblPr/>
@@ -13067,6 +13675,7 @@
     </w:tblStylePr>
     <w:tblStylePr w:type="lastCol">
       <w:rPr>
+        <w:rFonts w:eastAsia="黑体"/>
         <w:color w:themeColor="background1" w:val="FFFFFF"/>
       </w:rPr>
       <w:tblPr/>
@@ -13096,11 +13705,13 @@
     </w:tblStylePr>
     <w:tblStylePr w:type="neCell">
       <w:rPr>
+        <w:rFonts w:eastAsia="黑体"/>
         <w:color w:themeColor="text1" w:val="000000"/>
       </w:rPr>
     </w:tblStylePr>
     <w:tblStylePr w:type="nwCell">
       <w:rPr>
+        <w:rFonts w:eastAsia="黑体"/>
         <w:color w:themeColor="text1" w:val="000000"/>
       </w:rPr>
     </w:tblStylePr>
@@ -13114,6 +13725,7 @@
       <w:spacing w:after="0" w:line="240" w:lineRule="auto"/>
     </w:pPr>
     <w:rPr>
+      <w:rFonts w:eastAsia="黑体"/>
       <w:color w:themeColor="text1" w:val="000000"/>
     </w:rPr>
     <w:tblPr>
@@ -13140,6 +13752,7 @@
     </w:tcPr>
     <w:tblStylePr w:type="firstRow">
       <w:rPr>
+        <w:rFonts w:eastAsia="黑体"/>
         <w:b/>
         <w:bCs/>
       </w:rPr>
@@ -13158,6 +13771,7 @@
     </w:tblStylePr>
     <w:tblStylePr w:type="lastRow">
       <w:rPr>
+        <w:rFonts w:eastAsia="黑体"/>
         <w:b/>
         <w:bCs/>
         <w:color w:themeColor="background1" w:val="FFFFFF"/>
@@ -13172,6 +13786,7 @@
     </w:tblStylePr>
     <w:tblStylePr w:type="firstCol">
       <w:rPr>
+        <w:rFonts w:eastAsia="黑体"/>
         <w:color w:themeColor="background1" w:val="FFFFFF"/>
       </w:rPr>
       <w:tblPr/>
@@ -13189,6 +13804,7 @@
     </w:tblStylePr>
     <w:tblStylePr w:type="lastCol">
       <w:rPr>
+        <w:rFonts w:eastAsia="黑体"/>
         <w:color w:themeColor="background1" w:val="FFFFFF"/>
       </w:rPr>
       <w:tblPr/>
@@ -13218,11 +13834,13 @@
     </w:tblStylePr>
     <w:tblStylePr w:type="neCell">
       <w:rPr>
+        <w:rFonts w:eastAsia="黑体"/>
         <w:color w:themeColor="text1" w:val="000000"/>
       </w:rPr>
     </w:tblStylePr>
     <w:tblStylePr w:type="nwCell">
       <w:rPr>
+        <w:rFonts w:eastAsia="黑体"/>
         <w:color w:themeColor="text1" w:val="000000"/>
       </w:rPr>
     </w:tblStylePr>
@@ -13236,6 +13854,7 @@
       <w:spacing w:after="0" w:line="240" w:lineRule="auto"/>
     </w:pPr>
     <w:rPr>
+      <w:rFonts w:eastAsia="黑体"/>
       <w:color w:themeColor="text1" w:val="000000"/>
     </w:rPr>
     <w:tblPr>
@@ -13262,6 +13881,7 @@
     </w:tcPr>
     <w:tblStylePr w:type="firstRow">
       <w:rPr>
+        <w:rFonts w:eastAsia="黑体"/>
         <w:b/>
         <w:bCs/>
       </w:rPr>
@@ -13280,6 +13900,7 @@
     </w:tblStylePr>
     <w:tblStylePr w:type="lastRow">
       <w:rPr>
+        <w:rFonts w:eastAsia="黑体"/>
         <w:b/>
         <w:bCs/>
         <w:color w:themeColor="background1" w:val="FFFFFF"/>
@@ -13294,6 +13915,7 @@
     </w:tblStylePr>
     <w:tblStylePr w:type="firstCol">
       <w:rPr>
+        <w:rFonts w:eastAsia="黑体"/>
         <w:color w:themeColor="background1" w:val="FFFFFF"/>
       </w:rPr>
       <w:tblPr/>
@@ -13311,6 +13933,7 @@
     </w:tblStylePr>
     <w:tblStylePr w:type="lastCol">
       <w:rPr>
+        <w:rFonts w:eastAsia="黑体"/>
         <w:color w:themeColor="background1" w:val="FFFFFF"/>
       </w:rPr>
       <w:tblPr/>
@@ -13340,11 +13963,13 @@
     </w:tblStylePr>
     <w:tblStylePr w:type="neCell">
       <w:rPr>
+        <w:rFonts w:eastAsia="黑体"/>
         <w:color w:themeColor="text1" w:val="000000"/>
       </w:rPr>
     </w:tblStylePr>
     <w:tblStylePr w:type="nwCell">
       <w:rPr>
+        <w:rFonts w:eastAsia="黑体"/>
         <w:color w:themeColor="text1" w:val="000000"/>
       </w:rPr>
     </w:tblStylePr>
@@ -13358,6 +13983,7 @@
       <w:spacing w:after="0" w:line="240" w:lineRule="auto"/>
     </w:pPr>
     <w:rPr>
+      <w:rFonts w:eastAsia="黑体"/>
       <w:color w:themeColor="text1" w:val="000000"/>
     </w:rPr>
     <w:tblPr>
@@ -13376,6 +14002,7 @@
     </w:tcPr>
     <w:tblStylePr w:type="firstRow">
       <w:rPr>
+        <w:rFonts w:eastAsia="黑体"/>
         <w:b/>
         <w:bCs/>
         <w:color w:themeColor="background1" w:val="FFFFFF"/>
@@ -13390,6 +14017,7 @@
     </w:tblStylePr>
     <w:tblStylePr w:type="lastRow">
       <w:rPr>
+        <w:rFonts w:eastAsia="黑体"/>
         <w:b/>
         <w:bCs/>
         <w:color w:themeColor="accent2" w:themeShade="CC" w:val="9E3A38"/>
@@ -13404,12 +14032,14 @@
     </w:tblStylePr>
     <w:tblStylePr w:type="firstCol">
       <w:rPr>
+        <w:rFonts w:eastAsia="黑体"/>
         <w:b/>
         <w:bCs/>
       </w:rPr>
     </w:tblStylePr>
     <w:tblStylePr w:type="lastCol">
       <w:rPr>
+        <w:rFonts w:eastAsia="黑体"/>
         <w:b/>
         <w:bCs/>
       </w:rPr>
@@ -13444,6 +14074,7 @@
       <w:spacing w:after="0" w:line="240" w:lineRule="auto"/>
     </w:pPr>
     <w:rPr>
+      <w:rFonts w:eastAsia="黑体"/>
       <w:color w:themeColor="text1" w:val="000000"/>
     </w:rPr>
     <w:tblPr>
@@ -13462,6 +14093,7 @@
     </w:tcPr>
     <w:tblStylePr w:type="firstRow">
       <w:rPr>
+        <w:rFonts w:eastAsia="黑体"/>
         <w:b/>
         <w:bCs/>
         <w:color w:themeColor="background1" w:val="FFFFFF"/>
@@ -13476,6 +14108,7 @@
     </w:tblStylePr>
     <w:tblStylePr w:type="lastRow">
       <w:rPr>
+        <w:rFonts w:eastAsia="黑体"/>
         <w:b/>
         <w:bCs/>
         <w:color w:themeColor="accent2" w:themeShade="CC" w:val="9E3A38"/>
@@ -13490,12 +14123,14 @@
     </w:tblStylePr>
     <w:tblStylePr w:type="firstCol">
       <w:rPr>
+        <w:rFonts w:eastAsia="黑体"/>
         <w:b/>
         <w:bCs/>
       </w:rPr>
     </w:tblStylePr>
     <w:tblStylePr w:type="lastCol">
       <w:rPr>
+        <w:rFonts w:eastAsia="黑体"/>
         <w:b/>
         <w:bCs/>
       </w:rPr>
@@ -13530,6 +14165,7 @@
       <w:spacing w:after="0" w:line="240" w:lineRule="auto"/>
     </w:pPr>
     <w:rPr>
+      <w:rFonts w:eastAsia="黑体"/>
       <w:color w:themeColor="text1" w:val="000000"/>
     </w:rPr>
     <w:tblPr>
@@ -13548,6 +14184,7 @@
     </w:tcPr>
     <w:tblStylePr w:type="firstRow">
       <w:rPr>
+        <w:rFonts w:eastAsia="黑体"/>
         <w:b/>
         <w:bCs/>
         <w:color w:themeColor="background1" w:val="FFFFFF"/>
@@ -13562,6 +14199,7 @@
     </w:tblStylePr>
     <w:tblStylePr w:type="lastRow">
       <w:rPr>
+        <w:rFonts w:eastAsia="黑体"/>
         <w:b/>
         <w:bCs/>
         <w:color w:themeColor="accent2" w:themeShade="CC" w:val="9E3A38"/>
@@ -13576,12 +14214,14 @@
     </w:tblStylePr>
     <w:tblStylePr w:type="firstCol">
       <w:rPr>
+        <w:rFonts w:eastAsia="黑体"/>
         <w:b/>
         <w:bCs/>
       </w:rPr>
     </w:tblStylePr>
     <w:tblStylePr w:type="lastCol">
       <w:rPr>
+        <w:rFonts w:eastAsia="黑体"/>
         <w:b/>
         <w:bCs/>
       </w:rPr>
@@ -13616,6 +14256,7 @@
       <w:spacing w:after="0" w:line="240" w:lineRule="auto"/>
     </w:pPr>
     <w:rPr>
+      <w:rFonts w:eastAsia="黑体"/>
       <w:color w:themeColor="text1" w:val="000000"/>
     </w:rPr>
     <w:tblPr>
@@ -13634,6 +14275,7 @@
     </w:tcPr>
     <w:tblStylePr w:type="firstRow">
       <w:rPr>
+        <w:rFonts w:eastAsia="黑体"/>
         <w:b/>
         <w:bCs/>
         <w:color w:themeColor="background1" w:val="FFFFFF"/>
@@ -13648,6 +14290,7 @@
     </w:tblStylePr>
     <w:tblStylePr w:type="lastRow">
       <w:rPr>
+        <w:rFonts w:eastAsia="黑体"/>
         <w:b/>
         <w:bCs/>
         <w:color w:themeColor="accent4" w:themeShade="CC" w:val="664E82"/>
@@ -13662,12 +14305,14 @@
     </w:tblStylePr>
     <w:tblStylePr w:type="firstCol">
       <w:rPr>
+        <w:rFonts w:eastAsia="黑体"/>
         <w:b/>
         <w:bCs/>
       </w:rPr>
     </w:tblStylePr>
     <w:tblStylePr w:type="lastCol">
       <w:rPr>
+        <w:rFonts w:eastAsia="黑体"/>
         <w:b/>
         <w:bCs/>
       </w:rPr>
@@ -13702,6 +14347,7 @@
       <w:spacing w:after="0" w:line="240" w:lineRule="auto"/>
     </w:pPr>
     <w:rPr>
+      <w:rFonts w:eastAsia="黑体"/>
       <w:color w:themeColor="text1" w:val="000000"/>
     </w:rPr>
     <w:tblPr>
@@ -13720,6 +14366,7 @@
     </w:tcPr>
     <w:tblStylePr w:type="firstRow">
       <w:rPr>
+        <w:rFonts w:eastAsia="黑体"/>
         <w:b/>
         <w:bCs/>
         <w:color w:themeColor="background1" w:val="FFFFFF"/>
@@ -13734,6 +14381,7 @@
     </w:tblStylePr>
     <w:tblStylePr w:type="lastRow">
       <w:rPr>
+        <w:rFonts w:eastAsia="黑体"/>
         <w:b/>
         <w:bCs/>
         <w:color w:themeColor="accent3" w:themeShade="CC" w:val="7E9C40"/>
@@ -13748,12 +14396,14 @@
     </w:tblStylePr>
     <w:tblStylePr w:type="firstCol">
       <w:rPr>
+        <w:rFonts w:eastAsia="黑体"/>
         <w:b/>
         <w:bCs/>
       </w:rPr>
     </w:tblStylePr>
     <w:tblStylePr w:type="lastCol">
       <w:rPr>
+        <w:rFonts w:eastAsia="黑体"/>
         <w:b/>
         <w:bCs/>
       </w:rPr>
@@ -13788,6 +14438,7 @@
       <w:spacing w:after="0" w:line="240" w:lineRule="auto"/>
     </w:pPr>
     <w:rPr>
+      <w:rFonts w:eastAsia="黑体"/>
       <w:color w:themeColor="text1" w:val="000000"/>
     </w:rPr>
     <w:tblPr>
@@ -13806,6 +14457,7 @@
     </w:tcPr>
     <w:tblStylePr w:type="firstRow">
       <w:rPr>
+        <w:rFonts w:eastAsia="黑体"/>
         <w:b/>
         <w:bCs/>
         <w:color w:themeColor="background1" w:val="FFFFFF"/>
@@ -13820,6 +14472,7 @@
     </w:tblStylePr>
     <w:tblStylePr w:type="lastRow">
       <w:rPr>
+        <w:rFonts w:eastAsia="黑体"/>
         <w:b/>
         <w:bCs/>
         <w:color w:themeColor="accent6" w:themeShade="CC" w:val="F2730A"/>
@@ -13834,12 +14487,14 @@
     </w:tblStylePr>
     <w:tblStylePr w:type="firstCol">
       <w:rPr>
+        <w:rFonts w:eastAsia="黑体"/>
         <w:b/>
         <w:bCs/>
       </w:rPr>
     </w:tblStylePr>
     <w:tblStylePr w:type="lastCol">
       <w:rPr>
+        <w:rFonts w:eastAsia="黑体"/>
         <w:b/>
         <w:bCs/>
       </w:rPr>
@@ -13874,6 +14529,7 @@
       <w:spacing w:after="0" w:line="240" w:lineRule="auto"/>
     </w:pPr>
     <w:rPr>
+      <w:rFonts w:eastAsia="黑体"/>
       <w:color w:themeColor="text1" w:val="000000"/>
     </w:rPr>
     <w:tblPr>
@@ -13892,6 +14548,7 @@
     </w:tcPr>
     <w:tblStylePr w:type="firstRow">
       <w:rPr>
+        <w:rFonts w:eastAsia="黑体"/>
         <w:b/>
         <w:bCs/>
         <w:color w:themeColor="background1" w:val="FFFFFF"/>
@@ -13906,6 +14563,7 @@
     </w:tblStylePr>
     <w:tblStylePr w:type="lastRow">
       <w:rPr>
+        <w:rFonts w:eastAsia="黑体"/>
         <w:b/>
         <w:bCs/>
         <w:color w:themeColor="accent5" w:themeShade="CC" w:val="348DA5"/>
@@ -13920,12 +14578,14 @@
     </w:tblStylePr>
     <w:tblStylePr w:type="firstCol">
       <w:rPr>
+        <w:rFonts w:eastAsia="黑体"/>
         <w:b/>
         <w:bCs/>
       </w:rPr>
     </w:tblStylePr>
     <w:tblStylePr w:type="lastCol">
       <w:rPr>
+        <w:rFonts w:eastAsia="黑体"/>
         <w:b/>
         <w:bCs/>
       </w:rPr>
@@ -13960,6 +14620,7 @@
       <w:spacing w:after="0" w:line="240" w:lineRule="auto"/>
     </w:pPr>
     <w:rPr>
+      <w:rFonts w:eastAsia="黑体"/>
       <w:color w:themeColor="text1" w:val="000000"/>
     </w:rPr>
     <w:tblPr>
@@ -13981,6 +14642,7 @@
     </w:tcPr>
     <w:tblStylePr w:type="firstRow">
       <w:rPr>
+        <w:rFonts w:eastAsia="黑体"/>
         <w:b/>
         <w:bCs/>
       </w:rPr>
@@ -13991,6 +14653,7 @@
     </w:tblStylePr>
     <w:tblStylePr w:type="lastRow">
       <w:rPr>
+        <w:rFonts w:eastAsia="黑体"/>
         <w:b/>
         <w:bCs/>
         <w:color w:themeColor="text1" w:val="000000"/>
@@ -14002,6 +14665,7 @@
     </w:tblStylePr>
     <w:tblStylePr w:type="firstCol">
       <w:rPr>
+        <w:rFonts w:eastAsia="黑体"/>
         <w:color w:themeColor="background1" w:val="FFFFFF"/>
       </w:rPr>
       <w:tblPr/>
@@ -14011,6 +14675,7 @@
     </w:tblStylePr>
     <w:tblStylePr w:type="lastCol">
       <w:rPr>
+        <w:rFonts w:eastAsia="黑体"/>
         <w:color w:themeColor="background1" w:val="FFFFFF"/>
       </w:rPr>
       <w:tblPr/>
@@ -14040,6 +14705,7 @@
       <w:spacing w:after="0" w:line="240" w:lineRule="auto"/>
     </w:pPr>
     <w:rPr>
+      <w:rFonts w:eastAsia="黑体"/>
       <w:color w:themeColor="text1" w:val="000000"/>
     </w:rPr>
     <w:tblPr>
@@ -14061,6 +14727,7 @@
     </w:tcPr>
     <w:tblStylePr w:type="firstRow">
       <w:rPr>
+        <w:rFonts w:eastAsia="黑体"/>
         <w:b/>
         <w:bCs/>
       </w:rPr>
@@ -14071,6 +14738,7 @@
     </w:tblStylePr>
     <w:tblStylePr w:type="lastRow">
       <w:rPr>
+        <w:rFonts w:eastAsia="黑体"/>
         <w:b/>
         <w:bCs/>
         <w:color w:themeColor="text1" w:val="000000"/>
@@ -14082,6 +14750,7 @@
     </w:tblStylePr>
     <w:tblStylePr w:type="firstCol">
       <w:rPr>
+        <w:rFonts w:eastAsia="黑体"/>
         <w:color w:themeColor="background1" w:val="FFFFFF"/>
       </w:rPr>
       <w:tblPr/>
@@ -14091,6 +14760,7 @@
     </w:tblStylePr>
     <w:tblStylePr w:type="lastCol">
       <w:rPr>
+        <w:rFonts w:eastAsia="黑体"/>
         <w:color w:themeColor="background1" w:val="FFFFFF"/>
       </w:rPr>
       <w:tblPr/>
@@ -14120,6 +14790,7 @@
       <w:spacing w:after="0" w:line="240" w:lineRule="auto"/>
     </w:pPr>
     <w:rPr>
+      <w:rFonts w:eastAsia="黑体"/>
       <w:color w:themeColor="text1" w:val="000000"/>
     </w:rPr>
     <w:tblPr>
@@ -14141,6 +14812,7 @@
     </w:tcPr>
     <w:tblStylePr w:type="firstRow">
       <w:rPr>
+        <w:rFonts w:eastAsia="黑体"/>
         <w:b/>
         <w:bCs/>
       </w:rPr>
@@ -14151,6 +14823,7 @@
     </w:tblStylePr>
     <w:tblStylePr w:type="lastRow">
       <w:rPr>
+        <w:rFonts w:eastAsia="黑体"/>
         <w:b/>
         <w:bCs/>
         <w:color w:themeColor="text1" w:val="000000"/>
@@ -14162,6 +14835,7 @@
     </w:tblStylePr>
     <w:tblStylePr w:type="firstCol">
       <w:rPr>
+        <w:rFonts w:eastAsia="黑体"/>
         <w:color w:themeColor="background1" w:val="FFFFFF"/>
       </w:rPr>
       <w:tblPr/>
@@ -14171,6 +14845,7 @@
     </w:tblStylePr>
     <w:tblStylePr w:type="lastCol">
       <w:rPr>
+        <w:rFonts w:eastAsia="黑体"/>
         <w:color w:themeColor="background1" w:val="FFFFFF"/>
       </w:rPr>
       <w:tblPr/>
@@ -14200,6 +14875,7 @@
       <w:spacing w:after="0" w:line="240" w:lineRule="auto"/>
     </w:pPr>
     <w:rPr>
+      <w:rFonts w:eastAsia="黑体"/>
       <w:color w:themeColor="text1" w:val="000000"/>
     </w:rPr>
     <w:tblPr>
@@ -14221,6 +14897,7 @@
     </w:tcPr>
     <w:tblStylePr w:type="firstRow">
       <w:rPr>
+        <w:rFonts w:eastAsia="黑体"/>
         <w:b/>
         <w:bCs/>
       </w:rPr>
@@ -14231,6 +14908,7 @@
     </w:tblStylePr>
     <w:tblStylePr w:type="lastRow">
       <w:rPr>
+        <w:rFonts w:eastAsia="黑体"/>
         <w:b/>
         <w:bCs/>
         <w:color w:themeColor="text1" w:val="000000"/>
@@ -14242,6 +14920,7 @@
     </w:tblStylePr>
     <w:tblStylePr w:type="firstCol">
       <w:rPr>
+        <w:rFonts w:eastAsia="黑体"/>
         <w:color w:themeColor="background1" w:val="FFFFFF"/>
       </w:rPr>
       <w:tblPr/>
@@ -14251,6 +14930,7 @@
     </w:tblStylePr>
     <w:tblStylePr w:type="lastCol">
       <w:rPr>
+        <w:rFonts w:eastAsia="黑体"/>
         <w:color w:themeColor="background1" w:val="FFFFFF"/>
       </w:rPr>
       <w:tblPr/>
@@ -14280,6 +14960,7 @@
       <w:spacing w:after="0" w:line="240" w:lineRule="auto"/>
     </w:pPr>
     <w:rPr>
+      <w:rFonts w:eastAsia="黑体"/>
       <w:color w:themeColor="text1" w:val="000000"/>
     </w:rPr>
     <w:tblPr>
@@ -14301,6 +14982,7 @@
     </w:tcPr>
     <w:tblStylePr w:type="firstRow">
       <w:rPr>
+        <w:rFonts w:eastAsia="黑体"/>
         <w:b/>
         <w:bCs/>
       </w:rPr>
@@ -14311,6 +14993,7 @@
     </w:tblStylePr>
     <w:tblStylePr w:type="lastRow">
       <w:rPr>
+        <w:rFonts w:eastAsia="黑体"/>
         <w:b/>
         <w:bCs/>
         <w:color w:themeColor="text1" w:val="000000"/>
@@ -14322,6 +15005,7 @@
     </w:tblStylePr>
     <w:tblStylePr w:type="firstCol">
       <w:rPr>
+        <w:rFonts w:eastAsia="黑体"/>
         <w:color w:themeColor="background1" w:val="FFFFFF"/>
       </w:rPr>
       <w:tblPr/>
@@ -14331,6 +15015,7 @@
     </w:tblStylePr>
     <w:tblStylePr w:type="lastCol">
       <w:rPr>
+        <w:rFonts w:eastAsia="黑体"/>
         <w:color w:themeColor="background1" w:val="FFFFFF"/>
       </w:rPr>
       <w:tblPr/>
@@ -14360,6 +15045,7 @@
       <w:spacing w:after="0" w:line="240" w:lineRule="auto"/>
     </w:pPr>
     <w:rPr>
+      <w:rFonts w:eastAsia="黑体"/>
       <w:color w:themeColor="text1" w:val="000000"/>
     </w:rPr>
     <w:tblPr>
@@ -14381,6 +15067,7 @@
     </w:tcPr>
     <w:tblStylePr w:type="firstRow">
       <w:rPr>
+        <w:rFonts w:eastAsia="黑体"/>
         <w:b/>
         <w:bCs/>
       </w:rPr>
@@ -14391,6 +15078,7 @@
     </w:tblStylePr>
     <w:tblStylePr w:type="lastRow">
       <w:rPr>
+        <w:rFonts w:eastAsia="黑体"/>
         <w:b/>
         <w:bCs/>
         <w:color w:themeColor="text1" w:val="000000"/>
@@ -14402,6 +15090,7 @@
     </w:tblStylePr>
     <w:tblStylePr w:type="firstCol">
       <w:rPr>
+        <w:rFonts w:eastAsia="黑体"/>
         <w:color w:themeColor="background1" w:val="FFFFFF"/>
       </w:rPr>
       <w:tblPr/>
@@ -14411,6 +15100,7 @@
     </w:tblStylePr>
     <w:tblStylePr w:type="lastCol">
       <w:rPr>
+        <w:rFonts w:eastAsia="黑体"/>
         <w:color w:themeColor="background1" w:val="FFFFFF"/>
       </w:rPr>
       <w:tblPr/>
@@ -14440,6 +15130,7 @@
       <w:spacing w:after="0" w:line="240" w:lineRule="auto"/>
     </w:pPr>
     <w:rPr>
+      <w:rFonts w:eastAsia="黑体"/>
       <w:color w:themeColor="text1" w:val="000000"/>
     </w:rPr>
     <w:tblPr>
@@ -14461,6 +15152,7 @@
     </w:tcPr>
     <w:tblStylePr w:type="firstRow">
       <w:rPr>
+        <w:rFonts w:eastAsia="黑体"/>
         <w:b/>
         <w:bCs/>
       </w:rPr>
@@ -14471,6 +15163,7 @@
     </w:tblStylePr>
     <w:tblStylePr w:type="lastRow">
       <w:rPr>
+        <w:rFonts w:eastAsia="黑体"/>
         <w:b/>
         <w:bCs/>
         <w:color w:themeColor="text1" w:val="000000"/>
@@ -14482,6 +15175,7 @@
     </w:tblStylePr>
     <w:tblStylePr w:type="firstCol">
       <w:rPr>
+        <w:rFonts w:eastAsia="黑体"/>
         <w:color w:themeColor="background1" w:val="FFFFFF"/>
       </w:rPr>
       <w:tblPr/>
@@ -14491,6 +15185,7 @@
     </w:tblStylePr>
     <w:tblStylePr w:type="lastCol">
       <w:rPr>
+        <w:rFonts w:eastAsia="黑体"/>
         <w:color w:themeColor="background1" w:val="FFFFFF"/>
       </w:rPr>
       <w:tblPr/>
@@ -14523,6 +15218,7 @@
     <w:name w:val="KeywordTok"/>
     <w:basedOn w:val="VerbatimChar"/>
     <w:rPr>
+      <w:rFonts w:eastAsia="黑体"/>
       <w:b/>
       <w:color w:val="007020"/>
     </w:rPr>
@@ -14531,6 +15227,7 @@
     <w:name w:val="DataTypeTok"/>
     <w:basedOn w:val="VerbatimChar"/>
     <w:rPr>
+      <w:rFonts w:eastAsia="黑体"/>
       <w:color w:val="902000"/>
     </w:rPr>
   </w:style>
@@ -14538,6 +15235,7 @@
     <w:name w:val="DecValTok"/>
     <w:basedOn w:val="VerbatimChar"/>
     <w:rPr>
+      <w:rFonts w:eastAsia="黑体"/>
       <w:color w:val="40a070"/>
     </w:rPr>
   </w:style>
@@ -14545,6 +15243,7 @@
     <w:name w:val="BaseNTok"/>
     <w:basedOn w:val="VerbatimChar"/>
     <w:rPr>
+      <w:rFonts w:eastAsia="黑体"/>
       <w:color w:val="40a070"/>
     </w:rPr>
   </w:style>
@@ -14552,6 +15251,7 @@
     <w:name w:val="FloatTok"/>
     <w:basedOn w:val="VerbatimChar"/>
     <w:rPr>
+      <w:rFonts w:eastAsia="黑体"/>
       <w:color w:val="40a070"/>
     </w:rPr>
   </w:style>
@@ -14559,6 +15259,7 @@
     <w:name w:val="ConstantTok"/>
     <w:basedOn w:val="VerbatimChar"/>
     <w:rPr>
+      <w:rFonts w:eastAsia="黑体"/>
       <w:color w:val="880000"/>
     </w:rPr>
   </w:style>
@@ -14566,6 +15267,7 @@
     <w:name w:val="CharTok"/>
     <w:basedOn w:val="VerbatimChar"/>
     <w:rPr>
+      <w:rFonts w:eastAsia="黑体"/>
       <w:color w:val="4070a0"/>
     </w:rPr>
   </w:style>
@@ -14573,6 +15275,7 @@
     <w:name w:val="SpecialCharTok"/>
     <w:basedOn w:val="VerbatimChar"/>
     <w:rPr>
+      <w:rFonts w:eastAsia="黑体"/>
       <w:color w:val="4070a0"/>
     </w:rPr>
   </w:style>
@@ -14580,6 +15283,7 @@
     <w:name w:val="StringTok"/>
     <w:basedOn w:val="VerbatimChar"/>
     <w:rPr>
+      <w:rFonts w:eastAsia="黑体"/>
       <w:color w:val="4070a0"/>
     </w:rPr>
   </w:style>
@@ -14587,6 +15291,7 @@
     <w:name w:val="VerbatimStringTok"/>
     <w:basedOn w:val="VerbatimChar"/>
     <w:rPr>
+      <w:rFonts w:eastAsia="黑体"/>
       <w:color w:val="4070a0"/>
     </w:rPr>
   </w:style>
@@ -14594,6 +15299,7 @@
     <w:name w:val="SpecialStringTok"/>
     <w:basedOn w:val="VerbatimChar"/>
     <w:rPr>
+      <w:rFonts w:eastAsia="黑体"/>
       <w:color w:val="bb6688"/>
     </w:rPr>
   </w:style>
@@ -14601,6 +15307,7 @@
     <w:name w:val="ImportTok"/>
     <w:basedOn w:val="VerbatimChar"/>
     <w:rPr>
+      <w:rFonts w:eastAsia="黑体"/>
       <w:b/>
       <w:color w:val="008000"/>
     </w:rPr>
@@ -14609,6 +15316,7 @@
     <w:name w:val="CommentTok"/>
     <w:basedOn w:val="VerbatimChar"/>
     <w:rPr>
+      <w:rFonts w:eastAsia="黑体"/>
       <w:i/>
       <w:color w:val="60a0b0"/>
     </w:rPr>
@@ -14617,6 +15325,7 @@
     <w:name w:val="DocumentationTok"/>
     <w:basedOn w:val="VerbatimChar"/>
     <w:rPr>
+      <w:rFonts w:eastAsia="黑体"/>
       <w:i/>
       <w:color w:val="ba2121"/>
     </w:rPr>
@@ -14625,6 +15334,7 @@
     <w:name w:val="AnnotationTok"/>
     <w:basedOn w:val="VerbatimChar"/>
     <w:rPr>
+      <w:rFonts w:eastAsia="黑体"/>
       <w:b/>
       <w:i/>
       <w:color w:val="60a0b0"/>
@@ -14634,6 +15344,7 @@
     <w:name w:val="CommentVarTok"/>
     <w:basedOn w:val="VerbatimChar"/>
     <w:rPr>
+      <w:rFonts w:eastAsia="黑体"/>
       <w:b/>
       <w:i/>
       <w:color w:val="60a0b0"/>
@@ -14643,6 +15354,7 @@
     <w:name w:val="OtherTok"/>
     <w:basedOn w:val="VerbatimChar"/>
     <w:rPr>
+      <w:rFonts w:eastAsia="黑体"/>
       <w:color w:val="007020"/>
     </w:rPr>
   </w:style>
@@ -14650,6 +15362,7 @@
     <w:name w:val="FunctionTok"/>
     <w:basedOn w:val="VerbatimChar"/>
     <w:rPr>
+      <w:rFonts w:eastAsia="黑体"/>
       <w:color w:val="06287e"/>
     </w:rPr>
   </w:style>
@@ -14657,6 +15370,7 @@
     <w:name w:val="VariableTok"/>
     <w:basedOn w:val="VerbatimChar"/>
     <w:rPr>
+      <w:rFonts w:eastAsia="黑体"/>
       <w:color w:val="19177c"/>
     </w:rPr>
   </w:style>
@@ -14664,6 +15378,7 @@
     <w:name w:val="ControlFlowTok"/>
     <w:basedOn w:val="VerbatimChar"/>
     <w:rPr>
+      <w:rFonts w:eastAsia="黑体"/>
       <w:b/>
       <w:color w:val="007020"/>
     </w:rPr>
@@ -14672,6 +15387,7 @@
     <w:name w:val="OperatorTok"/>
     <w:basedOn w:val="VerbatimChar"/>
     <w:rPr>
+      <w:rFonts w:eastAsia="黑体"/>
       <w:color w:val="666666"/>
     </w:rPr>
   </w:style>
@@ -14679,18 +15395,22 @@
     <w:name w:val="BuiltInTok"/>
     <w:basedOn w:val="VerbatimChar"/>
     <w:rPr>
+      <w:rFonts w:eastAsia="黑体"/>
       <w:color w:val="008000"/>
     </w:rPr>
   </w:style>
   <w:style w:type="character" w:customStyle="1" w:styleId="ExtensionTok">
     <w:name w:val="ExtensionTok"/>
     <w:basedOn w:val="VerbatimChar"/>
-    <w:rPr/>
+    <w:rPr>
+      <w:rFonts w:eastAsia="黑体"/>
+    </w:rPr>
   </w:style>
   <w:style w:type="character" w:customStyle="1" w:styleId="PreprocessorTok">
     <w:name w:val="PreprocessorTok"/>
     <w:basedOn w:val="VerbatimChar"/>
     <w:rPr>
+      <w:rFonts w:eastAsia="黑体"/>
       <w:color w:val="bc7a00"/>
     </w:rPr>
   </w:style>
@@ -14698,18 +15418,22 @@
     <w:name w:val="AttributeTok"/>
     <w:basedOn w:val="VerbatimChar"/>
     <w:rPr>
+      <w:rFonts w:eastAsia="黑体"/>
       <w:color w:val="7d9029"/>
     </w:rPr>
   </w:style>
   <w:style w:type="character" w:customStyle="1" w:styleId="RegionMarkerTok">
     <w:name w:val="RegionMarkerTok"/>
     <w:basedOn w:val="VerbatimChar"/>
-    <w:rPr/>
+    <w:rPr>
+      <w:rFonts w:eastAsia="黑体"/>
+    </w:rPr>
   </w:style>
   <w:style w:type="character" w:customStyle="1" w:styleId="InformationTok">
     <w:name w:val="InformationTok"/>
     <w:basedOn w:val="VerbatimChar"/>
     <w:rPr>
+      <w:rFonts w:eastAsia="黑体"/>
       <w:b/>
       <w:i/>
       <w:color w:val="60a0b0"/>
@@ -14719,6 +15443,7 @@
     <w:name w:val="WarningTok"/>
     <w:basedOn w:val="VerbatimChar"/>
     <w:rPr>
+      <w:rFonts w:eastAsia="黑体"/>
       <w:b/>
       <w:i/>
       <w:color w:val="60a0b0"/>
@@ -14728,6 +15453,7 @@
     <w:name w:val="AlertTok"/>
     <w:basedOn w:val="VerbatimChar"/>
     <w:rPr>
+      <w:rFonts w:eastAsia="黑体"/>
       <w:b/>
       <w:color w:val="ff0000"/>
     </w:rPr>
@@ -14736,6 +15462,7 @@
     <w:name w:val="ErrorTok"/>
     <w:basedOn w:val="VerbatimChar"/>
     <w:rPr>
+      <w:rFonts w:eastAsia="黑体"/>
       <w:b/>
       <w:color w:val="ff0000"/>
     </w:rPr>
@@ -14743,7 +15470,9 @@
   <w:style w:type="character" w:customStyle="1" w:styleId="NormalTok">
     <w:name w:val="NormalTok"/>
     <w:basedOn w:val="VerbatimChar"/>
-    <w:rPr/>
+    <w:rPr>
+      <w:rFonts w:eastAsia="黑体"/>
+    </w:rPr>
   </w:style>
 </w:styles>
 </file>
@@ -14792,12 +15521,12 @@
     <a:fontScheme name="Office">
       <a:majorFont>
         <a:latin typeface="Calibri"/>
-        <a:ea typeface=""/>
+        <a:ea typeface="黑体"/>
         <a:cs typeface=""/>
         <a:font script="Jpan" typeface="ＭＳ ゴシック"/>
         <a:font script="Hang" typeface="맑은 고딕"/>
-        <a:font script="Hans" typeface="宋体"/>
-        <a:font script="Hant" typeface="新細明體"/>
+        <a:font script="Hans" typeface="黑体"/>
+        <a:font script="Hant" typeface="黑体"/>
         <a:font script="Arab" typeface="Times New Roman"/>
         <a:font script="Hebr" typeface="Times New Roman"/>
         <a:font script="Thai" typeface="Angsana New"/>
@@ -14827,12 +15556,12 @@
       </a:majorFont>
       <a:minorFont>
         <a:latin typeface="Cambria"/>
-        <a:ea typeface=""/>
+        <a:ea typeface="黑体"/>
         <a:cs typeface=""/>
         <a:font script="Jpan" typeface="ＭＳ 明朝"/>
         <a:font script="Hang" typeface="맑은 고딕"/>
-        <a:font script="Hans" typeface="宋体"/>
-        <a:font script="Hant" typeface="新細明體"/>
+        <a:font script="Hans" typeface="黑体"/>
+        <a:font script="Hant" typeface="黑体"/>
         <a:font script="Arab" typeface="Arial"/>
         <a:font script="Hebr" typeface="Arial"/>
         <a:font script="Thai" typeface="Cordia New"/>

--- a/05-数字电路/03-单片机及嵌入式接口/USB接口电路/USB接口电路.docx
+++ b/05-数字电路/03-单片机及嵌入式接口/USB接口电路/USB接口电路.docx
@@ -2450,7 +2450,7 @@
           <w:color w:val="555555"/>
           <w:sz w:val="21"/>
         </w:rPr>
-        <w:t>材料收集者：杜文杰，WX手机：19519196569，QQ:3478827729</w:t>
+        <w:t>材料收集者：杜文杰，微信/手机：19519196569，QQ:3478827729</w:t>
       </w:r>
     </w:p>
     <w:sectPr>
